--- a/database/seeders/templates/partner-documents/Don_yeu_cau_thay_doi_vi_tri_cum_san_SportGo.docx
+++ b/database/seeders/templates/partner-documents/Don_yeu_cau_thay_doi_vi_tri_cum_san_SportGo.docx
@@ -4,755 +4,1449 @@
   <w:body>
     <w:p>
       <w:pPr>
-        <w:spacing w:before="0" w:after="0" w:line="259" w:lineRule="auto"/>
+        <w:spacing w:before="0" w:after="0" w:line="276" w:lineRule="auto"/>
         <w:jc w:val="center"/>
       </w:pPr>
       <w:r>
         <w:rPr>
-          <w:rFonts w:ascii="Times New Roman" w:hAnsi="Times New Roman" w:eastAsia="Times New Roman"/>
-          <w:b/>
+          <w:rFonts w:ascii="Times New Roman" w:hAnsi="Times New Roman" w:eastAsia="Times New Roman" w:cs="Times New Roman"/>
+          <w:b w:val="1"/>
           <w:i w:val="0"/>
           <w:sz w:val="26"/>
           <w:u w:val="none"/>
+          <w:color w:val="000000"/>
+          <w:szCs w:val="26"/>
         </w:rPr>
         <w:t>CỘNG HÒA XÃ HỘI CHỦ NGHĨA VIỆT NAM</w:t>
       </w:r>
     </w:p>
     <w:p>
       <w:pPr>
-        <w:spacing w:before="0" w:after="0" w:line="259" w:lineRule="auto"/>
+        <w:spacing w:before="0" w:after="0" w:line="276" w:lineRule="auto"/>
         <w:jc w:val="center"/>
       </w:pPr>
       <w:r>
         <w:rPr>
-          <w:rFonts w:ascii="Times New Roman" w:hAnsi="Times New Roman" w:eastAsia="Times New Roman"/>
-          <w:b/>
+          <w:rFonts w:ascii="Times New Roman" w:hAnsi="Times New Roman" w:eastAsia="Times New Roman" w:cs="Times New Roman"/>
+          <w:b w:val="1"/>
           <w:i w:val="0"/>
-          <w:sz w:val="26"/>
+          <w:sz w:val="28"/>
           <w:u w:val="none"/>
+          <w:color w:val="000000"/>
+          <w:szCs w:val="28"/>
         </w:rPr>
         <w:t>Độc lập - Tự do - Hạnh phúc</w:t>
       </w:r>
     </w:p>
     <w:p>
       <w:pPr>
-        <w:spacing w:before="0" w:after="120" w:line="259" w:lineRule="auto"/>
+        <w:spacing w:before="0" w:after="0" w:line="276" w:lineRule="auto"/>
         <w:jc w:val="center"/>
       </w:pPr>
       <w:r>
         <w:rPr>
-          <w:rFonts w:ascii="Times New Roman" w:hAnsi="Times New Roman" w:eastAsia="Times New Roman"/>
+          <w:rFonts w:ascii="Times New Roman" w:hAnsi="Times New Roman" w:eastAsia="Times New Roman" w:cs="Times New Roman"/>
           <w:b w:val="0"/>
           <w:i w:val="0"/>
           <w:sz w:val="26"/>
           <w:u w:val="none"/>
+          <w:color w:val="000000"/>
+          <w:szCs w:val="26"/>
         </w:rPr>
         <w:t>----------------</w:t>
       </w:r>
     </w:p>
     <w:p>
       <w:pPr>
-        <w:spacing w:before="0" w:after="160" w:line="259" w:lineRule="auto"/>
+        <w:spacing w:before="0" w:after="120" w:line="300" w:lineRule="exact"/>
         <w:jc w:val="right"/>
       </w:pPr>
       <w:r>
         <w:rPr>
-          <w:rFonts w:ascii="Times New Roman" w:hAnsi="Times New Roman" w:eastAsia="Times New Roman"/>
+          <w:rFonts w:ascii="Times New Roman" w:hAnsi="Times New Roman" w:eastAsia="Times New Roman" w:cs="Times New Roman"/>
           <w:b w:val="0"/>
           <w:i/>
           <w:sz w:val="26"/>
           <w:u w:val="none"/>
+          <w:color w:val="000000"/>
+          <w:szCs w:val="26"/>
         </w:rPr>
         <w:t>………, ngày …… tháng …… năm ……</w:t>
       </w:r>
     </w:p>
     <w:p>
       <w:pPr>
-        <w:spacing w:before="40" w:after="40" w:line="259" w:lineRule="auto"/>
+        <w:spacing w:before="0" w:after="0" w:line="276" w:lineRule="auto"/>
         <w:jc w:val="center"/>
       </w:pPr>
       <w:r>
         <w:rPr>
-          <w:rFonts w:ascii="Times New Roman" w:hAnsi="Times New Roman" w:eastAsia="Times New Roman"/>
-          <w:b/>
+          <w:rFonts w:ascii="Times New Roman" w:hAnsi="Times New Roman" w:eastAsia="Times New Roman" w:cs="Times New Roman"/>
+          <w:b w:val="1"/>
           <w:i w:val="0"/>
           <w:sz w:val="28"/>
           <w:u w:val="none"/>
+          <w:color w:val="000000"/>
+          <w:szCs w:val="28"/>
         </w:rPr>
         <w:t>ĐƠN YÊU CẦU THAY ĐỔI VỊ TRÍ CỤM SÂN</w:t>
       </w:r>
     </w:p>
     <w:p>
       <w:pPr>
-        <w:spacing w:before="0" w:after="160" w:line="259" w:lineRule="auto"/>
-        <w:jc w:val="center"/>
+        <w:spacing w:before="0" w:after="0" w:line="276" w:lineRule="auto"/>
       </w:pPr>
       <w:r>
         <w:rPr>
-          <w:rFonts w:ascii="Times New Roman" w:hAnsi="Times New Roman" w:eastAsia="Times New Roman"/>
-          <w:b w:val="0"/>
-          <w:i/>
-          <w:sz w:val="24"/>
-          <w:u w:val="none"/>
-        </w:rPr>
-        <w:t>(Dùng cho chủ sân/đối tác gửi yêu cầu thay đổi thông tin cụm sân trên SportGo)</w:t>
-      </w:r>
-    </w:p>
-    <w:p>
-      <w:pPr>
-        <w:spacing w:before="0" w:after="120" w:line="259" w:lineRule="auto"/>
-      </w:pPr>
-      <w:r>
-        <w:rPr>
-          <w:rFonts w:ascii="Times New Roman" w:hAnsi="Times New Roman" w:eastAsia="Times New Roman"/>
+          <w:rFonts w:ascii="Times New Roman" w:hAnsi="Times New Roman" w:eastAsia="Times New Roman" w:cs="Times New Roman"/>
           <w:b/>
           <w:i w:val="0"/>
           <w:sz w:val="26"/>
           <w:u w:val="none"/>
+          <w:color w:val="000000"/>
+          <w:szCs w:val="26"/>
         </w:rPr>
         <w:t>Kính gửi: Công ty/Đơn vị vận hành nền tảng SportGo</w:t>
       </w:r>
     </w:p>
     <w:p>
       <w:pPr>
-        <w:spacing w:before="0" w:after="60" w:line="259" w:lineRule="auto"/>
+        <w:spacing w:before="0" w:after="120" w:line="300" w:lineRule="exact"/>
         <w:ind w:firstLine="567"/>
+        <w:jc w:val="both"/>
       </w:pPr>
       <w:r>
         <w:rPr>
-          <w:rFonts w:ascii="Times New Roman" w:hAnsi="Times New Roman" w:eastAsia="Times New Roman"/>
+          <w:rFonts w:ascii="Times New Roman" w:hAnsi="Times New Roman" w:eastAsia="Times New Roman" w:cs="Times New Roman"/>
           <w:b w:val="0"/>
           <w:i w:val="0"/>
           <w:sz w:val="26"/>
           <w:u w:val="none"/>
+          <w:color w:val="000000"/>
+          <w:szCs w:val="26"/>
         </w:rPr>
         <w:t>Tôi/Chúng tôi là chủ sân/đối tác đang hợp tác với SportGo, nay lập đơn này đề nghị SportGo xem xét, tiếp nhận và xử lý yêu cầu thay đổi vị trí/địa chỉ cụm sân trên hệ thống.</w:t>
       </w:r>
     </w:p>
     <w:p>
       <w:pPr>
-        <w:spacing w:before="80" w:after="40" w:line="259" w:lineRule="auto"/>
+        <w:spacing w:before="0" w:after="0" w:line="276" w:lineRule="auto"/>
+        <w:jc w:val="left"/>
       </w:pPr>
       <w:r>
         <w:rPr>
-          <w:rFonts w:ascii="Times New Roman" w:hAnsi="Times New Roman" w:eastAsia="Times New Roman"/>
-          <w:b/>
+          <w:rFonts w:ascii="Times New Roman" w:hAnsi="Times New Roman" w:eastAsia="Times New Roman" w:cs="Times New Roman"/>
+          <w:b w:val="1"/>
           <w:i w:val="0"/>
           <w:sz w:val="26"/>
           <w:u w:val="none"/>
+          <w:color w:val="000000"/>
+          <w:szCs w:val="26"/>
         </w:rPr>
         <w:t>1. Thông tin chủ sân/đối tác</w:t>
       </w:r>
     </w:p>
+    <w:tbl>
+      <w:tblPr>
+        <w:tblW w:w="9000" w:type="dxa"/>
+        <w:tblInd w:w="0" w:type="dxa"/>
+        <w:tblLayout w:type="fixed"/>
+        <w:tblCellMar>
+          <w:top w:w="60" w:type="dxa"/>
+          <w:left w:w="90" w:type="dxa"/>
+          <w:bottom w:w="60" w:type="dxa"/>
+          <w:right w:w="90" w:type="dxa"/>
+        </w:tblCellMar>
+        <w:tblBorders>
+          <w:top w:val="single" w:sz="4" w:space="0" w:color="000000"/>
+          <w:left w:val="single" w:sz="4" w:space="0" w:color="000000"/>
+          <w:bottom w:val="single" w:sz="4" w:space="0" w:color="000000"/>
+          <w:right w:val="single" w:sz="4" w:space="0" w:color="000000"/>
+          <w:insideH w:val="single" w:sz="4" w:space="0" w:color="000000"/>
+          <w:insideV w:val="single" w:sz="4" w:space="0" w:color="000000"/>
+        </w:tblBorders>
+      </w:tblPr>
+      <w:tblGrid>
+        <w:gridCol w:w="2700"/>
+        <w:gridCol w:w="6300"/>
+      </w:tblGrid>
+      <w:tr>
+        <w:trPr>
+          <w:cantSplit/>
+        </w:trPr>
+        <w:tc>
+          <w:tcPr>
+            <w:tcW w:w="2700" w:type="dxa"/>
+            <w:vAlign w:val="center"/>
+          </w:tcPr>
+          <w:p>
+            <w:pPr>
+              <w:spacing w:before="0" w:after="0" w:line="276" w:lineRule="auto"/>
+              <w:jc w:val="left"/>
+            </w:pPr>
+            <w:r>
+              <w:rPr>
+                <w:rFonts w:ascii="Times New Roman" w:hAnsi="Times New Roman" w:eastAsia="Times New Roman" w:cs="Times New Roman"/>
+                <w:color w:val="000000"/>
+                <w:sz w:val="26"/>
+                <w:szCs w:val="26"/>
+                <w:b w:val="1"/>
+              </w:rPr>
+              <w:t xml:space="preserve">Họ tên/Tên tổ chức</w:t>
+            </w:r>
+          </w:p>
+        </w:tc>
+        <w:tc>
+          <w:tcPr>
+            <w:tcW w:w="6300" w:type="dxa"/>
+            <w:vAlign w:val="center"/>
+          </w:tcPr>
+          <w:p>
+            <w:pPr>
+              <w:spacing w:before="0" w:after="0" w:line="276" w:lineRule="auto"/>
+              <w:jc w:val="left"/>
+            </w:pPr>
+            <w:r>
+              <w:rPr>
+                <w:rFonts w:ascii="Times New Roman" w:hAnsi="Times New Roman" w:eastAsia="Times New Roman" w:cs="Times New Roman"/>
+                <w:color w:val="000000"/>
+                <w:sz w:val="26"/>
+                <w:szCs w:val="26"/>
+                <w:b w:val="0"/>
+              </w:rPr>
+              <w:t xml:space="preserve">........................................................................................................</w:t>
+            </w:r>
+          </w:p>
+        </w:tc>
+      </w:tr>
+      <w:tr>
+        <w:trPr>
+          <w:cantSplit/>
+        </w:trPr>
+        <w:tc>
+          <w:tcPr>
+            <w:tcW w:w="2700" w:type="dxa"/>
+            <w:vAlign w:val="center"/>
+          </w:tcPr>
+          <w:p>
+            <w:pPr>
+              <w:spacing w:before="0" w:after="0" w:line="276" w:lineRule="auto"/>
+              <w:jc w:val="left"/>
+            </w:pPr>
+            <w:r>
+              <w:rPr>
+                <w:rFonts w:ascii="Times New Roman" w:hAnsi="Times New Roman" w:eastAsia="Times New Roman" w:cs="Times New Roman"/>
+                <w:color w:val="000000"/>
+                <w:sz w:val="26"/>
+                <w:szCs w:val="26"/>
+                <w:b w:val="1"/>
+              </w:rPr>
+              <w:t xml:space="preserve">Số CCCD/CMND/Hộ chiếu hoặc mã số kinh doanh</w:t>
+            </w:r>
+          </w:p>
+        </w:tc>
+        <w:tc>
+          <w:tcPr>
+            <w:tcW w:w="6300" w:type="dxa"/>
+            <w:vAlign w:val="center"/>
+          </w:tcPr>
+          <w:p>
+            <w:pPr>
+              <w:spacing w:before="0" w:after="0" w:line="276" w:lineRule="auto"/>
+              <w:jc w:val="left"/>
+            </w:pPr>
+            <w:r>
+              <w:rPr>
+                <w:rFonts w:ascii="Times New Roman" w:hAnsi="Times New Roman" w:eastAsia="Times New Roman" w:cs="Times New Roman"/>
+                <w:color w:val="000000"/>
+                <w:sz w:val="26"/>
+                <w:szCs w:val="26"/>
+                <w:b w:val="0"/>
+              </w:rPr>
+              <w:t xml:space="preserve">........................................................................................................</w:t>
+            </w:r>
+          </w:p>
+        </w:tc>
+      </w:tr>
+      <w:tr>
+        <w:trPr>
+          <w:cantSplit/>
+        </w:trPr>
+        <w:tc>
+          <w:tcPr>
+            <w:tcW w:w="2700" w:type="dxa"/>
+            <w:vAlign w:val="center"/>
+          </w:tcPr>
+          <w:p>
+            <w:pPr>
+              <w:spacing w:before="0" w:after="0" w:line="276" w:lineRule="auto"/>
+              <w:jc w:val="left"/>
+            </w:pPr>
+            <w:r>
+              <w:rPr>
+                <w:rFonts w:ascii="Times New Roman" w:hAnsi="Times New Roman" w:eastAsia="Times New Roman" w:cs="Times New Roman"/>
+                <w:color w:val="000000"/>
+                <w:sz w:val="26"/>
+                <w:szCs w:val="26"/>
+                <w:b w:val="1"/>
+              </w:rPr>
+              <w:t xml:space="preserve">Số điện thoại</w:t>
+            </w:r>
+          </w:p>
+        </w:tc>
+        <w:tc>
+          <w:tcPr>
+            <w:tcW w:w="6300" w:type="dxa"/>
+            <w:vAlign w:val="center"/>
+          </w:tcPr>
+          <w:p>
+            <w:pPr>
+              <w:spacing w:before="0" w:after="0" w:line="276" w:lineRule="auto"/>
+              <w:jc w:val="left"/>
+            </w:pPr>
+            <w:r>
+              <w:rPr>
+                <w:rFonts w:ascii="Times New Roman" w:hAnsi="Times New Roman" w:eastAsia="Times New Roman" w:cs="Times New Roman"/>
+                <w:color w:val="000000"/>
+                <w:sz w:val="26"/>
+                <w:szCs w:val="26"/>
+                <w:b w:val="0"/>
+              </w:rPr>
+              <w:t xml:space="preserve">........................................................................................................</w:t>
+            </w:r>
+          </w:p>
+        </w:tc>
+      </w:tr>
+      <w:tr>
+        <w:trPr>
+          <w:cantSplit/>
+        </w:trPr>
+        <w:tc>
+          <w:tcPr>
+            <w:tcW w:w="2700" w:type="dxa"/>
+            <w:vAlign w:val="center"/>
+          </w:tcPr>
+          <w:p>
+            <w:pPr>
+              <w:spacing w:before="0" w:after="0" w:line="276" w:lineRule="auto"/>
+              <w:jc w:val="left"/>
+            </w:pPr>
+            <w:r>
+              <w:rPr>
+                <w:rFonts w:ascii="Times New Roman" w:hAnsi="Times New Roman" w:eastAsia="Times New Roman" w:cs="Times New Roman"/>
+                <w:color w:val="000000"/>
+                <w:sz w:val="26"/>
+                <w:szCs w:val="26"/>
+                <w:b w:val="1"/>
+              </w:rPr>
+              <w:t xml:space="preserve">Email</w:t>
+            </w:r>
+          </w:p>
+        </w:tc>
+        <w:tc>
+          <w:tcPr>
+            <w:tcW w:w="6300" w:type="dxa"/>
+            <w:vAlign w:val="center"/>
+          </w:tcPr>
+          <w:p>
+            <w:pPr>
+              <w:spacing w:before="0" w:after="0" w:line="276" w:lineRule="auto"/>
+              <w:jc w:val="left"/>
+            </w:pPr>
+            <w:r>
+              <w:rPr>
+                <w:rFonts w:ascii="Times New Roman" w:hAnsi="Times New Roman" w:eastAsia="Times New Roman" w:cs="Times New Roman"/>
+                <w:color w:val="000000"/>
+                <w:sz w:val="26"/>
+                <w:szCs w:val="26"/>
+                <w:b w:val="0"/>
+              </w:rPr>
+              <w:t xml:space="preserve">........................................................................................................</w:t>
+            </w:r>
+          </w:p>
+        </w:tc>
+      </w:tr>
+      <w:tr>
+        <w:trPr>
+          <w:cantSplit/>
+        </w:trPr>
+        <w:tc>
+          <w:tcPr>
+            <w:tcW w:w="2700" w:type="dxa"/>
+            <w:vAlign w:val="center"/>
+          </w:tcPr>
+          <w:p>
+            <w:pPr>
+              <w:spacing w:before="0" w:after="0" w:line="276" w:lineRule="auto"/>
+              <w:jc w:val="left"/>
+            </w:pPr>
+            <w:r>
+              <w:rPr>
+                <w:rFonts w:ascii="Times New Roman" w:hAnsi="Times New Roman" w:eastAsia="Times New Roman" w:cs="Times New Roman"/>
+                <w:color w:val="000000"/>
+                <w:sz w:val="26"/>
+                <w:szCs w:val="26"/>
+                <w:b w:val="1"/>
+              </w:rPr>
+              <w:t xml:space="preserve">Địa chỉ liên hệ</w:t>
+            </w:r>
+          </w:p>
+        </w:tc>
+        <w:tc>
+          <w:tcPr>
+            <w:tcW w:w="6300" w:type="dxa"/>
+            <w:vAlign w:val="center"/>
+          </w:tcPr>
+          <w:p>
+            <w:pPr>
+              <w:spacing w:before="0" w:after="0" w:line="276" w:lineRule="auto"/>
+              <w:jc w:val="left"/>
+            </w:pPr>
+            <w:r>
+              <w:rPr>
+                <w:rFonts w:ascii="Times New Roman" w:hAnsi="Times New Roman" w:eastAsia="Times New Roman" w:cs="Times New Roman"/>
+                <w:color w:val="000000"/>
+                <w:sz w:val="26"/>
+                <w:szCs w:val="26"/>
+                <w:b w:val="0"/>
+              </w:rPr>
+              <w:t xml:space="preserve">........................................................................................................</w:t>
+            </w:r>
+          </w:p>
+        </w:tc>
+      </w:tr>
+    </w:tbl>
     <w:p>
       <w:pPr>
-        <w:spacing w:before="0" w:after="20" w:line="259" w:lineRule="auto"/>
+        <w:spacing w:before="0" w:after="0" w:line="276" w:lineRule="auto"/>
+        <w:jc w:val="left"/>
       </w:pPr>
       <w:r>
         <w:rPr>
-          <w:rFonts w:ascii="Times New Roman" w:hAnsi="Times New Roman" w:eastAsia="Times New Roman"/>
-          <w:b w:val="0"/>
+          <w:rFonts w:ascii="Times New Roman" w:hAnsi="Times New Roman" w:eastAsia="Times New Roman" w:cs="Times New Roman"/>
+          <w:b w:val="1"/>
           <w:i w:val="0"/>
           <w:sz w:val="26"/>
           <w:u w:val="none"/>
-        </w:rPr>
-        <w:t>- Họ tên/Tên tổ chức: ........................................................................................................</w:t>
-      </w:r>
-    </w:p>
-    <w:p>
-      <w:pPr>
-        <w:spacing w:before="0" w:after="20" w:line="259" w:lineRule="auto"/>
-      </w:pPr>
-      <w:r>
-        <w:rPr>
-          <w:rFonts w:ascii="Times New Roman" w:hAnsi="Times New Roman" w:eastAsia="Times New Roman"/>
-          <w:b w:val="0"/>
-          <w:i w:val="0"/>
-          <w:sz w:val="26"/>
-          <w:u w:val="none"/>
-        </w:rPr>
-        <w:t>- Số CCCD/CMND/Hộ chiếu hoặc mã số kinh doanh: ........................................................................................................</w:t>
-      </w:r>
-    </w:p>
-    <w:p>
-      <w:pPr>
-        <w:spacing w:before="0" w:after="20" w:line="259" w:lineRule="auto"/>
-      </w:pPr>
-      <w:r>
-        <w:rPr>
-          <w:rFonts w:ascii="Times New Roman" w:hAnsi="Times New Roman" w:eastAsia="Times New Roman"/>
-          <w:b w:val="0"/>
-          <w:i w:val="0"/>
-          <w:sz w:val="26"/>
-          <w:u w:val="none"/>
-        </w:rPr>
-        <w:t>- Số điện thoại: ........................................................................................................</w:t>
-      </w:r>
-    </w:p>
-    <w:p>
-      <w:pPr>
-        <w:spacing w:before="0" w:after="20" w:line="259" w:lineRule="auto"/>
-      </w:pPr>
-      <w:r>
-        <w:rPr>
-          <w:rFonts w:ascii="Times New Roman" w:hAnsi="Times New Roman" w:eastAsia="Times New Roman"/>
-          <w:b w:val="0"/>
-          <w:i w:val="0"/>
-          <w:sz w:val="26"/>
-          <w:u w:val="none"/>
-        </w:rPr>
-        <w:t>- Email: ........................................................................................................</w:t>
-      </w:r>
-    </w:p>
-    <w:p>
-      <w:pPr>
-        <w:spacing w:before="0" w:after="20" w:line="259" w:lineRule="auto"/>
-      </w:pPr>
-      <w:r>
-        <w:rPr>
-          <w:rFonts w:ascii="Times New Roman" w:hAnsi="Times New Roman" w:eastAsia="Times New Roman"/>
-          <w:b w:val="0"/>
-          <w:i w:val="0"/>
-          <w:sz w:val="26"/>
-          <w:u w:val="none"/>
-        </w:rPr>
-        <w:t>- Địa chỉ liên hệ: ........................................................................................................</w:t>
-      </w:r>
-    </w:p>
-    <w:p>
-      <w:pPr>
-        <w:spacing w:before="80" w:after="40" w:line="259" w:lineRule="auto"/>
-      </w:pPr>
-      <w:r>
-        <w:rPr>
-          <w:rFonts w:ascii="Times New Roman" w:hAnsi="Times New Roman" w:eastAsia="Times New Roman"/>
-          <w:b/>
-          <w:i w:val="0"/>
-          <w:sz w:val="26"/>
-          <w:u w:val="none"/>
+          <w:color w:val="000000"/>
+          <w:szCs w:val="26"/>
         </w:rPr>
         <w:t>2. Thông tin chi nhánh/cụm sân hiện tại</w:t>
       </w:r>
     </w:p>
+    <w:tbl>
+      <w:tblPr>
+        <w:tblW w:w="9000" w:type="dxa"/>
+        <w:tblInd w:w="0" w:type="dxa"/>
+        <w:tblLayout w:type="fixed"/>
+        <w:tblCellMar>
+          <w:top w:w="60" w:type="dxa"/>
+          <w:left w:w="90" w:type="dxa"/>
+          <w:bottom w:w="60" w:type="dxa"/>
+          <w:right w:w="90" w:type="dxa"/>
+        </w:tblCellMar>
+        <w:tblBorders>
+          <w:top w:val="single" w:sz="4" w:space="0" w:color="000000"/>
+          <w:left w:val="single" w:sz="4" w:space="0" w:color="000000"/>
+          <w:bottom w:val="single" w:sz="4" w:space="0" w:color="000000"/>
+          <w:right w:val="single" w:sz="4" w:space="0" w:color="000000"/>
+          <w:insideH w:val="single" w:sz="4" w:space="0" w:color="000000"/>
+          <w:insideV w:val="single" w:sz="4" w:space="0" w:color="000000"/>
+        </w:tblBorders>
+      </w:tblPr>
+      <w:tblGrid>
+        <w:gridCol w:w="2700"/>
+        <w:gridCol w:w="6300"/>
+      </w:tblGrid>
+      <w:tr>
+        <w:trPr>
+          <w:cantSplit/>
+        </w:trPr>
+        <w:tc>
+          <w:tcPr>
+            <w:tcW w:w="2700" w:type="dxa"/>
+            <w:vAlign w:val="center"/>
+          </w:tcPr>
+          <w:p>
+            <w:pPr>
+              <w:spacing w:before="0" w:after="0" w:line="276" w:lineRule="auto"/>
+              <w:jc w:val="left"/>
+            </w:pPr>
+            <w:r>
+              <w:rPr>
+                <w:rFonts w:ascii="Times New Roman" w:hAnsi="Times New Roman" w:eastAsia="Times New Roman" w:cs="Times New Roman"/>
+                <w:color w:val="000000"/>
+                <w:sz w:val="26"/>
+                <w:szCs w:val="26"/>
+                <w:b w:val="1"/>
+              </w:rPr>
+              <w:t xml:space="preserve">Tên chi nhánh/cụm sân</w:t>
+            </w:r>
+          </w:p>
+        </w:tc>
+        <w:tc>
+          <w:tcPr>
+            <w:tcW w:w="6300" w:type="dxa"/>
+            <w:vAlign w:val="center"/>
+          </w:tcPr>
+          <w:p>
+            <w:pPr>
+              <w:spacing w:before="0" w:after="0" w:line="276" w:lineRule="auto"/>
+              <w:jc w:val="left"/>
+            </w:pPr>
+            <w:r>
+              <w:rPr>
+                <w:rFonts w:ascii="Times New Roman" w:hAnsi="Times New Roman" w:eastAsia="Times New Roman" w:cs="Times New Roman"/>
+                <w:color w:val="000000"/>
+                <w:sz w:val="26"/>
+                <w:szCs w:val="26"/>
+                <w:b w:val="0"/>
+              </w:rPr>
+              <w:t xml:space="preserve">........................................................................................................</w:t>
+            </w:r>
+          </w:p>
+        </w:tc>
+      </w:tr>
+      <w:tr>
+        <w:trPr>
+          <w:cantSplit/>
+        </w:trPr>
+        <w:tc>
+          <w:tcPr>
+            <w:tcW w:w="2700" w:type="dxa"/>
+            <w:vAlign w:val="center"/>
+          </w:tcPr>
+          <w:p>
+            <w:pPr>
+              <w:spacing w:before="0" w:after="0" w:line="276" w:lineRule="auto"/>
+              <w:jc w:val="left"/>
+            </w:pPr>
+            <w:r>
+              <w:rPr>
+                <w:rFonts w:ascii="Times New Roman" w:hAnsi="Times New Roman" w:eastAsia="Times New Roman" w:cs="Times New Roman"/>
+                <w:color w:val="000000"/>
+                <w:sz w:val="26"/>
+                <w:szCs w:val="26"/>
+                <w:b w:val="1"/>
+              </w:rPr>
+              <w:t xml:space="preserve">Mã chi nhánh/cụm sân trên hệ thống</w:t>
+            </w:r>
+          </w:p>
+        </w:tc>
+        <w:tc>
+          <w:tcPr>
+            <w:tcW w:w="6300" w:type="dxa"/>
+            <w:vAlign w:val="center"/>
+          </w:tcPr>
+          <w:p>
+            <w:pPr>
+              <w:spacing w:before="0" w:after="0" w:line="276" w:lineRule="auto"/>
+              <w:jc w:val="left"/>
+            </w:pPr>
+            <w:r>
+              <w:rPr>
+                <w:rFonts w:ascii="Times New Roman" w:hAnsi="Times New Roman" w:eastAsia="Times New Roman" w:cs="Times New Roman"/>
+                <w:color w:val="000000"/>
+                <w:sz w:val="26"/>
+                <w:szCs w:val="26"/>
+                <w:b w:val="0"/>
+              </w:rPr>
+              <w:t xml:space="preserve">........................................................................................................</w:t>
+            </w:r>
+          </w:p>
+        </w:tc>
+      </w:tr>
+      <w:tr>
+        <w:trPr>
+          <w:cantSplit/>
+        </w:trPr>
+        <w:tc>
+          <w:tcPr>
+            <w:tcW w:w="2700" w:type="dxa"/>
+            <w:vAlign w:val="center"/>
+          </w:tcPr>
+          <w:p>
+            <w:pPr>
+              <w:spacing w:before="0" w:after="0" w:line="276" w:lineRule="auto"/>
+              <w:jc w:val="left"/>
+            </w:pPr>
+            <w:r>
+              <w:rPr>
+                <w:rFonts w:ascii="Times New Roman" w:hAnsi="Times New Roman" w:eastAsia="Times New Roman" w:cs="Times New Roman"/>
+                <w:color w:val="000000"/>
+                <w:sz w:val="26"/>
+                <w:szCs w:val="26"/>
+                <w:b w:val="1"/>
+              </w:rPr>
+              <w:t xml:space="preserve">Số hợp đồng hợp tác</w:t>
+            </w:r>
+          </w:p>
+        </w:tc>
+        <w:tc>
+          <w:tcPr>
+            <w:tcW w:w="6300" w:type="dxa"/>
+            <w:vAlign w:val="center"/>
+          </w:tcPr>
+          <w:p>
+            <w:pPr>
+              <w:spacing w:before="0" w:after="0" w:line="276" w:lineRule="auto"/>
+              <w:jc w:val="left"/>
+            </w:pPr>
+            <w:r>
+              <w:rPr>
+                <w:rFonts w:ascii="Times New Roman" w:hAnsi="Times New Roman" w:eastAsia="Times New Roman" w:cs="Times New Roman"/>
+                <w:color w:val="000000"/>
+                <w:sz w:val="26"/>
+                <w:szCs w:val="26"/>
+                <w:b w:val="0"/>
+              </w:rPr>
+              <w:t xml:space="preserve">........................................................................................................</w:t>
+            </w:r>
+          </w:p>
+        </w:tc>
+      </w:tr>
+      <w:tr>
+        <w:trPr>
+          <w:cantSplit/>
+        </w:trPr>
+        <w:tc>
+          <w:tcPr>
+            <w:tcW w:w="2700" w:type="dxa"/>
+            <w:vAlign w:val="center"/>
+          </w:tcPr>
+          <w:p>
+            <w:pPr>
+              <w:spacing w:before="0" w:after="0" w:line="276" w:lineRule="auto"/>
+              <w:jc w:val="left"/>
+            </w:pPr>
+            <w:r>
+              <w:rPr>
+                <w:rFonts w:ascii="Times New Roman" w:hAnsi="Times New Roman" w:eastAsia="Times New Roman" w:cs="Times New Roman"/>
+                <w:color w:val="000000"/>
+                <w:sz w:val="26"/>
+                <w:szCs w:val="26"/>
+                <w:b w:val="1"/>
+              </w:rPr>
+              <w:t xml:space="preserve">Ngày ký hợp đồng</w:t>
+            </w:r>
+          </w:p>
+        </w:tc>
+        <w:tc>
+          <w:tcPr>
+            <w:tcW w:w="6300" w:type="dxa"/>
+            <w:vAlign w:val="center"/>
+          </w:tcPr>
+          <w:p>
+            <w:pPr>
+              <w:spacing w:before="0" w:after="0" w:line="276" w:lineRule="auto"/>
+              <w:jc w:val="left"/>
+            </w:pPr>
+            <w:r>
+              <w:rPr>
+                <w:rFonts w:ascii="Times New Roman" w:hAnsi="Times New Roman" w:eastAsia="Times New Roman" w:cs="Times New Roman"/>
+                <w:color w:val="000000"/>
+                <w:sz w:val="26"/>
+                <w:szCs w:val="26"/>
+                <w:b w:val="0"/>
+              </w:rPr>
+              <w:t xml:space="preserve">........................................................................................................</w:t>
+            </w:r>
+          </w:p>
+        </w:tc>
+      </w:tr>
+      <w:tr>
+        <w:trPr>
+          <w:cantSplit/>
+        </w:trPr>
+        <w:tc>
+          <w:tcPr>
+            <w:tcW w:w="2700" w:type="dxa"/>
+            <w:vAlign w:val="center"/>
+          </w:tcPr>
+          <w:p>
+            <w:pPr>
+              <w:spacing w:before="0" w:after="0" w:line="276" w:lineRule="auto"/>
+              <w:jc w:val="left"/>
+            </w:pPr>
+            <w:r>
+              <w:rPr>
+                <w:rFonts w:ascii="Times New Roman" w:hAnsi="Times New Roman" w:eastAsia="Times New Roman" w:cs="Times New Roman"/>
+                <w:color w:val="000000"/>
+                <w:sz w:val="26"/>
+                <w:szCs w:val="26"/>
+                <w:b w:val="1"/>
+              </w:rPr>
+              <w:t xml:space="preserve">Địa chỉ/tọa độ hiện tại</w:t>
+            </w:r>
+          </w:p>
+        </w:tc>
+        <w:tc>
+          <w:tcPr>
+            <w:tcW w:w="6300" w:type="dxa"/>
+            <w:vAlign w:val="center"/>
+          </w:tcPr>
+          <w:p>
+            <w:pPr>
+              <w:spacing w:before="0" w:after="0" w:line="276" w:lineRule="auto"/>
+              <w:jc w:val="left"/>
+            </w:pPr>
+            <w:r>
+              <w:rPr>
+                <w:rFonts w:ascii="Times New Roman" w:hAnsi="Times New Roman" w:eastAsia="Times New Roman" w:cs="Times New Roman"/>
+                <w:color w:val="000000"/>
+                <w:sz w:val="26"/>
+                <w:szCs w:val="26"/>
+                <w:b w:val="0"/>
+              </w:rPr>
+              <w:t xml:space="preserve">........................................................................................................</w:t>
+            </w:r>
+          </w:p>
+        </w:tc>
+      </w:tr>
+    </w:tbl>
     <w:p>
       <w:pPr>
-        <w:spacing w:before="0" w:after="20" w:line="259" w:lineRule="auto"/>
+        <w:spacing w:before="0" w:after="0" w:line="276" w:lineRule="auto"/>
+        <w:jc w:val="left"/>
       </w:pPr>
       <w:r>
         <w:rPr>
-          <w:rFonts w:ascii="Times New Roman" w:hAnsi="Times New Roman" w:eastAsia="Times New Roman"/>
-          <w:b w:val="0"/>
+          <w:rFonts w:ascii="Times New Roman" w:hAnsi="Times New Roman" w:eastAsia="Times New Roman" w:cs="Times New Roman"/>
+          <w:b w:val="1"/>
           <w:i w:val="0"/>
           <w:sz w:val="26"/>
           <w:u w:val="none"/>
-        </w:rPr>
-        <w:t>- Tên chi nhánh/cụm sân: ........................................................................................................</w:t>
-      </w:r>
-    </w:p>
-    <w:p>
-      <w:pPr>
-        <w:spacing w:before="0" w:after="20" w:line="259" w:lineRule="auto"/>
-      </w:pPr>
-      <w:r>
-        <w:rPr>
-          <w:rFonts w:ascii="Times New Roman" w:hAnsi="Times New Roman" w:eastAsia="Times New Roman"/>
-          <w:b w:val="0"/>
-          <w:i w:val="0"/>
-          <w:sz w:val="26"/>
-          <w:u w:val="none"/>
-        </w:rPr>
-        <w:t>- Mã chi nhánh/cụm sân trên hệ thống: ........................................................................................................</w:t>
-      </w:r>
-    </w:p>
-    <w:p>
-      <w:pPr>
-        <w:spacing w:before="0" w:after="20" w:line="259" w:lineRule="auto"/>
-      </w:pPr>
-      <w:r>
-        <w:rPr>
-          <w:rFonts w:ascii="Times New Roman" w:hAnsi="Times New Roman" w:eastAsia="Times New Roman"/>
-          <w:b w:val="0"/>
-          <w:i w:val="0"/>
-          <w:sz w:val="26"/>
-          <w:u w:val="none"/>
-        </w:rPr>
-        <w:t>- Số hợp đồng hợp tác: ........................................................................................................</w:t>
-      </w:r>
-    </w:p>
-    <w:p>
-      <w:pPr>
-        <w:spacing w:before="0" w:after="20" w:line="259" w:lineRule="auto"/>
-      </w:pPr>
-      <w:r>
-        <w:rPr>
-          <w:rFonts w:ascii="Times New Roman" w:hAnsi="Times New Roman" w:eastAsia="Times New Roman"/>
-          <w:b w:val="0"/>
-          <w:i w:val="0"/>
-          <w:sz w:val="26"/>
-          <w:u w:val="none"/>
-        </w:rPr>
-        <w:t>- Ngày ký hợp đồng: ........................................................................................................</w:t>
-      </w:r>
-    </w:p>
-    <w:p>
-      <w:pPr>
-        <w:spacing w:before="0" w:after="20" w:line="259" w:lineRule="auto"/>
-      </w:pPr>
-      <w:r>
-        <w:rPr>
-          <w:rFonts w:ascii="Times New Roman" w:hAnsi="Times New Roman" w:eastAsia="Times New Roman"/>
-          <w:b w:val="0"/>
-          <w:i w:val="0"/>
-          <w:sz w:val="26"/>
-          <w:u w:val="none"/>
-        </w:rPr>
-        <w:t>- Địa chỉ/tọa độ hiện tại: ........................................................................................................</w:t>
-      </w:r>
-    </w:p>
-    <w:p>
-      <w:pPr>
-        <w:spacing w:before="80" w:after="40" w:line="259" w:lineRule="auto"/>
-      </w:pPr>
-      <w:r>
-        <w:rPr>
-          <w:rFonts w:ascii="Times New Roman" w:hAnsi="Times New Roman" w:eastAsia="Times New Roman"/>
-          <w:b/>
-          <w:i w:val="0"/>
-          <w:sz w:val="26"/>
-          <w:u w:val="none"/>
+          <w:color w:val="000000"/>
+          <w:szCs w:val="26"/>
         </w:rPr>
         <w:t>3. Thông tin vị trí đề nghị thay đổi</w:t>
       </w:r>
     </w:p>
+    <w:tbl>
+      <w:tblPr>
+        <w:tblW w:w="9000" w:type="dxa"/>
+        <w:tblInd w:w="0" w:type="dxa"/>
+        <w:tblLayout w:type="fixed"/>
+        <w:tblCellMar>
+          <w:top w:w="60" w:type="dxa"/>
+          <w:left w:w="90" w:type="dxa"/>
+          <w:bottom w:w="60" w:type="dxa"/>
+          <w:right w:w="90" w:type="dxa"/>
+        </w:tblCellMar>
+        <w:tblBorders>
+          <w:top w:val="single" w:sz="4" w:space="0" w:color="000000"/>
+          <w:left w:val="single" w:sz="4" w:space="0" w:color="000000"/>
+          <w:bottom w:val="single" w:sz="4" w:space="0" w:color="000000"/>
+          <w:right w:val="single" w:sz="4" w:space="0" w:color="000000"/>
+          <w:insideH w:val="single" w:sz="4" w:space="0" w:color="000000"/>
+          <w:insideV w:val="single" w:sz="4" w:space="0" w:color="000000"/>
+        </w:tblBorders>
+      </w:tblPr>
+      <w:tblGrid>
+        <w:gridCol w:w="2700"/>
+        <w:gridCol w:w="6300"/>
+      </w:tblGrid>
+      <w:tr>
+        <w:trPr>
+          <w:cantSplit/>
+        </w:trPr>
+        <w:tc>
+          <w:tcPr>
+            <w:tcW w:w="2700" w:type="dxa"/>
+            <w:vAlign w:val="center"/>
+          </w:tcPr>
+          <w:p>
+            <w:pPr>
+              <w:spacing w:before="0" w:after="0" w:line="276" w:lineRule="auto"/>
+              <w:jc w:val="left"/>
+            </w:pPr>
+            <w:r>
+              <w:rPr>
+                <w:rFonts w:ascii="Times New Roman" w:hAnsi="Times New Roman" w:eastAsia="Times New Roman" w:cs="Times New Roman"/>
+                <w:color w:val="000000"/>
+                <w:sz w:val="26"/>
+                <w:szCs w:val="26"/>
+                <w:b w:val="1"/>
+              </w:rPr>
+              <w:t xml:space="preserve">Địa chỉ mới</w:t>
+            </w:r>
+          </w:p>
+        </w:tc>
+        <w:tc>
+          <w:tcPr>
+            <w:tcW w:w="6300" w:type="dxa"/>
+            <w:vAlign w:val="center"/>
+          </w:tcPr>
+          <w:p>
+            <w:pPr>
+              <w:spacing w:before="0" w:after="0" w:line="276" w:lineRule="auto"/>
+              <w:jc w:val="left"/>
+            </w:pPr>
+            <w:r>
+              <w:rPr>
+                <w:rFonts w:ascii="Times New Roman" w:hAnsi="Times New Roman" w:eastAsia="Times New Roman" w:cs="Times New Roman"/>
+                <w:color w:val="000000"/>
+                <w:sz w:val="26"/>
+                <w:szCs w:val="26"/>
+                <w:b w:val="0"/>
+              </w:rPr>
+              <w:t xml:space="preserve">........................................................................................................</w:t>
+            </w:r>
+          </w:p>
+        </w:tc>
+      </w:tr>
+      <w:tr>
+        <w:trPr>
+          <w:cantSplit/>
+        </w:trPr>
+        <w:tc>
+          <w:tcPr>
+            <w:tcW w:w="2700" w:type="dxa"/>
+            <w:vAlign w:val="center"/>
+          </w:tcPr>
+          <w:p>
+            <w:pPr>
+              <w:spacing w:before="0" w:after="0" w:line="276" w:lineRule="auto"/>
+              <w:jc w:val="left"/>
+            </w:pPr>
+            <w:r>
+              <w:rPr>
+                <w:rFonts w:ascii="Times New Roman" w:hAnsi="Times New Roman" w:eastAsia="Times New Roman" w:cs="Times New Roman"/>
+                <w:color w:val="000000"/>
+                <w:sz w:val="26"/>
+                <w:szCs w:val="26"/>
+                <w:b w:val="1"/>
+              </w:rPr>
+              <w:t xml:space="preserve">Tọa độ/đường dẫn bản đồ mới</w:t>
+            </w:r>
+          </w:p>
+        </w:tc>
+        <w:tc>
+          <w:tcPr>
+            <w:tcW w:w="6300" w:type="dxa"/>
+            <w:vAlign w:val="center"/>
+          </w:tcPr>
+          <w:p>
+            <w:pPr>
+              <w:spacing w:before="0" w:after="0" w:line="276" w:lineRule="auto"/>
+              <w:jc w:val="left"/>
+            </w:pPr>
+            <w:r>
+              <w:rPr>
+                <w:rFonts w:ascii="Times New Roman" w:hAnsi="Times New Roman" w:eastAsia="Times New Roman" w:cs="Times New Roman"/>
+                <w:color w:val="000000"/>
+                <w:sz w:val="26"/>
+                <w:szCs w:val="26"/>
+                <w:b w:val="0"/>
+              </w:rPr>
+              <w:t xml:space="preserve">........................................................................................................</w:t>
+            </w:r>
+          </w:p>
+        </w:tc>
+      </w:tr>
+      <w:tr>
+        <w:trPr>
+          <w:cantSplit/>
+        </w:trPr>
+        <w:tc>
+          <w:tcPr>
+            <w:tcW w:w="2700" w:type="dxa"/>
+            <w:vAlign w:val="center"/>
+          </w:tcPr>
+          <w:p>
+            <w:pPr>
+              <w:spacing w:before="0" w:after="0" w:line="276" w:lineRule="auto"/>
+              <w:jc w:val="left"/>
+            </w:pPr>
+            <w:r>
+              <w:rPr>
+                <w:rFonts w:ascii="Times New Roman" w:hAnsi="Times New Roman" w:eastAsia="Times New Roman" w:cs="Times New Roman"/>
+                <w:color w:val="000000"/>
+                <w:sz w:val="26"/>
+                <w:szCs w:val="26"/>
+                <w:b w:val="1"/>
+              </w:rPr>
+              <w:t xml:space="preserve">Số điện thoại liên hệ tại vị trí mới</w:t>
+            </w:r>
+          </w:p>
+        </w:tc>
+        <w:tc>
+          <w:tcPr>
+            <w:tcW w:w="6300" w:type="dxa"/>
+            <w:vAlign w:val="center"/>
+          </w:tcPr>
+          <w:p>
+            <w:pPr>
+              <w:spacing w:before="0" w:after="0" w:line="276" w:lineRule="auto"/>
+              <w:jc w:val="left"/>
+            </w:pPr>
+            <w:r>
+              <w:rPr>
+                <w:rFonts w:ascii="Times New Roman" w:hAnsi="Times New Roman" w:eastAsia="Times New Roman" w:cs="Times New Roman"/>
+                <w:color w:val="000000"/>
+                <w:sz w:val="26"/>
+                <w:szCs w:val="26"/>
+                <w:b w:val="0"/>
+              </w:rPr>
+              <w:t xml:space="preserve">........................................................................................................</w:t>
+            </w:r>
+          </w:p>
+        </w:tc>
+      </w:tr>
+      <w:tr>
+        <w:trPr>
+          <w:cantSplit/>
+        </w:trPr>
+        <w:tc>
+          <w:tcPr>
+            <w:tcW w:w="2700" w:type="dxa"/>
+            <w:vAlign w:val="center"/>
+          </w:tcPr>
+          <w:p>
+            <w:pPr>
+              <w:spacing w:before="0" w:after="0" w:line="276" w:lineRule="auto"/>
+              <w:jc w:val="left"/>
+            </w:pPr>
+            <w:r>
+              <w:rPr>
+                <w:rFonts w:ascii="Times New Roman" w:hAnsi="Times New Roman" w:eastAsia="Times New Roman" w:cs="Times New Roman"/>
+                <w:color w:val="000000"/>
+                <w:sz w:val="26"/>
+                <w:szCs w:val="26"/>
+                <w:b w:val="1"/>
+              </w:rPr>
+              <w:t xml:space="preserve">Thời điểm dự kiến áp dụng</w:t>
+            </w:r>
+          </w:p>
+        </w:tc>
+        <w:tc>
+          <w:tcPr>
+            <w:tcW w:w="6300" w:type="dxa"/>
+            <w:vAlign w:val="center"/>
+          </w:tcPr>
+          <w:p>
+            <w:pPr>
+              <w:spacing w:before="0" w:after="0" w:line="276" w:lineRule="auto"/>
+              <w:jc w:val="left"/>
+            </w:pPr>
+            <w:r>
+              <w:rPr>
+                <w:rFonts w:ascii="Times New Roman" w:hAnsi="Times New Roman" w:eastAsia="Times New Roman" w:cs="Times New Roman"/>
+                <w:color w:val="000000"/>
+                <w:sz w:val="26"/>
+                <w:szCs w:val="26"/>
+                <w:b w:val="0"/>
+              </w:rPr>
+              <w:t xml:space="preserve">........................................................................................................</w:t>
+            </w:r>
+          </w:p>
+        </w:tc>
+      </w:tr>
+      <w:tr>
+        <w:trPr>
+          <w:cantSplit/>
+        </w:trPr>
+        <w:tc>
+          <w:tcPr>
+            <w:tcW w:w="2700" w:type="dxa"/>
+            <w:vAlign w:val="center"/>
+          </w:tcPr>
+          <w:p>
+            <w:pPr>
+              <w:spacing w:before="0" w:after="0" w:line="276" w:lineRule="auto"/>
+              <w:jc w:val="left"/>
+            </w:pPr>
+            <w:r>
+              <w:rPr>
+                <w:rFonts w:ascii="Times New Roman" w:hAnsi="Times New Roman" w:eastAsia="Times New Roman" w:cs="Times New Roman"/>
+                <w:color w:val="000000"/>
+                <w:sz w:val="26"/>
+                <w:szCs w:val="26"/>
+                <w:b w:val="1"/>
+              </w:rPr>
+              <w:t xml:space="preserve">Phạm vi ảnh hưởng đến lịch đặt sân/booking hiện có</w:t>
+            </w:r>
+          </w:p>
+        </w:tc>
+        <w:tc>
+          <w:tcPr>
+            <w:tcW w:w="6300" w:type="dxa"/>
+            <w:vAlign w:val="center"/>
+          </w:tcPr>
+          <w:p>
+            <w:pPr>
+              <w:spacing w:before="0" w:after="0" w:line="276" w:lineRule="auto"/>
+              <w:jc w:val="left"/>
+            </w:pPr>
+            <w:r>
+              <w:rPr>
+                <w:rFonts w:ascii="Times New Roman" w:hAnsi="Times New Roman" w:eastAsia="Times New Roman" w:cs="Times New Roman"/>
+                <w:color w:val="000000"/>
+                <w:sz w:val="26"/>
+                <w:szCs w:val="26"/>
+                <w:b w:val="0"/>
+              </w:rPr>
+              <w:t xml:space="preserve">........................................................................................................</w:t>
+            </w:r>
+          </w:p>
+        </w:tc>
+      </w:tr>
+    </w:tbl>
     <w:p>
       <w:pPr>
-        <w:spacing w:before="0" w:after="20" w:line="259" w:lineRule="auto"/>
+        <w:spacing w:before="0" w:after="0" w:line="276" w:lineRule="auto"/>
+        <w:jc w:val="left"/>
       </w:pPr>
       <w:r>
         <w:rPr>
-          <w:rFonts w:ascii="Times New Roman" w:hAnsi="Times New Roman" w:eastAsia="Times New Roman"/>
-          <w:b w:val="0"/>
+          <w:rFonts w:ascii="Times New Roman" w:hAnsi="Times New Roman" w:eastAsia="Times New Roman" w:cs="Times New Roman"/>
+          <w:b w:val="1"/>
           <w:i w:val="0"/>
           <w:sz w:val="26"/>
           <w:u w:val="none"/>
-        </w:rPr>
-        <w:t>- Địa chỉ mới: ........................................................................................................</w:t>
-      </w:r>
-    </w:p>
-    <w:p>
-      <w:pPr>
-        <w:spacing w:before="0" w:after="20" w:line="259" w:lineRule="auto"/>
-      </w:pPr>
-      <w:r>
-        <w:rPr>
-          <w:rFonts w:ascii="Times New Roman" w:hAnsi="Times New Roman" w:eastAsia="Times New Roman"/>
-          <w:b w:val="0"/>
-          <w:i w:val="0"/>
-          <w:sz w:val="26"/>
-          <w:u w:val="none"/>
-        </w:rPr>
-        <w:t>- Tọa độ/đường dẫn bản đồ mới: ........................................................................................................</w:t>
-      </w:r>
-    </w:p>
-    <w:p>
-      <w:pPr>
-        <w:spacing w:before="0" w:after="20" w:line="259" w:lineRule="auto"/>
-      </w:pPr>
-      <w:r>
-        <w:rPr>
-          <w:rFonts w:ascii="Times New Roman" w:hAnsi="Times New Roman" w:eastAsia="Times New Roman"/>
-          <w:b w:val="0"/>
-          <w:i w:val="0"/>
-          <w:sz w:val="26"/>
-          <w:u w:val="none"/>
-        </w:rPr>
-        <w:t>- Số điện thoại liên hệ tại vị trí mới: ........................................................................................................</w:t>
-      </w:r>
-    </w:p>
-    <w:p>
-      <w:pPr>
-        <w:spacing w:before="0" w:after="20" w:line="259" w:lineRule="auto"/>
-      </w:pPr>
-      <w:r>
-        <w:rPr>
-          <w:rFonts w:ascii="Times New Roman" w:hAnsi="Times New Roman" w:eastAsia="Times New Roman"/>
-          <w:b w:val="0"/>
-          <w:i w:val="0"/>
-          <w:sz w:val="26"/>
-          <w:u w:val="none"/>
-        </w:rPr>
-        <w:t>- Thời điểm dự kiến áp dụng: ........................................................................................................</w:t>
-      </w:r>
-    </w:p>
-    <w:p>
-      <w:pPr>
-        <w:spacing w:before="0" w:after="20" w:line="259" w:lineRule="auto"/>
-      </w:pPr>
-      <w:r>
-        <w:rPr>
-          <w:rFonts w:ascii="Times New Roman" w:hAnsi="Times New Roman" w:eastAsia="Times New Roman"/>
-          <w:b w:val="0"/>
-          <w:i w:val="0"/>
-          <w:sz w:val="26"/>
-          <w:u w:val="none"/>
-        </w:rPr>
-        <w:t>- Phạm vi ảnh hưởng đến lịch đặt sân/booking hiện có: ........................................................................................................</w:t>
-      </w:r>
-    </w:p>
-    <w:p>
-      <w:pPr>
-        <w:spacing w:before="80" w:after="40" w:line="259" w:lineRule="auto"/>
-      </w:pPr>
-      <w:r>
-        <w:rPr>
-          <w:rFonts w:ascii="Times New Roman" w:hAnsi="Times New Roman" w:eastAsia="Times New Roman"/>
-          <w:b/>
-          <w:i w:val="0"/>
-          <w:sz w:val="26"/>
-          <w:u w:val="none"/>
+          <w:color w:val="000000"/>
+          <w:szCs w:val="26"/>
         </w:rPr>
         <w:t>4. Lý do yêu cầu thay đổi vị trí</w:t>
       </w:r>
     </w:p>
     <w:p>
       <w:pPr>
-        <w:spacing w:before="0" w:after="20" w:line="259" w:lineRule="auto"/>
+        <w:spacing w:before="0" w:after="120" w:line="300" w:lineRule="exact"/>
+        <w:jc w:val="both"/>
+        <w:ind w:firstLine="567"/>
       </w:pPr>
       <w:r>
         <w:rPr>
-          <w:rFonts w:ascii="Times New Roman" w:hAnsi="Times New Roman" w:eastAsia="Times New Roman"/>
+          <w:rFonts w:ascii="Times New Roman" w:hAnsi="Times New Roman" w:eastAsia="Times New Roman" w:cs="Times New Roman"/>
           <w:b w:val="0"/>
           <w:i w:val="0"/>
           <w:sz w:val="26"/>
           <w:u w:val="none"/>
+          <w:color w:val="000000"/>
+          <w:szCs w:val="26"/>
         </w:rPr>
         <w:t>.....................................................................................................................................................</w:t>
       </w:r>
     </w:p>
     <w:p>
       <w:pPr>
-        <w:spacing w:before="0" w:after="20" w:line="259" w:lineRule="auto"/>
+        <w:spacing w:before="0" w:after="120" w:line="300" w:lineRule="exact"/>
+        <w:jc w:val="both"/>
+        <w:ind w:firstLine="567"/>
       </w:pPr>
       <w:r>
         <w:rPr>
-          <w:rFonts w:ascii="Times New Roman" w:hAnsi="Times New Roman" w:eastAsia="Times New Roman"/>
+          <w:rFonts w:ascii="Times New Roman" w:hAnsi="Times New Roman" w:eastAsia="Times New Roman" w:cs="Times New Roman"/>
           <w:b w:val="0"/>
           <w:i w:val="0"/>
           <w:sz w:val="26"/>
           <w:u w:val="none"/>
+          <w:color w:val="000000"/>
+          <w:szCs w:val="26"/>
         </w:rPr>
         <w:t>.....................................................................................................................................................</w:t>
       </w:r>
     </w:p>
     <w:p>
       <w:pPr>
-        <w:spacing w:before="0" w:after="20" w:line="259" w:lineRule="auto"/>
+        <w:spacing w:before="0" w:after="120" w:line="300" w:lineRule="exact"/>
+        <w:jc w:val="both"/>
+        <w:ind w:firstLine="567"/>
       </w:pPr>
       <w:r>
         <w:rPr>
-          <w:rFonts w:ascii="Times New Roman" w:hAnsi="Times New Roman" w:eastAsia="Times New Roman"/>
+          <w:rFonts w:ascii="Times New Roman" w:hAnsi="Times New Roman" w:eastAsia="Times New Roman" w:cs="Times New Roman"/>
           <w:b w:val="0"/>
           <w:i w:val="0"/>
           <w:sz w:val="26"/>
           <w:u w:val="none"/>
+          <w:color w:val="000000"/>
+          <w:szCs w:val="26"/>
         </w:rPr>
         <w:t>.....................................................................................................................................................</w:t>
       </w:r>
     </w:p>
     <w:p>
       <w:pPr>
-        <w:spacing w:before="80" w:after="40" w:line="259" w:lineRule="auto"/>
+        <w:spacing w:before="0" w:after="0" w:line="276" w:lineRule="auto"/>
+        <w:jc w:val="left"/>
       </w:pPr>
       <w:r>
         <w:rPr>
-          <w:rFonts w:ascii="Times New Roman" w:hAnsi="Times New Roman" w:eastAsia="Times New Roman"/>
-          <w:b/>
+          <w:rFonts w:ascii="Times New Roman" w:hAnsi="Times New Roman" w:eastAsia="Times New Roman" w:cs="Times New Roman"/>
+          <w:b w:val="1"/>
           <w:i w:val="0"/>
           <w:sz w:val="26"/>
           <w:u w:val="none"/>
+          <w:color w:val="000000"/>
+          <w:szCs w:val="26"/>
         </w:rPr>
         <w:t>5. Hồ sơ, tài liệu minh chứng gửi kèm</w:t>
       </w:r>
     </w:p>
     <w:p>
       <w:pPr>
-        <w:spacing w:before="0" w:after="20" w:line="259" w:lineRule="auto"/>
+        <w:spacing w:before="0" w:after="120" w:line="300" w:lineRule="exact"/>
+        <w:jc w:val="both"/>
+        <w:ind w:left="567" w:hanging="283"/>
       </w:pPr>
       <w:r>
         <w:rPr>
-          <w:rFonts w:ascii="Times New Roman" w:hAnsi="Times New Roman" w:eastAsia="Times New Roman"/>
+          <w:rFonts w:ascii="Times New Roman" w:hAnsi="Times New Roman" w:eastAsia="Times New Roman" w:cs="Times New Roman"/>
           <w:b w:val="0"/>
           <w:i w:val="0"/>
           <w:sz w:val="26"/>
           <w:u w:val="none"/>
+          <w:color w:val="000000"/>
+          <w:szCs w:val="26"/>
         </w:rPr>
       </w:r>
       <w:r>
         <w:rPr>
-          <w:rFonts w:ascii="Times New Roman" w:hAnsi="Times New Roman" w:eastAsia="Times New Roman"/>
+          <w:rFonts w:ascii="Times New Roman" w:hAnsi="Times New Roman" w:eastAsia="Times New Roman" w:cs="Times New Roman"/>
           <w:b w:val="0"/>
           <w:i w:val="0"/>
           <w:sz w:val="26"/>
           <w:u w:val="none"/>
+          <w:color w:val="000000"/>
+          <w:szCs w:val="26"/>
         </w:rPr>
         <w:t xml:space="preserve">• </w:t>
       </w:r>
       <w:r>
         <w:rPr>
-          <w:rFonts w:ascii="Times New Roman" w:hAnsi="Times New Roman" w:eastAsia="Times New Roman"/>
+          <w:rFonts w:ascii="Times New Roman" w:hAnsi="Times New Roman" w:eastAsia="Times New Roman" w:cs="Times New Roman"/>
           <w:b w:val="0"/>
           <w:i w:val="0"/>
           <w:sz w:val="26"/>
           <w:u w:val="none"/>
+          <w:color w:val="000000"/>
+          <w:szCs w:val="26"/>
         </w:rPr>
         <w:t>Giấy tờ chứng minh quyền sử dụng/quyền khai thác mặt bằng tại vị trí mới.</w:t>
       </w:r>
     </w:p>
     <w:p>
       <w:pPr>
-        <w:spacing w:before="0" w:after="20" w:line="259" w:lineRule="auto"/>
+        <w:spacing w:before="0" w:after="120" w:line="300" w:lineRule="exact"/>
+        <w:jc w:val="both"/>
+        <w:ind w:left="567" w:hanging="283"/>
       </w:pPr>
       <w:r>
         <w:rPr>
-          <w:rFonts w:ascii="Times New Roman" w:hAnsi="Times New Roman" w:eastAsia="Times New Roman"/>
+          <w:rFonts w:ascii="Times New Roman" w:hAnsi="Times New Roman" w:eastAsia="Times New Roman" w:cs="Times New Roman"/>
           <w:b w:val="0"/>
           <w:i w:val="0"/>
           <w:sz w:val="26"/>
           <w:u w:val="none"/>
+          <w:color w:val="000000"/>
+          <w:szCs w:val="26"/>
         </w:rPr>
       </w:r>
       <w:r>
         <w:rPr>
-          <w:rFonts w:ascii="Times New Roman" w:hAnsi="Times New Roman" w:eastAsia="Times New Roman"/>
+          <w:rFonts w:ascii="Times New Roman" w:hAnsi="Times New Roman" w:eastAsia="Times New Roman" w:cs="Times New Roman"/>
           <w:b w:val="0"/>
           <w:i w:val="0"/>
           <w:sz w:val="26"/>
           <w:u w:val="none"/>
+          <w:color w:val="000000"/>
+          <w:szCs w:val="26"/>
         </w:rPr>
         <w:t xml:space="preserve">• </w:t>
       </w:r>
       <w:r>
         <w:rPr>
-          <w:rFonts w:ascii="Times New Roman" w:hAnsi="Times New Roman" w:eastAsia="Times New Roman"/>
+          <w:rFonts w:ascii="Times New Roman" w:hAnsi="Times New Roman" w:eastAsia="Times New Roman" w:cs="Times New Roman"/>
           <w:b w:val="0"/>
           <w:i w:val="0"/>
           <w:sz w:val="26"/>
           <w:u w:val="none"/>
+          <w:color w:val="000000"/>
+          <w:szCs w:val="26"/>
         </w:rPr>
         <w:t>Ảnh mặt tiền, khu vực sân, khu gửi xe, tiện ích và ảnh vị trí bản đồ mới.</w:t>
       </w:r>
     </w:p>
     <w:p>
       <w:pPr>
-        <w:spacing w:before="0" w:after="20" w:line="259" w:lineRule="auto"/>
+        <w:spacing w:before="0" w:after="120" w:line="300" w:lineRule="exact"/>
+        <w:jc w:val="both"/>
+        <w:ind w:left="567" w:hanging="283"/>
       </w:pPr>
       <w:r>
         <w:rPr>
-          <w:rFonts w:ascii="Times New Roman" w:hAnsi="Times New Roman" w:eastAsia="Times New Roman"/>
+          <w:rFonts w:ascii="Times New Roman" w:hAnsi="Times New Roman" w:eastAsia="Times New Roman" w:cs="Times New Roman"/>
           <w:b w:val="0"/>
           <w:i w:val="0"/>
           <w:sz w:val="26"/>
           <w:u w:val="none"/>
+          <w:color w:val="000000"/>
+          <w:szCs w:val="26"/>
         </w:rPr>
       </w:r>
       <w:r>
         <w:rPr>
-          <w:rFonts w:ascii="Times New Roman" w:hAnsi="Times New Roman" w:eastAsia="Times New Roman"/>
+          <w:rFonts w:ascii="Times New Roman" w:hAnsi="Times New Roman" w:eastAsia="Times New Roman" w:cs="Times New Roman"/>
           <w:b w:val="0"/>
           <w:i w:val="0"/>
           <w:sz w:val="26"/>
           <w:u w:val="none"/>
+          <w:color w:val="000000"/>
+          <w:szCs w:val="26"/>
         </w:rPr>
         <w:t xml:space="preserve">• </w:t>
       </w:r>
       <w:r>
         <w:rPr>
-          <w:rFonts w:ascii="Times New Roman" w:hAnsi="Times New Roman" w:eastAsia="Times New Roman"/>
+          <w:rFonts w:ascii="Times New Roman" w:hAnsi="Times New Roman" w:eastAsia="Times New Roman" w:cs="Times New Roman"/>
           <w:b w:val="0"/>
           <w:i w:val="0"/>
           <w:sz w:val="26"/>
           <w:u w:val="none"/>
+          <w:color w:val="000000"/>
+          <w:szCs w:val="26"/>
         </w:rPr>
         <w:t>Tài liệu chứng minh việc chấm dứt/chuyển đổi vị trí cũ nếu có.</w:t>
       </w:r>
     </w:p>
     <w:p>
       <w:pPr>
-        <w:spacing w:before="0" w:after="20" w:line="259" w:lineRule="auto"/>
+        <w:spacing w:before="0" w:after="120" w:line="300" w:lineRule="exact"/>
+        <w:jc w:val="both"/>
+        <w:ind w:left="567" w:hanging="283"/>
       </w:pPr>
       <w:r>
         <w:rPr>
-          <w:rFonts w:ascii="Times New Roman" w:hAnsi="Times New Roman" w:eastAsia="Times New Roman"/>
+          <w:rFonts w:ascii="Times New Roman" w:hAnsi="Times New Roman" w:eastAsia="Times New Roman" w:cs="Times New Roman"/>
           <w:b w:val="0"/>
           <w:i w:val="0"/>
           <w:sz w:val="26"/>
           <w:u w:val="none"/>
+          <w:color w:val="000000"/>
+          <w:szCs w:val="26"/>
         </w:rPr>
       </w:r>
       <w:r>
         <w:rPr>
-          <w:rFonts w:ascii="Times New Roman" w:hAnsi="Times New Roman" w:eastAsia="Times New Roman"/>
+          <w:rFonts w:ascii="Times New Roman" w:hAnsi="Times New Roman" w:eastAsia="Times New Roman" w:cs="Times New Roman"/>
           <w:b w:val="0"/>
           <w:i w:val="0"/>
           <w:sz w:val="26"/>
           <w:u w:val="none"/>
+          <w:color w:val="000000"/>
+          <w:szCs w:val="26"/>
         </w:rPr>
         <w:t xml:space="preserve">• </w:t>
       </w:r>
       <w:r>
         <w:rPr>
-          <w:rFonts w:ascii="Times New Roman" w:hAnsi="Times New Roman" w:eastAsia="Times New Roman"/>
+          <w:rFonts w:ascii="Times New Roman" w:hAnsi="Times New Roman" w:eastAsia="Times New Roman" w:cs="Times New Roman"/>
           <w:b w:val="0"/>
           <w:i w:val="0"/>
           <w:sz w:val="26"/>
           <w:u w:val="none"/>
+          <w:color w:val="000000"/>
+          <w:szCs w:val="26"/>
         </w:rPr>
         <w:t>Phương án xử lý các lịch đặt sân/booking bị ảnh hưởng nếu việc thay đổi phát sinh trong thời gian còn đơn đặt sân.</w:t>
       </w:r>
     </w:p>
     <w:p>
       <w:pPr>
-        <w:spacing w:before="0" w:after="20" w:line="259" w:lineRule="auto"/>
+        <w:spacing w:before="0" w:after="120" w:line="300" w:lineRule="exact"/>
+        <w:jc w:val="both"/>
+        <w:ind w:left="567" w:hanging="283"/>
       </w:pPr>
       <w:r>
         <w:rPr>
-          <w:rFonts w:ascii="Times New Roman" w:hAnsi="Times New Roman" w:eastAsia="Times New Roman"/>
+          <w:rFonts w:ascii="Times New Roman" w:hAnsi="Times New Roman" w:eastAsia="Times New Roman" w:cs="Times New Roman"/>
           <w:b w:val="0"/>
           <w:i w:val="0"/>
           <w:sz w:val="26"/>
           <w:u w:val="none"/>
+          <w:color w:val="000000"/>
+          <w:szCs w:val="26"/>
         </w:rPr>
       </w:r>
       <w:r>
         <w:rPr>
-          <w:rFonts w:ascii="Times New Roman" w:hAnsi="Times New Roman" w:eastAsia="Times New Roman"/>
+          <w:rFonts w:ascii="Times New Roman" w:hAnsi="Times New Roman" w:eastAsia="Times New Roman" w:cs="Times New Roman"/>
           <w:b w:val="0"/>
           <w:i w:val="0"/>
           <w:sz w:val="26"/>
           <w:u w:val="none"/>
+          <w:color w:val="000000"/>
+          <w:szCs w:val="26"/>
         </w:rPr>
         <w:t xml:space="preserve">• </w:t>
       </w:r>
       <w:r>
         <w:rPr>
-          <w:rFonts w:ascii="Times New Roman" w:hAnsi="Times New Roman" w:eastAsia="Times New Roman"/>
+          <w:rFonts w:ascii="Times New Roman" w:hAnsi="Times New Roman" w:eastAsia="Times New Roman" w:cs="Times New Roman"/>
           <w:b w:val="0"/>
           <w:i w:val="0"/>
           <w:sz w:val="26"/>
           <w:u w:val="none"/>
+          <w:color w:val="000000"/>
+          <w:szCs w:val="26"/>
         </w:rPr>
         <w:t>Tài liệu khác theo yêu cầu kiểm tra hồ sơ của SportGo.</w:t>
       </w:r>
     </w:p>
     <w:p>
       <w:pPr>
-        <w:spacing w:before="80" w:after="40" w:line="259" w:lineRule="auto"/>
+        <w:spacing w:before="0" w:after="0" w:line="276" w:lineRule="auto"/>
+        <w:jc w:val="left"/>
       </w:pPr>
       <w:r>
         <w:rPr>
-          <w:rFonts w:ascii="Times New Roman" w:hAnsi="Times New Roman" w:eastAsia="Times New Roman"/>
-          <w:b/>
+          <w:rFonts w:ascii="Times New Roman" w:hAnsi="Times New Roman" w:eastAsia="Times New Roman" w:cs="Times New Roman"/>
+          <w:b w:val="1"/>
           <w:i w:val="0"/>
           <w:sz w:val="26"/>
           <w:u w:val="none"/>
+          <w:color w:val="000000"/>
+          <w:szCs w:val="26"/>
         </w:rPr>
         <w:t>6. Đề nghị xử lý</w:t>
       </w:r>
     </w:p>
     <w:p>
       <w:pPr>
-        <w:spacing w:before="0" w:after="60" w:line="259" w:lineRule="auto"/>
+        <w:spacing w:before="0" w:after="120" w:line="300" w:lineRule="exact"/>
         <w:ind w:firstLine="567"/>
+        <w:jc w:val="both"/>
       </w:pPr>
       <w:r>
         <w:rPr>
-          <w:rFonts w:ascii="Times New Roman" w:hAnsi="Times New Roman" w:eastAsia="Times New Roman"/>
+          <w:rFonts w:ascii="Times New Roman" w:hAnsi="Times New Roman" w:eastAsia="Times New Roman" w:cs="Times New Roman"/>
           <w:b w:val="0"/>
           <w:i w:val="0"/>
           <w:sz w:val="26"/>
           <w:u w:val="none"/>
+          <w:color w:val="000000"/>
+          <w:szCs w:val="26"/>
         </w:rPr>
         <w:t>Đề nghị SportGo kiểm tra hồ sơ, thẩm định vị trí mới, thông báo kết quả xử lý và chỉ cập nhật địa chỉ/tọa độ cụm sân trên hệ thống sau khi hồ sơ được phê duyệt hợp lệ.</w:t>
       </w:r>
     </w:p>
     <w:p>
       <w:pPr>
-        <w:spacing w:before="80" w:after="40" w:line="259" w:lineRule="auto"/>
+        <w:spacing w:before="0" w:after="0" w:line="276" w:lineRule="auto"/>
+        <w:jc w:val="left"/>
       </w:pPr>
       <w:r>
         <w:rPr>
-          <w:rFonts w:ascii="Times New Roman" w:hAnsi="Times New Roman" w:eastAsia="Times New Roman"/>
-          <w:b/>
+          <w:rFonts w:ascii="Times New Roman" w:hAnsi="Times New Roman" w:eastAsia="Times New Roman" w:cs="Times New Roman"/>
+          <w:b w:val="1"/>
           <w:i w:val="0"/>
           <w:sz w:val="26"/>
           <w:u w:val="none"/>
+          <w:color w:val="000000"/>
+          <w:szCs w:val="26"/>
         </w:rPr>
         <w:t>7. Cam kết</w:t>
       </w:r>
     </w:p>
     <w:p>
       <w:pPr>
-        <w:spacing w:before="0" w:after="60" w:line="259" w:lineRule="auto"/>
+        <w:spacing w:before="0" w:after="120" w:line="300" w:lineRule="exact"/>
         <w:ind w:firstLine="567"/>
+        <w:jc w:val="both"/>
       </w:pPr>
       <w:r>
         <w:rPr>
-          <w:rFonts w:ascii="Times New Roman" w:hAnsi="Times New Roman" w:eastAsia="Times New Roman"/>
+          <w:rFonts w:ascii="Times New Roman" w:hAnsi="Times New Roman" w:eastAsia="Times New Roman" w:cs="Times New Roman"/>
           <w:b w:val="0"/>
           <w:i w:val="0"/>
           <w:sz w:val="26"/>
           <w:u w:val="none"/>
+          <w:color w:val="000000"/>
+          <w:szCs w:val="26"/>
         </w:rPr>
         <w:t>Tôi/Chúng tôi cam kết không tự ý thay đổi địa chỉ, tọa độ hoặc thông tin pháp lý của cụm sân trên hệ thống khi chưa được SportGo kiểm tra và phê duyệt. Tôi/Chúng tôi chịu trách nhiệm về tính chính xác, hợp pháp của thông tin và hồ sơ đã cung cấp.</w:t>
       </w:r>
     </w:p>
     <w:tbl>
       <w:tblPr>
-        <w:tblW w:type="auto" w:w="0"/>
+        <w:tblW w:type="dxa" w:w="9000"/>
         <w:jc w:val="center"/>
         <w:tblLook w:firstColumn="1" w:firstRow="1" w:lastColumn="0" w:lastRow="0" w:noHBand="0" w:noVBand="1" w:val="04A0"/>
+        <w:tblInd w:w="0" w:type="dxa"/>
+        <w:tblLayout w:type="fixed"/>
+        <w:tblCellMar>
+          <w:top w:w="60" w:type="dxa"/>
+          <w:left w:w="90" w:type="dxa"/>
+          <w:bottom w:w="60" w:type="dxa"/>
+          <w:right w:w="90" w:type="dxa"/>
+        </w:tblCellMar>
       </w:tblPr>
       <w:tblGrid>
-        <w:gridCol w:w="4535"/>
-        <w:gridCol w:w="4535"/>
+        <w:gridCol w:w="4500"/>
+        <w:gridCol w:w="4500"/>
       </w:tblGrid>
       <w:tr>
+        <w:trPr>
+          <w:cantSplit/>
+        </w:trPr>
         <w:tc>
           <w:tcPr>
-            <w:tcW w:type="dxa" w:w="4535"/>
+            <w:tcW w:type="dxa" w:w="4500"/>
             <w:vAlign w:val="center"/>
           </w:tcPr>
           <w:p>
             <w:pPr>
-              <w:spacing w:after="0"/>
-              <w:jc w:val="left"/>
+              <w:spacing w:after="0" w:before="0" w:line="40" w:lineRule="exact"/>
+              <w:jc w:val="center"/>
             </w:pPr>
-            <w:r/>
             <w:r>
               <w:rPr>
-                <w:rFonts w:ascii="Times New Roman" w:hAnsi="Times New Roman" w:eastAsia="Times New Roman"/>
+                <w:rFonts w:ascii="Times New Roman" w:hAnsi="Times New Roman" w:eastAsia="Times New Roman" w:cs="Times New Roman"/>
+                <w:color w:val="000000"/>
+                <w:sz w:val="26"/>
+                <w:szCs w:val="26"/>
+              </w:rPr>
+            </w:r>
+            <w:r>
+              <w:rPr>
+                <w:rFonts w:ascii="Times New Roman" w:hAnsi="Times New Roman" w:eastAsia="Times New Roman" w:cs="Times New Roman"/>
                 <w:b w:val="0"/>
                 <w:sz w:val="26"/>
+                <w:color w:val="000000"/>
+                <w:szCs w:val="26"/>
               </w:rPr>
             </w:r>
           </w:p>
         </w:tc>
         <w:tc>
           <w:tcPr>
-            <w:tcW w:type="dxa" w:w="4535"/>
+            <w:tcW w:type="dxa" w:w="4500"/>
+            <w:vAlign w:val="center"/>
           </w:tcPr>
           <w:p>
             <w:pPr>
               <w:jc w:val="center"/>
+              <w:spacing w:before="0" w:after="0" w:line="276" w:lineRule="auto"/>
             </w:pPr>
-            <w:r/>
             <w:r>
               <w:rPr>
-                <w:rFonts w:ascii="Times New Roman" w:hAnsi="Times New Roman" w:eastAsia="Times New Roman"/>
+                <w:rFonts w:ascii="Times New Roman" w:hAnsi="Times New Roman" w:eastAsia="Times New Roman" w:cs="Times New Roman"/>
+                <w:color w:val="000000"/>
+                <w:sz w:val="26"/>
+                <w:szCs w:val="26"/>
+              </w:rPr>
+            </w:r>
+            <w:r>
+              <w:rPr>
+                <w:rFonts w:ascii="Times New Roman" w:hAnsi="Times New Roman" w:eastAsia="Times New Roman" w:cs="Times New Roman"/>
                 <w:b/>
                 <w:i w:val="0"/>
                 <w:sz w:val="26"/>
                 <w:u w:val="none"/>
+                <w:color w:val="000000"/>
+                <w:szCs w:val="26"/>
               </w:rPr>
               <w:t>NGƯỜI LÀM ĐƠN</w:t>
             </w:r>
@@ -760,33 +1454,79 @@
           <w:p>
             <w:pPr>
               <w:jc w:val="center"/>
+              <w:spacing w:before="0" w:after="0" w:line="276" w:lineRule="auto"/>
             </w:pPr>
             <w:r>
               <w:rPr>
-                <w:rFonts w:ascii="Times New Roman" w:hAnsi="Times New Roman" w:eastAsia="Times New Roman"/>
+                <w:rFonts w:ascii="Times New Roman" w:hAnsi="Times New Roman" w:eastAsia="Times New Roman" w:cs="Times New Roman"/>
                 <w:b w:val="0"/>
                 <w:i/>
-                <w:sz w:val="24"/>
+                <w:sz w:val="26"/>
                 <w:u w:val="none"/>
+                <w:color w:val="000000"/>
+                <w:szCs w:val="26"/>
               </w:rPr>
               <w:t>(Ký, ghi rõ họ tên)</w:t>
             </w:r>
           </w:p>
-          <w:p/>
-          <w:p/>
-          <w:p/>
-          <w:p/>
+          <w:p>
+            <w:pPr>
+              <w:spacing w:before="0" w:after="0" w:line="40" w:lineRule="exact"/>
+              <w:jc w:val="center"/>
+            </w:pPr>
+          </w:p>
         </w:tc>
       </w:tr>
     </w:tbl>
     <w:sectPr>
+      <w:headerReference w:type="default" r:id="rId9"/>
       <w:pgSz w:w="11906" w:h="16838"/>
-      <w:pgMar w:top="1134" w:right="1134" w:bottom="1134" w:left="1701" w:header="720" w:footer="720" w:gutter="0"/>
+      <w:pgMar w:top="1134" w:right="1134" w:bottom="1134" w:left="1701" w:header="709" w:footer="709" w:gutter="0"/>
       <w:cols w:space="720"/>
       <w:docGrid w:linePitch="360"/>
+      <w:pgNumType w:start="1"/>
+      <w:titlePg/>
     </w:sectPr>
   </w:body>
 </w:document>
+</file>
+
+<file path=word/headerPartnerPageNumber.xml><?xml version="1.0" encoding="utf-8"?>
+<w:hdr xmlns:w="http://schemas.openxmlformats.org/wordprocessingml/2006/main">
+  <w:p>
+    <w:pPr>
+      <w:jc w:val="center"/>
+      <w:spacing w:before="0" w:after="0"/>
+    </w:pPr>
+    <w:r>
+      <w:rPr>
+        <w:rFonts w:ascii="Times New Roman" w:hAnsi="Times New Roman" w:eastAsia="Times New Roman" w:cs="Times New Roman"/>
+        <w:sz w:val="26"/>
+        <w:szCs w:val="26"/>
+        <w:color w:val="000000"/>
+      </w:rPr>
+      <w:fldChar w:fldCharType="begin"/>
+    </w:r>
+    <w:r>
+      <w:rPr>
+        <w:rFonts w:ascii="Times New Roman" w:hAnsi="Times New Roman" w:eastAsia="Times New Roman" w:cs="Times New Roman"/>
+        <w:sz w:val="26"/>
+        <w:szCs w:val="26"/>
+        <w:color w:val="000000"/>
+      </w:rPr>
+      <w:instrText xml:space="preserve"> PAGE </w:instrText>
+    </w:r>
+    <w:r>
+      <w:rPr>
+        <w:rFonts w:ascii="Times New Roman" w:hAnsi="Times New Roman" w:eastAsia="Times New Roman" w:cs="Times New Roman"/>
+        <w:sz w:val="26"/>
+        <w:szCs w:val="26"/>
+        <w:color w:val="000000"/>
+      </w:rPr>
+      <w:fldChar w:fldCharType="end"/>
+    </w:r>
+  </w:p>
+</w:hdr>
 </file>
 
 <file path=word/numbering.xml><?xml version="1.0" encoding="utf-8"?>
@@ -997,10 +1737,11 @@
   <w:docDefaults>
     <w:rPrDefault>
       <w:rPr>
-        <w:rFonts w:asciiTheme="minorHAnsi" w:eastAsiaTheme="minorEastAsia" w:hAnsiTheme="minorHAnsi" w:cstheme="minorBidi"/>
-        <w:sz w:val="22"/>
-        <w:szCs w:val="22"/>
+        <w:rFonts w:asciiTheme="minorHAnsi" w:eastAsiaTheme="minorEastAsia" w:hAnsiTheme="minorHAnsi" w:cstheme="minorBidi" w:ascii="Times New Roman" w:hAnsi="Times New Roman" w:eastAsia="Times New Roman" w:cs="Times New Roman"/>
+        <w:sz w:val="26"/>
+        <w:szCs w:val="26"/>
         <w:lang w:val="en-US" w:eastAsia="en-US" w:bidi="ar-SA"/>
+        <w:color w:val="000000"/>
       </w:rPr>
     </w:rPrDefault>
     <w:pPrDefault>
@@ -1149,6 +1890,9 @@
     <w:lsdException w:name="TOC Heading" w:uiPriority="39" w:qFormat="1"/>
   </w:latentStyles>
   <w:style w:type="paragraph" w:default="1" w:styleId="Normal">
+    <w:pPr>
+      <w:spacing w:after="120" w:line="300" w:lineRule="exact"/>
+    </w:pPr>
     <w:name w:val="Normal"/>
     <w:qFormat/>
     <w:rsid w:val="00FC693F"/>
@@ -1219,7 +1963,7 @@
       <w:rFonts w:asciiTheme="majorHAnsi" w:eastAsiaTheme="majorEastAsia" w:hAnsiTheme="majorHAnsi" w:cstheme="majorBidi"/>
       <w:b/>
       <w:bCs/>
-      <w:color w:val="365F91" w:themeColor="accent1" w:themeShade="BF"/>
+      <w:color w:val="000000" w:themeShade="BF"/>
       <w:sz w:val="28"/>
       <w:szCs w:val="28"/>
     </w:rPr>
@@ -1243,7 +1987,7 @@
       <w:rFonts w:asciiTheme="majorHAnsi" w:eastAsiaTheme="majorEastAsia" w:hAnsiTheme="majorHAnsi" w:cstheme="majorBidi"/>
       <w:b/>
       <w:bCs/>
-      <w:color w:val="4F81BD" w:themeColor="accent1"/>
+      <w:color w:val="000000"/>
       <w:sz w:val="26"/>
       <w:szCs w:val="26"/>
     </w:rPr>
@@ -1267,7 +2011,7 @@
       <w:rFonts w:asciiTheme="majorHAnsi" w:eastAsiaTheme="majorEastAsia" w:hAnsiTheme="majorHAnsi" w:cstheme="majorBidi"/>
       <w:b/>
       <w:bCs/>
-      <w:color w:val="4F81BD" w:themeColor="accent1"/>
+      <w:color w:val="000000"/>
     </w:rPr>
   </w:style>
   <w:style w:type="paragraph" w:styleId="Heading4">
@@ -1292,7 +2036,7 @@
       <w:bCs/>
       <w:i/>
       <w:iCs/>
-      <w:color w:val="4F81BD" w:themeColor="accent1"/>
+      <w:color w:val="000000"/>
     </w:rPr>
   </w:style>
   <w:style w:type="paragraph" w:styleId="Heading5">
@@ -1313,7 +2057,7 @@
     </w:pPr>
     <w:rPr>
       <w:rFonts w:asciiTheme="majorHAnsi" w:eastAsiaTheme="majorEastAsia" w:hAnsiTheme="majorHAnsi" w:cstheme="majorBidi"/>
-      <w:color w:val="243F60" w:themeColor="accent1" w:themeShade="7F"/>
+      <w:color w:val="000000" w:themeShade="7F"/>
     </w:rPr>
   </w:style>
   <w:style w:type="paragraph" w:styleId="Heading6">
@@ -1336,7 +2080,7 @@
       <w:rFonts w:asciiTheme="majorHAnsi" w:eastAsiaTheme="majorEastAsia" w:hAnsiTheme="majorHAnsi" w:cstheme="majorBidi"/>
       <w:i/>
       <w:iCs/>
-      <w:color w:val="243F60" w:themeColor="accent1" w:themeShade="7F"/>
+      <w:color w:val="000000" w:themeShade="7F"/>
     </w:rPr>
   </w:style>
   <w:style w:type="paragraph" w:styleId="Heading7">
@@ -1359,7 +2103,7 @@
       <w:rFonts w:asciiTheme="majorHAnsi" w:eastAsiaTheme="majorEastAsia" w:hAnsiTheme="majorHAnsi" w:cstheme="majorBidi"/>
       <w:i/>
       <w:iCs/>
-      <w:color w:val="404040" w:themeColor="text1" w:themeTint="BF"/>
+      <w:color w:val="000000" w:themeTint="BF"/>
     </w:rPr>
   </w:style>
   <w:style w:type="paragraph" w:styleId="Heading8">
@@ -1380,7 +2124,7 @@
     </w:pPr>
     <w:rPr>
       <w:rFonts w:asciiTheme="majorHAnsi" w:eastAsiaTheme="majorEastAsia" w:hAnsiTheme="majorHAnsi" w:cstheme="majorBidi"/>
-      <w:color w:val="4F81BD" w:themeColor="accent1"/>
+      <w:color w:val="000000"/>
       <w:sz w:val="20"/>
       <w:szCs w:val="20"/>
     </w:rPr>
@@ -1405,7 +2149,7 @@
       <w:rFonts w:asciiTheme="majorHAnsi" w:eastAsiaTheme="majorEastAsia" w:hAnsiTheme="majorHAnsi" w:cstheme="majorBidi"/>
       <w:i/>
       <w:iCs/>
-      <w:color w:val="404040" w:themeColor="text1" w:themeTint="BF"/>
+      <w:color w:val="000000" w:themeTint="BF"/>
       <w:sz w:val="20"/>
       <w:szCs w:val="20"/>
     </w:rPr>
@@ -1456,7 +2200,7 @@
       <w:rFonts w:asciiTheme="majorHAnsi" w:eastAsiaTheme="majorEastAsia" w:hAnsiTheme="majorHAnsi" w:cstheme="majorBidi"/>
       <w:b/>
       <w:bCs/>
-      <w:color w:val="365F91" w:themeColor="accent1" w:themeShade="BF"/>
+      <w:color w:val="000000" w:themeShade="BF"/>
       <w:sz w:val="28"/>
       <w:szCs w:val="28"/>
     </w:rPr>
@@ -1471,7 +2215,7 @@
       <w:rFonts w:asciiTheme="majorHAnsi" w:eastAsiaTheme="majorEastAsia" w:hAnsiTheme="majorHAnsi" w:cstheme="majorBidi"/>
       <w:b/>
       <w:bCs/>
-      <w:color w:val="4F81BD" w:themeColor="accent1"/>
+      <w:color w:val="000000"/>
       <w:sz w:val="26"/>
       <w:szCs w:val="26"/>
     </w:rPr>
@@ -1486,7 +2230,7 @@
       <w:rFonts w:asciiTheme="majorHAnsi" w:eastAsiaTheme="majorEastAsia" w:hAnsiTheme="majorHAnsi" w:cstheme="majorBidi"/>
       <w:b/>
       <w:bCs/>
-      <w:color w:val="4F81BD" w:themeColor="accent1"/>
+      <w:color w:val="000000"/>
     </w:rPr>
   </w:style>
   <w:style w:type="paragraph" w:styleId="Title">
@@ -1506,7 +2250,7 @@
     </w:pPr>
     <w:rPr>
       <w:rFonts w:asciiTheme="majorHAnsi" w:eastAsiaTheme="majorEastAsia" w:hAnsiTheme="majorHAnsi" w:cstheme="majorBidi"/>
-      <w:color w:val="17365D" w:themeColor="text2" w:themeShade="BF"/>
+      <w:color w:val="000000" w:themeShade="BF"/>
       <w:spacing w:val="5"/>
       <w:kern w:val="28"/>
       <w:sz w:val="52"/>
@@ -1521,7 +2265,7 @@
     <w:rsid w:val="00FC693F"/>
     <w:rPr>
       <w:rFonts w:asciiTheme="majorHAnsi" w:eastAsiaTheme="majorEastAsia" w:hAnsiTheme="majorHAnsi" w:cstheme="majorBidi"/>
-      <w:color w:val="17365D" w:themeColor="text2" w:themeShade="BF"/>
+      <w:color w:val="000000" w:themeShade="BF"/>
       <w:spacing w:val="5"/>
       <w:kern w:val="28"/>
       <w:sz w:val="52"/>
@@ -1545,7 +2289,7 @@
       <w:rFonts w:asciiTheme="majorHAnsi" w:eastAsiaTheme="majorEastAsia" w:hAnsiTheme="majorHAnsi" w:cstheme="majorBidi"/>
       <w:i/>
       <w:iCs/>
-      <w:color w:val="4F81BD" w:themeColor="accent1"/>
+      <w:color w:val="000000"/>
       <w:spacing w:val="15"/>
       <w:sz w:val="24"/>
       <w:szCs w:val="24"/>
@@ -1561,7 +2305,7 @@
       <w:rFonts w:asciiTheme="majorHAnsi" w:eastAsiaTheme="majorEastAsia" w:hAnsiTheme="majorHAnsi" w:cstheme="majorBidi"/>
       <w:i/>
       <w:iCs/>
-      <w:color w:val="4F81BD" w:themeColor="accent1"/>
+      <w:color w:val="000000"/>
       <w:spacing w:val="15"/>
       <w:sz w:val="24"/>
       <w:szCs w:val="24"/>
@@ -1833,7 +2577,7 @@
     <w:rPr>
       <w:i/>
       <w:iCs/>
-      <w:color w:val="000000" w:themeColor="text1"/>
+      <w:color w:val="000000"/>
     </w:rPr>
   </w:style>
   <w:style w:type="character" w:customStyle="1" w:styleId="QuoteChar">
@@ -1845,7 +2589,7 @@
     <w:rPr>
       <w:i/>
       <w:iCs/>
-      <w:color w:val="000000" w:themeColor="text1"/>
+      <w:color w:val="000000"/>
     </w:rPr>
   </w:style>
   <w:style w:type="character" w:customStyle="1" w:styleId="Heading4Char">
@@ -1861,7 +2605,7 @@
       <w:bCs/>
       <w:i/>
       <w:iCs/>
-      <w:color w:val="4F81BD" w:themeColor="accent1"/>
+      <w:color w:val="000000"/>
     </w:rPr>
   </w:style>
   <w:style w:type="character" w:customStyle="1" w:styleId="Heading5Char">
@@ -1873,7 +2617,7 @@
     <w:rsid w:val="00FC693F"/>
     <w:rPr>
       <w:rFonts w:asciiTheme="majorHAnsi" w:eastAsiaTheme="majorEastAsia" w:hAnsiTheme="majorHAnsi" w:cstheme="majorBidi"/>
-      <w:color w:val="243F60" w:themeColor="accent1" w:themeShade="7F"/>
+      <w:color w:val="000000" w:themeShade="7F"/>
     </w:rPr>
   </w:style>
   <w:style w:type="character" w:customStyle="1" w:styleId="Heading6Char">
@@ -1887,7 +2631,7 @@
       <w:rFonts w:asciiTheme="majorHAnsi" w:eastAsiaTheme="majorEastAsia" w:hAnsiTheme="majorHAnsi" w:cstheme="majorBidi"/>
       <w:i/>
       <w:iCs/>
-      <w:color w:val="243F60" w:themeColor="accent1" w:themeShade="7F"/>
+      <w:color w:val="000000" w:themeShade="7F"/>
     </w:rPr>
   </w:style>
   <w:style w:type="character" w:customStyle="1" w:styleId="Heading7Char">
@@ -1901,7 +2645,7 @@
       <w:rFonts w:asciiTheme="majorHAnsi" w:eastAsiaTheme="majorEastAsia" w:hAnsiTheme="majorHAnsi" w:cstheme="majorBidi"/>
       <w:i/>
       <w:iCs/>
-      <w:color w:val="404040" w:themeColor="text1" w:themeTint="BF"/>
+      <w:color w:val="000000" w:themeTint="BF"/>
     </w:rPr>
   </w:style>
   <w:style w:type="character" w:customStyle="1" w:styleId="Heading8Char">
@@ -1913,7 +2657,7 @@
     <w:rsid w:val="00FC693F"/>
     <w:rPr>
       <w:rFonts w:asciiTheme="majorHAnsi" w:eastAsiaTheme="majorEastAsia" w:hAnsiTheme="majorHAnsi" w:cstheme="majorBidi"/>
-      <w:color w:val="4F81BD" w:themeColor="accent1"/>
+      <w:color w:val="000000"/>
       <w:sz w:val="20"/>
       <w:szCs w:val="20"/>
     </w:rPr>
@@ -1929,7 +2673,7 @@
       <w:rFonts w:asciiTheme="majorHAnsi" w:eastAsiaTheme="majorEastAsia" w:hAnsiTheme="majorHAnsi" w:cstheme="majorBidi"/>
       <w:i/>
       <w:iCs/>
-      <w:color w:val="404040" w:themeColor="text1" w:themeTint="BF"/>
+      <w:color w:val="000000" w:themeTint="BF"/>
       <w:sz w:val="20"/>
       <w:szCs w:val="20"/>
     </w:rPr>
@@ -1949,7 +2693,7 @@
     <w:rPr>
       <w:b/>
       <w:bCs/>
-      <w:color w:val="4F81BD" w:themeColor="accent1"/>
+      <w:color w:val="000000"/>
       <w:sz w:val="18"/>
       <w:szCs w:val="18"/>
     </w:rPr>
@@ -1996,7 +2740,7 @@
       <w:bCs/>
       <w:i/>
       <w:iCs/>
-      <w:color w:val="4F81BD" w:themeColor="accent1"/>
+      <w:color w:val="000000"/>
     </w:rPr>
   </w:style>
   <w:style w:type="character" w:customStyle="1" w:styleId="IntenseQuoteChar">
@@ -2010,7 +2754,7 @@
       <w:bCs/>
       <w:i/>
       <w:iCs/>
-      <w:color w:val="4F81BD" w:themeColor="accent1"/>
+      <w:color w:val="000000"/>
     </w:rPr>
   </w:style>
   <w:style w:type="character" w:styleId="SubtleEmphasis">
@@ -2022,7 +2766,7 @@
     <w:rPr>
       <w:i/>
       <w:iCs/>
-      <w:color w:val="808080" w:themeColor="text1" w:themeTint="7F"/>
+      <w:color w:val="000000" w:themeTint="7F"/>
     </w:rPr>
   </w:style>
   <w:style w:type="character" w:styleId="IntenseEmphasis">
@@ -2036,7 +2780,7 @@
       <w:bCs/>
       <w:i/>
       <w:iCs/>
-      <w:color w:val="4F81BD" w:themeColor="accent1"/>
+      <w:color w:val="000000"/>
     </w:rPr>
   </w:style>
   <w:style w:type="character" w:styleId="SubtleReference">
@@ -2047,7 +2791,7 @@
     <w:rsid w:val="00FC693F"/>
     <w:rPr>
       <w:smallCaps/>
-      <w:color w:val="C0504D" w:themeColor="accent2"/>
+      <w:color w:val="000000"/>
       <w:u w:val="single"/>
     </w:rPr>
   </w:style>
@@ -2061,7 +2805,7 @@
       <w:b/>
       <w:bCs/>
       <w:smallCaps/>
-      <w:color w:val="C0504D" w:themeColor="accent2"/>
+      <w:color w:val="000000"/>
       <w:spacing w:val="5"/>
       <w:u w:val="single"/>
     </w:rPr>
@@ -2127,7 +2871,7 @@
       <w:spacing w:after="0" w:line="240" w:lineRule="auto"/>
     </w:pPr>
     <w:rPr>
-      <w:color w:val="000000" w:themeColor="text1" w:themeShade="BF"/>
+      <w:color w:val="000000" w:themeShade="BF"/>
     </w:rPr>
     <w:tblPr>
       <w:tblStyleRowBandSize w:val="1"/>
@@ -2205,7 +2949,6 @@
           <w:insideH w:val="nil"/>
           <w:insideV w:val="nil"/>
         </w:tcBorders>
-        <w:shd w:val="clear" w:color="auto" w:fill="C0C0C0" w:themeFill="text1" w:themeFillTint="3F"/>
       </w:tcPr>
     </w:tblStylePr>
     <w:tblStylePr w:type="band1Horz">
@@ -2217,7 +2960,6 @@
           <w:insideH w:val="nil"/>
           <w:insideV w:val="nil"/>
         </w:tcBorders>
-        <w:shd w:val="clear" w:color="auto" w:fill="C0C0C0" w:themeFill="text1" w:themeFillTint="3F"/>
       </w:tcPr>
     </w:tblStylePr>
   </w:style>
@@ -2230,7 +2972,7 @@
       <w:spacing w:after="0" w:line="240" w:lineRule="auto"/>
     </w:pPr>
     <w:rPr>
-      <w:color w:val="365F91" w:themeColor="accent1" w:themeShade="BF"/>
+      <w:color w:val="000000" w:themeShade="BF"/>
     </w:rPr>
     <w:tblPr>
       <w:tblStyleRowBandSize w:val="1"/>
@@ -2308,7 +3050,6 @@
           <w:insideH w:val="nil"/>
           <w:insideV w:val="nil"/>
         </w:tcBorders>
-        <w:shd w:val="clear" w:color="auto" w:fill="D3DFEE" w:themeFill="accent1" w:themeFillTint="3F"/>
       </w:tcPr>
     </w:tblStylePr>
     <w:tblStylePr w:type="band1Horz">
@@ -2320,7 +3061,6 @@
           <w:insideH w:val="nil"/>
           <w:insideV w:val="nil"/>
         </w:tcBorders>
-        <w:shd w:val="clear" w:color="auto" w:fill="D3DFEE" w:themeFill="accent1" w:themeFillTint="3F"/>
       </w:tcPr>
     </w:tblStylePr>
   </w:style>
@@ -2333,7 +3073,7 @@
       <w:spacing w:after="0" w:line="240" w:lineRule="auto"/>
     </w:pPr>
     <w:rPr>
-      <w:color w:val="943634" w:themeColor="accent2" w:themeShade="BF"/>
+      <w:color w:val="000000" w:themeShade="BF"/>
     </w:rPr>
     <w:tblPr>
       <w:tblStyleRowBandSize w:val="1"/>
@@ -2411,7 +3151,6 @@
           <w:insideH w:val="nil"/>
           <w:insideV w:val="nil"/>
         </w:tcBorders>
-        <w:shd w:val="clear" w:color="auto" w:fill="EFD3D2" w:themeFill="accent2" w:themeFillTint="3F"/>
       </w:tcPr>
     </w:tblStylePr>
     <w:tblStylePr w:type="band1Horz">
@@ -2423,7 +3162,6 @@
           <w:insideH w:val="nil"/>
           <w:insideV w:val="nil"/>
         </w:tcBorders>
-        <w:shd w:val="clear" w:color="auto" w:fill="EFD3D2" w:themeFill="accent2" w:themeFillTint="3F"/>
       </w:tcPr>
     </w:tblStylePr>
   </w:style>
@@ -2436,7 +3174,7 @@
       <w:spacing w:after="0" w:line="240" w:lineRule="auto"/>
     </w:pPr>
     <w:rPr>
-      <w:color w:val="76923C" w:themeColor="accent3" w:themeShade="BF"/>
+      <w:color w:val="000000" w:themeShade="BF"/>
     </w:rPr>
     <w:tblPr>
       <w:tblStyleRowBandSize w:val="1"/>
@@ -2514,7 +3252,6 @@
           <w:insideH w:val="nil"/>
           <w:insideV w:val="nil"/>
         </w:tcBorders>
-        <w:shd w:val="clear" w:color="auto" w:fill="E6EED5" w:themeFill="accent3" w:themeFillTint="3F"/>
       </w:tcPr>
     </w:tblStylePr>
     <w:tblStylePr w:type="band1Horz">
@@ -2526,7 +3263,6 @@
           <w:insideH w:val="nil"/>
           <w:insideV w:val="nil"/>
         </w:tcBorders>
-        <w:shd w:val="clear" w:color="auto" w:fill="E6EED5" w:themeFill="accent3" w:themeFillTint="3F"/>
       </w:tcPr>
     </w:tblStylePr>
   </w:style>
@@ -2539,7 +3275,7 @@
       <w:spacing w:after="0" w:line="240" w:lineRule="auto"/>
     </w:pPr>
     <w:rPr>
-      <w:color w:val="5F497A" w:themeColor="accent4" w:themeShade="BF"/>
+      <w:color w:val="000000" w:themeShade="BF"/>
     </w:rPr>
     <w:tblPr>
       <w:tblStyleRowBandSize w:val="1"/>
@@ -2617,7 +3353,6 @@
           <w:insideH w:val="nil"/>
           <w:insideV w:val="nil"/>
         </w:tcBorders>
-        <w:shd w:val="clear" w:color="auto" w:fill="DFD8E8" w:themeFill="accent4" w:themeFillTint="3F"/>
       </w:tcPr>
     </w:tblStylePr>
     <w:tblStylePr w:type="band1Horz">
@@ -2629,7 +3364,6 @@
           <w:insideH w:val="nil"/>
           <w:insideV w:val="nil"/>
         </w:tcBorders>
-        <w:shd w:val="clear" w:color="auto" w:fill="DFD8E8" w:themeFill="accent4" w:themeFillTint="3F"/>
       </w:tcPr>
     </w:tblStylePr>
   </w:style>
@@ -2642,7 +3376,7 @@
       <w:spacing w:after="0" w:line="240" w:lineRule="auto"/>
     </w:pPr>
     <w:rPr>
-      <w:color w:val="31849B" w:themeColor="accent5" w:themeShade="BF"/>
+      <w:color w:val="000000" w:themeShade="BF"/>
     </w:rPr>
     <w:tblPr>
       <w:tblStyleRowBandSize w:val="1"/>
@@ -2720,7 +3454,6 @@
           <w:insideH w:val="nil"/>
           <w:insideV w:val="nil"/>
         </w:tcBorders>
-        <w:shd w:val="clear" w:color="auto" w:fill="D2EAF1" w:themeFill="accent5" w:themeFillTint="3F"/>
       </w:tcPr>
     </w:tblStylePr>
     <w:tblStylePr w:type="band1Horz">
@@ -2732,7 +3465,6 @@
           <w:insideH w:val="nil"/>
           <w:insideV w:val="nil"/>
         </w:tcBorders>
-        <w:shd w:val="clear" w:color="auto" w:fill="D2EAF1" w:themeFill="accent5" w:themeFillTint="3F"/>
       </w:tcPr>
     </w:tblStylePr>
   </w:style>
@@ -2745,7 +3477,7 @@
       <w:spacing w:after="0" w:line="240" w:lineRule="auto"/>
     </w:pPr>
     <w:rPr>
-      <w:color w:val="E36C0A" w:themeColor="accent6" w:themeShade="BF"/>
+      <w:color w:val="000000" w:themeShade="BF"/>
     </w:rPr>
     <w:tblPr>
       <w:tblStyleRowBandSize w:val="1"/>
@@ -2823,7 +3555,6 @@
           <w:insideH w:val="nil"/>
           <w:insideV w:val="nil"/>
         </w:tcBorders>
-        <w:shd w:val="clear" w:color="auto" w:fill="FDE4D0" w:themeFill="accent6" w:themeFillTint="3F"/>
       </w:tcPr>
     </w:tblStylePr>
     <w:tblStylePr w:type="band1Horz">
@@ -2835,7 +3566,6 @@
           <w:insideH w:val="nil"/>
           <w:insideV w:val="nil"/>
         </w:tcBorders>
-        <w:shd w:val="clear" w:color="auto" w:fill="FDE4D0" w:themeFill="accent6" w:themeFillTint="3F"/>
       </w:tcPr>
     </w:tblStylePr>
   </w:style>
@@ -2871,12 +3601,10 @@
       <w:rPr>
         <w:b/>
         <w:bCs/>
-        <w:color w:val="FFFFFF" w:themeColor="background1"/>
-      </w:rPr>
-      <w:tblPr/>
-      <w:tcPr>
-        <w:shd w:val="clear" w:color="auto" w:fill="000000" w:themeFill="text1"/>
-      </w:tcPr>
+        <w:color w:val="000000"/>
+      </w:rPr>
+      <w:tblPr/>
+      <w:tcPr/>
     </w:tblStylePr>
     <w:tblStylePr w:type="lastRow">
       <w:pPr>
@@ -2963,12 +3691,10 @@
       <w:rPr>
         <w:b/>
         <w:bCs/>
-        <w:color w:val="FFFFFF" w:themeColor="background1"/>
-      </w:rPr>
-      <w:tblPr/>
-      <w:tcPr>
-        <w:shd w:val="clear" w:color="auto" w:fill="4F81BD" w:themeFill="accent1"/>
-      </w:tcPr>
+        <w:color w:val="000000"/>
+      </w:rPr>
+      <w:tblPr/>
+      <w:tcPr/>
     </w:tblStylePr>
     <w:tblStylePr w:type="lastRow">
       <w:pPr>
@@ -3055,12 +3781,10 @@
       <w:rPr>
         <w:b/>
         <w:bCs/>
-        <w:color w:val="FFFFFF" w:themeColor="background1"/>
-      </w:rPr>
-      <w:tblPr/>
-      <w:tcPr>
-        <w:shd w:val="clear" w:color="auto" w:fill="C0504D" w:themeFill="accent2"/>
-      </w:tcPr>
+        <w:color w:val="000000"/>
+      </w:rPr>
+      <w:tblPr/>
+      <w:tcPr/>
     </w:tblStylePr>
     <w:tblStylePr w:type="lastRow">
       <w:pPr>
@@ -3147,12 +3871,10 @@
       <w:rPr>
         <w:b/>
         <w:bCs/>
-        <w:color w:val="FFFFFF" w:themeColor="background1"/>
-      </w:rPr>
-      <w:tblPr/>
-      <w:tcPr>
-        <w:shd w:val="clear" w:color="auto" w:fill="9BBB59" w:themeFill="accent3"/>
-      </w:tcPr>
+        <w:color w:val="000000"/>
+      </w:rPr>
+      <w:tblPr/>
+      <w:tcPr/>
     </w:tblStylePr>
     <w:tblStylePr w:type="lastRow">
       <w:pPr>
@@ -3239,12 +3961,10 @@
       <w:rPr>
         <w:b/>
         <w:bCs/>
-        <w:color w:val="FFFFFF" w:themeColor="background1"/>
-      </w:rPr>
-      <w:tblPr/>
-      <w:tcPr>
-        <w:shd w:val="clear" w:color="auto" w:fill="8064A2" w:themeFill="accent4"/>
-      </w:tcPr>
+        <w:color w:val="000000"/>
+      </w:rPr>
+      <w:tblPr/>
+      <w:tcPr/>
     </w:tblStylePr>
     <w:tblStylePr w:type="lastRow">
       <w:pPr>
@@ -3331,12 +4051,10 @@
       <w:rPr>
         <w:b/>
         <w:bCs/>
-        <w:color w:val="FFFFFF" w:themeColor="background1"/>
-      </w:rPr>
-      <w:tblPr/>
-      <w:tcPr>
-        <w:shd w:val="clear" w:color="auto" w:fill="4BACC6" w:themeFill="accent5"/>
-      </w:tcPr>
+        <w:color w:val="000000"/>
+      </w:rPr>
+      <w:tblPr/>
+      <w:tcPr/>
     </w:tblStylePr>
     <w:tblStylePr w:type="lastRow">
       <w:pPr>
@@ -3423,12 +4141,10 @@
       <w:rPr>
         <w:b/>
         <w:bCs/>
-        <w:color w:val="FFFFFF" w:themeColor="background1"/>
-      </w:rPr>
-      <w:tblPr/>
-      <w:tcPr>
-        <w:shd w:val="clear" w:color="auto" w:fill="F79646" w:themeFill="accent6"/>
-      </w:tcPr>
+        <w:color w:val="000000"/>
+      </w:rPr>
+      <w:tblPr/>
+      <w:tcPr/>
     </w:tblStylePr>
     <w:tblStylePr w:type="lastRow">
       <w:pPr>
@@ -3584,7 +4300,6 @@
           <w:bottom w:val="single" w:sz="8" w:space="0" w:color="000000" w:themeColor="text1"/>
           <w:right w:val="single" w:sz="8" w:space="0" w:color="000000" w:themeColor="text1"/>
         </w:tcBorders>
-        <w:shd w:val="clear" w:color="auto" w:fill="C0C0C0" w:themeFill="text1" w:themeFillTint="3F"/>
       </w:tcPr>
     </w:tblStylePr>
     <w:tblStylePr w:type="band1Horz">
@@ -3597,7 +4312,6 @@
           <w:right w:val="single" w:sz="8" w:space="0" w:color="000000" w:themeColor="text1"/>
           <w:insideV w:val="single" w:sz="8" w:space="0" w:color="000000" w:themeColor="text1"/>
         </w:tcBorders>
-        <w:shd w:val="clear" w:color="auto" w:fill="C0C0C0" w:themeFill="text1" w:themeFillTint="3F"/>
       </w:tcPr>
     </w:tblStylePr>
     <w:tblStylePr w:type="band2Horz">
@@ -3714,7 +4428,6 @@
           <w:bottom w:val="single" w:sz="8" w:space="0" w:color="4F81BD" w:themeColor="accent1"/>
           <w:right w:val="single" w:sz="8" w:space="0" w:color="4F81BD" w:themeColor="accent1"/>
         </w:tcBorders>
-        <w:shd w:val="clear" w:color="auto" w:fill="D3DFEE" w:themeFill="accent1" w:themeFillTint="3F"/>
       </w:tcPr>
     </w:tblStylePr>
     <w:tblStylePr w:type="band1Horz">
@@ -3727,7 +4440,6 @@
           <w:right w:val="single" w:sz="8" w:space="0" w:color="4F81BD" w:themeColor="accent1"/>
           <w:insideV w:val="single" w:sz="8" w:space="0" w:color="4F81BD" w:themeColor="accent1"/>
         </w:tcBorders>
-        <w:shd w:val="clear" w:color="auto" w:fill="D3DFEE" w:themeFill="accent1" w:themeFillTint="3F"/>
       </w:tcPr>
     </w:tblStylePr>
     <w:tblStylePr w:type="band2Horz">
@@ -3844,7 +4556,6 @@
           <w:bottom w:val="single" w:sz="8" w:space="0" w:color="C0504D" w:themeColor="accent2"/>
           <w:right w:val="single" w:sz="8" w:space="0" w:color="C0504D" w:themeColor="accent2"/>
         </w:tcBorders>
-        <w:shd w:val="clear" w:color="auto" w:fill="EFD3D2" w:themeFill="accent2" w:themeFillTint="3F"/>
       </w:tcPr>
     </w:tblStylePr>
     <w:tblStylePr w:type="band1Horz">
@@ -3857,7 +4568,6 @@
           <w:right w:val="single" w:sz="8" w:space="0" w:color="C0504D" w:themeColor="accent2"/>
           <w:insideV w:val="single" w:sz="8" w:space="0" w:color="C0504D" w:themeColor="accent2"/>
         </w:tcBorders>
-        <w:shd w:val="clear" w:color="auto" w:fill="EFD3D2" w:themeFill="accent2" w:themeFillTint="3F"/>
       </w:tcPr>
     </w:tblStylePr>
     <w:tblStylePr w:type="band2Horz">
@@ -3974,7 +4684,6 @@
           <w:bottom w:val="single" w:sz="8" w:space="0" w:color="9BBB59" w:themeColor="accent3"/>
           <w:right w:val="single" w:sz="8" w:space="0" w:color="9BBB59" w:themeColor="accent3"/>
         </w:tcBorders>
-        <w:shd w:val="clear" w:color="auto" w:fill="E6EED5" w:themeFill="accent3" w:themeFillTint="3F"/>
       </w:tcPr>
     </w:tblStylePr>
     <w:tblStylePr w:type="band1Horz">
@@ -3987,7 +4696,6 @@
           <w:right w:val="single" w:sz="8" w:space="0" w:color="9BBB59" w:themeColor="accent3"/>
           <w:insideV w:val="single" w:sz="8" w:space="0" w:color="9BBB59" w:themeColor="accent3"/>
         </w:tcBorders>
-        <w:shd w:val="clear" w:color="auto" w:fill="E6EED5" w:themeFill="accent3" w:themeFillTint="3F"/>
       </w:tcPr>
     </w:tblStylePr>
     <w:tblStylePr w:type="band2Horz">
@@ -4104,7 +4812,6 @@
           <w:bottom w:val="single" w:sz="8" w:space="0" w:color="8064A2" w:themeColor="accent4"/>
           <w:right w:val="single" w:sz="8" w:space="0" w:color="8064A2" w:themeColor="accent4"/>
         </w:tcBorders>
-        <w:shd w:val="clear" w:color="auto" w:fill="DFD8E8" w:themeFill="accent4" w:themeFillTint="3F"/>
       </w:tcPr>
     </w:tblStylePr>
     <w:tblStylePr w:type="band1Horz">
@@ -4117,7 +4824,6 @@
           <w:right w:val="single" w:sz="8" w:space="0" w:color="8064A2" w:themeColor="accent4"/>
           <w:insideV w:val="single" w:sz="8" w:space="0" w:color="8064A2" w:themeColor="accent4"/>
         </w:tcBorders>
-        <w:shd w:val="clear" w:color="auto" w:fill="DFD8E8" w:themeFill="accent4" w:themeFillTint="3F"/>
       </w:tcPr>
     </w:tblStylePr>
     <w:tblStylePr w:type="band2Horz">
@@ -4234,7 +4940,6 @@
           <w:bottom w:val="single" w:sz="8" w:space="0" w:color="4BACC6" w:themeColor="accent5"/>
           <w:right w:val="single" w:sz="8" w:space="0" w:color="4BACC6" w:themeColor="accent5"/>
         </w:tcBorders>
-        <w:shd w:val="clear" w:color="auto" w:fill="D2EAF1" w:themeFill="accent5" w:themeFillTint="3F"/>
       </w:tcPr>
     </w:tblStylePr>
     <w:tblStylePr w:type="band1Horz">
@@ -4247,7 +4952,6 @@
           <w:right w:val="single" w:sz="8" w:space="0" w:color="4BACC6" w:themeColor="accent5"/>
           <w:insideV w:val="single" w:sz="8" w:space="0" w:color="4BACC6" w:themeColor="accent5"/>
         </w:tcBorders>
-        <w:shd w:val="clear" w:color="auto" w:fill="D2EAF1" w:themeFill="accent5" w:themeFillTint="3F"/>
       </w:tcPr>
     </w:tblStylePr>
     <w:tblStylePr w:type="band2Horz">
@@ -4364,7 +5068,6 @@
           <w:bottom w:val="single" w:sz="8" w:space="0" w:color="F79646" w:themeColor="accent6"/>
           <w:right w:val="single" w:sz="8" w:space="0" w:color="F79646" w:themeColor="accent6"/>
         </w:tcBorders>
-        <w:shd w:val="clear" w:color="auto" w:fill="FDE4D0" w:themeFill="accent6" w:themeFillTint="3F"/>
       </w:tcPr>
     </w:tblStylePr>
     <w:tblStylePr w:type="band1Horz">
@@ -4377,7 +5080,6 @@
           <w:right w:val="single" w:sz="8" w:space="0" w:color="F79646" w:themeColor="accent6"/>
           <w:insideV w:val="single" w:sz="8" w:space="0" w:color="F79646" w:themeColor="accent6"/>
         </w:tcBorders>
-        <w:shd w:val="clear" w:color="auto" w:fill="FDE4D0" w:themeFill="accent6" w:themeFillTint="3F"/>
       </w:tcPr>
     </w:tblStylePr>
     <w:tblStylePr w:type="band2Horz">
@@ -4426,7 +5128,7 @@
       <w:rPr>
         <w:b/>
         <w:bCs/>
-        <w:color w:val="FFFFFF" w:themeColor="background1"/>
+        <w:color w:val="000000"/>
       </w:rPr>
       <w:tblPr/>
       <w:tcPr>
@@ -4438,7 +5140,6 @@
           <w:insideH w:val="nil"/>
           <w:insideV w:val="nil"/>
         </w:tcBorders>
-        <w:shd w:val="clear" w:color="auto" w:fill="000000" w:themeFill="text1"/>
       </w:tcPr>
     </w:tblStylePr>
     <w:tblStylePr w:type="lastRow">
@@ -4475,9 +5176,7 @@
     </w:tblStylePr>
     <w:tblStylePr w:type="band1Vert">
       <w:tblPr/>
-      <w:tcPr>
-        <w:shd w:val="clear" w:color="auto" w:fill="C0C0C0" w:themeFill="text1" w:themeFillTint="3F"/>
-      </w:tcPr>
+      <w:tcPr/>
     </w:tblStylePr>
     <w:tblStylePr w:type="band1Horz">
       <w:tblPr/>
@@ -4486,7 +5185,6 @@
           <w:insideH w:val="nil"/>
           <w:insideV w:val="nil"/>
         </w:tcBorders>
-        <w:shd w:val="clear" w:color="auto" w:fill="C0C0C0" w:themeFill="text1" w:themeFillTint="3F"/>
       </w:tcPr>
     </w:tblStylePr>
     <w:tblStylePr w:type="band2Horz">
@@ -4532,7 +5230,7 @@
       <w:rPr>
         <w:b/>
         <w:bCs/>
-        <w:color w:val="FFFFFF" w:themeColor="background1"/>
+        <w:color w:val="000000"/>
       </w:rPr>
       <w:tblPr/>
       <w:tcPr>
@@ -4544,7 +5242,6 @@
           <w:insideH w:val="nil"/>
           <w:insideV w:val="nil"/>
         </w:tcBorders>
-        <w:shd w:val="clear" w:color="auto" w:fill="4F81BD" w:themeFill="accent1"/>
       </w:tcPr>
     </w:tblStylePr>
     <w:tblStylePr w:type="lastRow">
@@ -4581,9 +5278,7 @@
     </w:tblStylePr>
     <w:tblStylePr w:type="band1Vert">
       <w:tblPr/>
-      <w:tcPr>
-        <w:shd w:val="clear" w:color="auto" w:fill="D3DFEE" w:themeFill="accent1" w:themeFillTint="3F"/>
-      </w:tcPr>
+      <w:tcPr/>
     </w:tblStylePr>
     <w:tblStylePr w:type="band1Horz">
       <w:tblPr/>
@@ -4592,7 +5287,6 @@
           <w:insideH w:val="nil"/>
           <w:insideV w:val="nil"/>
         </w:tcBorders>
-        <w:shd w:val="clear" w:color="auto" w:fill="D3DFEE" w:themeFill="accent1" w:themeFillTint="3F"/>
       </w:tcPr>
     </w:tblStylePr>
     <w:tblStylePr w:type="band2Horz">
@@ -4638,7 +5332,7 @@
       <w:rPr>
         <w:b/>
         <w:bCs/>
-        <w:color w:val="FFFFFF" w:themeColor="background1"/>
+        <w:color w:val="000000"/>
       </w:rPr>
       <w:tblPr/>
       <w:tcPr>
@@ -4650,7 +5344,6 @@
           <w:insideH w:val="nil"/>
           <w:insideV w:val="nil"/>
         </w:tcBorders>
-        <w:shd w:val="clear" w:color="auto" w:fill="C0504D" w:themeFill="accent2"/>
       </w:tcPr>
     </w:tblStylePr>
     <w:tblStylePr w:type="lastRow">
@@ -4687,9 +5380,7 @@
     </w:tblStylePr>
     <w:tblStylePr w:type="band1Vert">
       <w:tblPr/>
-      <w:tcPr>
-        <w:shd w:val="clear" w:color="auto" w:fill="EFD3D2" w:themeFill="accent2" w:themeFillTint="3F"/>
-      </w:tcPr>
+      <w:tcPr/>
     </w:tblStylePr>
     <w:tblStylePr w:type="band1Horz">
       <w:tblPr/>
@@ -4698,7 +5389,6 @@
           <w:insideH w:val="nil"/>
           <w:insideV w:val="nil"/>
         </w:tcBorders>
-        <w:shd w:val="clear" w:color="auto" w:fill="EFD3D2" w:themeFill="accent2" w:themeFillTint="3F"/>
       </w:tcPr>
     </w:tblStylePr>
     <w:tblStylePr w:type="band2Horz">
@@ -4744,7 +5434,7 @@
       <w:rPr>
         <w:b/>
         <w:bCs/>
-        <w:color w:val="FFFFFF" w:themeColor="background1"/>
+        <w:color w:val="000000"/>
       </w:rPr>
       <w:tblPr/>
       <w:tcPr>
@@ -4756,7 +5446,6 @@
           <w:insideH w:val="nil"/>
           <w:insideV w:val="nil"/>
         </w:tcBorders>
-        <w:shd w:val="clear" w:color="auto" w:fill="9BBB59" w:themeFill="accent3"/>
       </w:tcPr>
     </w:tblStylePr>
     <w:tblStylePr w:type="lastRow">
@@ -4793,9 +5482,7 @@
     </w:tblStylePr>
     <w:tblStylePr w:type="band1Vert">
       <w:tblPr/>
-      <w:tcPr>
-        <w:shd w:val="clear" w:color="auto" w:fill="E6EED5" w:themeFill="accent3" w:themeFillTint="3F"/>
-      </w:tcPr>
+      <w:tcPr/>
     </w:tblStylePr>
     <w:tblStylePr w:type="band1Horz">
       <w:tblPr/>
@@ -4804,7 +5491,6 @@
           <w:insideH w:val="nil"/>
           <w:insideV w:val="nil"/>
         </w:tcBorders>
-        <w:shd w:val="clear" w:color="auto" w:fill="E6EED5" w:themeFill="accent3" w:themeFillTint="3F"/>
       </w:tcPr>
     </w:tblStylePr>
     <w:tblStylePr w:type="band2Horz">
@@ -4850,7 +5536,7 @@
       <w:rPr>
         <w:b/>
         <w:bCs/>
-        <w:color w:val="FFFFFF" w:themeColor="background1"/>
+        <w:color w:val="000000"/>
       </w:rPr>
       <w:tblPr/>
       <w:tcPr>
@@ -4862,7 +5548,6 @@
           <w:insideH w:val="nil"/>
           <w:insideV w:val="nil"/>
         </w:tcBorders>
-        <w:shd w:val="clear" w:color="auto" w:fill="8064A2" w:themeFill="accent4"/>
       </w:tcPr>
     </w:tblStylePr>
     <w:tblStylePr w:type="lastRow">
@@ -4899,9 +5584,7 @@
     </w:tblStylePr>
     <w:tblStylePr w:type="band1Vert">
       <w:tblPr/>
-      <w:tcPr>
-        <w:shd w:val="clear" w:color="auto" w:fill="DFD8E8" w:themeFill="accent4" w:themeFillTint="3F"/>
-      </w:tcPr>
+      <w:tcPr/>
     </w:tblStylePr>
     <w:tblStylePr w:type="band1Horz">
       <w:tblPr/>
@@ -4910,7 +5593,6 @@
           <w:insideH w:val="nil"/>
           <w:insideV w:val="nil"/>
         </w:tcBorders>
-        <w:shd w:val="clear" w:color="auto" w:fill="DFD8E8" w:themeFill="accent4" w:themeFillTint="3F"/>
       </w:tcPr>
     </w:tblStylePr>
     <w:tblStylePr w:type="band2Horz">
@@ -4956,7 +5638,7 @@
       <w:rPr>
         <w:b/>
         <w:bCs/>
-        <w:color w:val="FFFFFF" w:themeColor="background1"/>
+        <w:color w:val="000000"/>
       </w:rPr>
       <w:tblPr/>
       <w:tcPr>
@@ -4968,7 +5650,6 @@
           <w:insideH w:val="nil"/>
           <w:insideV w:val="nil"/>
         </w:tcBorders>
-        <w:shd w:val="clear" w:color="auto" w:fill="4BACC6" w:themeFill="accent5"/>
       </w:tcPr>
     </w:tblStylePr>
     <w:tblStylePr w:type="lastRow">
@@ -5005,9 +5686,7 @@
     </w:tblStylePr>
     <w:tblStylePr w:type="band1Vert">
       <w:tblPr/>
-      <w:tcPr>
-        <w:shd w:val="clear" w:color="auto" w:fill="D2EAF1" w:themeFill="accent5" w:themeFillTint="3F"/>
-      </w:tcPr>
+      <w:tcPr/>
     </w:tblStylePr>
     <w:tblStylePr w:type="band1Horz">
       <w:tblPr/>
@@ -5016,7 +5695,6 @@
           <w:insideH w:val="nil"/>
           <w:insideV w:val="nil"/>
         </w:tcBorders>
-        <w:shd w:val="clear" w:color="auto" w:fill="D2EAF1" w:themeFill="accent5" w:themeFillTint="3F"/>
       </w:tcPr>
     </w:tblStylePr>
     <w:tblStylePr w:type="band2Horz">
@@ -5062,7 +5740,7 @@
       <w:rPr>
         <w:b/>
         <w:bCs/>
-        <w:color w:val="FFFFFF" w:themeColor="background1"/>
+        <w:color w:val="000000"/>
       </w:rPr>
       <w:tblPr/>
       <w:tcPr>
@@ -5074,7 +5752,6 @@
           <w:insideH w:val="nil"/>
           <w:insideV w:val="nil"/>
         </w:tcBorders>
-        <w:shd w:val="clear" w:color="auto" w:fill="F79646" w:themeFill="accent6"/>
       </w:tcPr>
     </w:tblStylePr>
     <w:tblStylePr w:type="lastRow">
@@ -5111,9 +5788,7 @@
     </w:tblStylePr>
     <w:tblStylePr w:type="band1Vert">
       <w:tblPr/>
-      <w:tcPr>
-        <w:shd w:val="clear" w:color="auto" w:fill="FDE4D0" w:themeFill="accent6" w:themeFillTint="3F"/>
-      </w:tcPr>
+      <w:tcPr/>
     </w:tblStylePr>
     <w:tblStylePr w:type="band1Horz">
       <w:tblPr/>
@@ -5122,7 +5797,6 @@
           <w:insideH w:val="nil"/>
           <w:insideV w:val="nil"/>
         </w:tcBorders>
-        <w:shd w:val="clear" w:color="auto" w:fill="FDE4D0" w:themeFill="accent6" w:themeFillTint="3F"/>
       </w:tcPr>
     </w:tblStylePr>
     <w:tblStylePr w:type="band2Horz">
@@ -5165,7 +5839,7 @@
       <w:rPr>
         <w:b/>
         <w:bCs/>
-        <w:color w:val="FFFFFF" w:themeColor="background1"/>
+        <w:color w:val="000000"/>
       </w:rPr>
       <w:tblPr/>
       <w:tcPr>
@@ -5177,7 +5851,6 @@
           <w:insideH w:val="nil"/>
           <w:insideV w:val="nil"/>
         </w:tcBorders>
-        <w:shd w:val="clear" w:color="auto" w:fill="000000" w:themeFill="text1"/>
       </w:tcPr>
     </w:tblStylePr>
     <w:tblStylePr w:type="lastRow">
@@ -5185,7 +5858,7 @@
         <w:spacing w:before="0" w:after="0" w:line="240" w:lineRule="auto"/>
       </w:pPr>
       <w:rPr>
-        <w:color w:val="auto"/>
+        <w:color w:val="000000"/>
       </w:rPr>
       <w:tblPr/>
       <w:tcPr>
@@ -5197,14 +5870,13 @@
           <w:insideH w:val="nil"/>
           <w:insideV w:val="nil"/>
         </w:tcBorders>
-        <w:shd w:val="clear" w:color="auto" w:fill="FFFFFF" w:themeFill="background1"/>
       </w:tcPr>
     </w:tblStylePr>
     <w:tblStylePr w:type="firstCol">
       <w:rPr>
         <w:b/>
         <w:bCs/>
-        <w:color w:val="FFFFFF" w:themeColor="background1"/>
+        <w:color w:val="000000"/>
       </w:rPr>
       <w:tblPr/>
       <w:tcPr>
@@ -5216,24 +5888,22 @@
           <w:insideH w:val="nil"/>
           <w:insideV w:val="nil"/>
         </w:tcBorders>
-        <w:shd w:val="clear" w:color="auto" w:fill="000000" w:themeFill="text1"/>
       </w:tcPr>
     </w:tblStylePr>
     <w:tblStylePr w:type="lastCol">
       <w:rPr>
         <w:b/>
         <w:bCs/>
-        <w:color w:val="FFFFFF" w:themeColor="background1"/>
-      </w:rPr>
-      <w:tblPr/>
-      <w:tcPr>
-        <w:tcBorders>
-          <w:left w:val="nil"/>
-          <w:right w:val="nil"/>
-          <w:insideH w:val="nil"/>
-          <w:insideV w:val="nil"/>
-        </w:tcBorders>
-        <w:shd w:val="clear" w:color="auto" w:fill="000000" w:themeFill="text1"/>
+        <w:color w:val="000000"/>
+      </w:rPr>
+      <w:tblPr/>
+      <w:tcPr>
+        <w:tcBorders>
+          <w:left w:val="nil"/>
+          <w:right w:val="nil"/>
+          <w:insideH w:val="nil"/>
+          <w:insideV w:val="nil"/>
+        </w:tcBorders>
       </w:tcPr>
     </w:tblStylePr>
     <w:tblStylePr w:type="band1Vert">
@@ -5245,14 +5915,11 @@
           <w:insideH w:val="nil"/>
           <w:insideV w:val="nil"/>
         </w:tcBorders>
-        <w:shd w:val="clear" w:color="auto" w:fill="D8D8D8" w:themeFill="background1" w:themeFillShade="D8"/>
       </w:tcPr>
     </w:tblStylePr>
     <w:tblStylePr w:type="band1Horz">
       <w:tblPr/>
-      <w:tcPr>
-        <w:shd w:val="clear" w:color="auto" w:fill="D8D8D8" w:themeFill="background1" w:themeFillShade="D8"/>
-      </w:tcPr>
+      <w:tcPr/>
     </w:tblStylePr>
     <w:tblStylePr w:type="neCell">
       <w:tblPr/>
@@ -5269,7 +5936,7 @@
     </w:tblStylePr>
     <w:tblStylePr w:type="nwCell">
       <w:rPr>
-        <w:color w:val="FFFFFF" w:themeColor="background1"/>
+        <w:color w:val="000000"/>
       </w:rPr>
       <w:tblPr/>
       <w:tcPr>
@@ -5314,7 +5981,7 @@
       <w:rPr>
         <w:b/>
         <w:bCs/>
-        <w:color w:val="FFFFFF" w:themeColor="background1"/>
+        <w:color w:val="000000"/>
       </w:rPr>
       <w:tblPr/>
       <w:tcPr>
@@ -5326,7 +5993,6 @@
           <w:insideH w:val="nil"/>
           <w:insideV w:val="nil"/>
         </w:tcBorders>
-        <w:shd w:val="clear" w:color="auto" w:fill="4F81BD" w:themeFill="accent1"/>
       </w:tcPr>
     </w:tblStylePr>
     <w:tblStylePr w:type="lastRow">
@@ -5334,7 +6000,7 @@
         <w:spacing w:before="0" w:after="0" w:line="240" w:lineRule="auto"/>
       </w:pPr>
       <w:rPr>
-        <w:color w:val="auto"/>
+        <w:color w:val="000000"/>
       </w:rPr>
       <w:tblPr/>
       <w:tcPr>
@@ -5346,14 +6012,13 @@
           <w:insideH w:val="nil"/>
           <w:insideV w:val="nil"/>
         </w:tcBorders>
-        <w:shd w:val="clear" w:color="auto" w:fill="FFFFFF" w:themeFill="background1"/>
       </w:tcPr>
     </w:tblStylePr>
     <w:tblStylePr w:type="firstCol">
       <w:rPr>
         <w:b/>
         <w:bCs/>
-        <w:color w:val="FFFFFF" w:themeColor="background1"/>
+        <w:color w:val="000000"/>
       </w:rPr>
       <w:tblPr/>
       <w:tcPr>
@@ -5365,24 +6030,22 @@
           <w:insideH w:val="nil"/>
           <w:insideV w:val="nil"/>
         </w:tcBorders>
-        <w:shd w:val="clear" w:color="auto" w:fill="4F81BD" w:themeFill="accent1"/>
       </w:tcPr>
     </w:tblStylePr>
     <w:tblStylePr w:type="lastCol">
       <w:rPr>
         <w:b/>
         <w:bCs/>
-        <w:color w:val="FFFFFF" w:themeColor="background1"/>
-      </w:rPr>
-      <w:tblPr/>
-      <w:tcPr>
-        <w:tcBorders>
-          <w:left w:val="nil"/>
-          <w:right w:val="nil"/>
-          <w:insideH w:val="nil"/>
-          <w:insideV w:val="nil"/>
-        </w:tcBorders>
-        <w:shd w:val="clear" w:color="auto" w:fill="4F81BD" w:themeFill="accent1"/>
+        <w:color w:val="000000"/>
+      </w:rPr>
+      <w:tblPr/>
+      <w:tcPr>
+        <w:tcBorders>
+          <w:left w:val="nil"/>
+          <w:right w:val="nil"/>
+          <w:insideH w:val="nil"/>
+          <w:insideV w:val="nil"/>
+        </w:tcBorders>
       </w:tcPr>
     </w:tblStylePr>
     <w:tblStylePr w:type="band1Vert">
@@ -5394,14 +6057,11 @@
           <w:insideH w:val="nil"/>
           <w:insideV w:val="nil"/>
         </w:tcBorders>
-        <w:shd w:val="clear" w:color="auto" w:fill="D8D8D8" w:themeFill="background1" w:themeFillShade="D8"/>
       </w:tcPr>
     </w:tblStylePr>
     <w:tblStylePr w:type="band1Horz">
       <w:tblPr/>
-      <w:tcPr>
-        <w:shd w:val="clear" w:color="auto" w:fill="D8D8D8" w:themeFill="background1" w:themeFillShade="D8"/>
-      </w:tcPr>
+      <w:tcPr/>
     </w:tblStylePr>
     <w:tblStylePr w:type="neCell">
       <w:tblPr/>
@@ -5418,7 +6078,7 @@
     </w:tblStylePr>
     <w:tblStylePr w:type="nwCell">
       <w:rPr>
-        <w:color w:val="FFFFFF" w:themeColor="background1"/>
+        <w:color w:val="000000"/>
       </w:rPr>
       <w:tblPr/>
       <w:tcPr>
@@ -5463,7 +6123,7 @@
       <w:rPr>
         <w:b/>
         <w:bCs/>
-        <w:color w:val="FFFFFF" w:themeColor="background1"/>
+        <w:color w:val="000000"/>
       </w:rPr>
       <w:tblPr/>
       <w:tcPr>
@@ -5475,7 +6135,6 @@
           <w:insideH w:val="nil"/>
           <w:insideV w:val="nil"/>
         </w:tcBorders>
-        <w:shd w:val="clear" w:color="auto" w:fill="C0504D" w:themeFill="accent2"/>
       </w:tcPr>
     </w:tblStylePr>
     <w:tblStylePr w:type="lastRow">
@@ -5483,7 +6142,7 @@
         <w:spacing w:before="0" w:after="0" w:line="240" w:lineRule="auto"/>
       </w:pPr>
       <w:rPr>
-        <w:color w:val="auto"/>
+        <w:color w:val="000000"/>
       </w:rPr>
       <w:tblPr/>
       <w:tcPr>
@@ -5495,14 +6154,13 @@
           <w:insideH w:val="nil"/>
           <w:insideV w:val="nil"/>
         </w:tcBorders>
-        <w:shd w:val="clear" w:color="auto" w:fill="FFFFFF" w:themeFill="background1"/>
       </w:tcPr>
     </w:tblStylePr>
     <w:tblStylePr w:type="firstCol">
       <w:rPr>
         <w:b/>
         <w:bCs/>
-        <w:color w:val="FFFFFF" w:themeColor="background1"/>
+        <w:color w:val="000000"/>
       </w:rPr>
       <w:tblPr/>
       <w:tcPr>
@@ -5514,24 +6172,22 @@
           <w:insideH w:val="nil"/>
           <w:insideV w:val="nil"/>
         </w:tcBorders>
-        <w:shd w:val="clear" w:color="auto" w:fill="C0504D" w:themeFill="accent2"/>
       </w:tcPr>
     </w:tblStylePr>
     <w:tblStylePr w:type="lastCol">
       <w:rPr>
         <w:b/>
         <w:bCs/>
-        <w:color w:val="FFFFFF" w:themeColor="background1"/>
-      </w:rPr>
-      <w:tblPr/>
-      <w:tcPr>
-        <w:tcBorders>
-          <w:left w:val="nil"/>
-          <w:right w:val="nil"/>
-          <w:insideH w:val="nil"/>
-          <w:insideV w:val="nil"/>
-        </w:tcBorders>
-        <w:shd w:val="clear" w:color="auto" w:fill="C0504D" w:themeFill="accent2"/>
+        <w:color w:val="000000"/>
+      </w:rPr>
+      <w:tblPr/>
+      <w:tcPr>
+        <w:tcBorders>
+          <w:left w:val="nil"/>
+          <w:right w:val="nil"/>
+          <w:insideH w:val="nil"/>
+          <w:insideV w:val="nil"/>
+        </w:tcBorders>
       </w:tcPr>
     </w:tblStylePr>
     <w:tblStylePr w:type="band1Vert">
@@ -5543,14 +6199,11 @@
           <w:insideH w:val="nil"/>
           <w:insideV w:val="nil"/>
         </w:tcBorders>
-        <w:shd w:val="clear" w:color="auto" w:fill="D8D8D8" w:themeFill="background1" w:themeFillShade="D8"/>
       </w:tcPr>
     </w:tblStylePr>
     <w:tblStylePr w:type="band1Horz">
       <w:tblPr/>
-      <w:tcPr>
-        <w:shd w:val="clear" w:color="auto" w:fill="D8D8D8" w:themeFill="background1" w:themeFillShade="D8"/>
-      </w:tcPr>
+      <w:tcPr/>
     </w:tblStylePr>
     <w:tblStylePr w:type="neCell">
       <w:tblPr/>
@@ -5567,7 +6220,7 @@
     </w:tblStylePr>
     <w:tblStylePr w:type="nwCell">
       <w:rPr>
-        <w:color w:val="FFFFFF" w:themeColor="background1"/>
+        <w:color w:val="000000"/>
       </w:rPr>
       <w:tblPr/>
       <w:tcPr>
@@ -5612,7 +6265,7 @@
       <w:rPr>
         <w:b/>
         <w:bCs/>
-        <w:color w:val="FFFFFF" w:themeColor="background1"/>
+        <w:color w:val="000000"/>
       </w:rPr>
       <w:tblPr/>
       <w:tcPr>
@@ -5624,7 +6277,6 @@
           <w:insideH w:val="nil"/>
           <w:insideV w:val="nil"/>
         </w:tcBorders>
-        <w:shd w:val="clear" w:color="auto" w:fill="9BBB59" w:themeFill="accent3"/>
       </w:tcPr>
     </w:tblStylePr>
     <w:tblStylePr w:type="lastRow">
@@ -5632,7 +6284,7 @@
         <w:spacing w:before="0" w:after="0" w:line="240" w:lineRule="auto"/>
       </w:pPr>
       <w:rPr>
-        <w:color w:val="auto"/>
+        <w:color w:val="000000"/>
       </w:rPr>
       <w:tblPr/>
       <w:tcPr>
@@ -5644,14 +6296,13 @@
           <w:insideH w:val="nil"/>
           <w:insideV w:val="nil"/>
         </w:tcBorders>
-        <w:shd w:val="clear" w:color="auto" w:fill="FFFFFF" w:themeFill="background1"/>
       </w:tcPr>
     </w:tblStylePr>
     <w:tblStylePr w:type="firstCol">
       <w:rPr>
         <w:b/>
         <w:bCs/>
-        <w:color w:val="FFFFFF" w:themeColor="background1"/>
+        <w:color w:val="000000"/>
       </w:rPr>
       <w:tblPr/>
       <w:tcPr>
@@ -5663,24 +6314,22 @@
           <w:insideH w:val="nil"/>
           <w:insideV w:val="nil"/>
         </w:tcBorders>
-        <w:shd w:val="clear" w:color="auto" w:fill="9BBB59" w:themeFill="accent3"/>
       </w:tcPr>
     </w:tblStylePr>
     <w:tblStylePr w:type="lastCol">
       <w:rPr>
         <w:b/>
         <w:bCs/>
-        <w:color w:val="FFFFFF" w:themeColor="background1"/>
-      </w:rPr>
-      <w:tblPr/>
-      <w:tcPr>
-        <w:tcBorders>
-          <w:left w:val="nil"/>
-          <w:right w:val="nil"/>
-          <w:insideH w:val="nil"/>
-          <w:insideV w:val="nil"/>
-        </w:tcBorders>
-        <w:shd w:val="clear" w:color="auto" w:fill="9BBB59" w:themeFill="accent3"/>
+        <w:color w:val="000000"/>
+      </w:rPr>
+      <w:tblPr/>
+      <w:tcPr>
+        <w:tcBorders>
+          <w:left w:val="nil"/>
+          <w:right w:val="nil"/>
+          <w:insideH w:val="nil"/>
+          <w:insideV w:val="nil"/>
+        </w:tcBorders>
       </w:tcPr>
     </w:tblStylePr>
     <w:tblStylePr w:type="band1Vert">
@@ -5692,14 +6341,11 @@
           <w:insideH w:val="nil"/>
           <w:insideV w:val="nil"/>
         </w:tcBorders>
-        <w:shd w:val="clear" w:color="auto" w:fill="D8D8D8" w:themeFill="background1" w:themeFillShade="D8"/>
       </w:tcPr>
     </w:tblStylePr>
     <w:tblStylePr w:type="band1Horz">
       <w:tblPr/>
-      <w:tcPr>
-        <w:shd w:val="clear" w:color="auto" w:fill="D8D8D8" w:themeFill="background1" w:themeFillShade="D8"/>
-      </w:tcPr>
+      <w:tcPr/>
     </w:tblStylePr>
     <w:tblStylePr w:type="neCell">
       <w:tblPr/>
@@ -5716,7 +6362,7 @@
     </w:tblStylePr>
     <w:tblStylePr w:type="nwCell">
       <w:rPr>
-        <w:color w:val="FFFFFF" w:themeColor="background1"/>
+        <w:color w:val="000000"/>
       </w:rPr>
       <w:tblPr/>
       <w:tcPr>
@@ -5761,7 +6407,7 @@
       <w:rPr>
         <w:b/>
         <w:bCs/>
-        <w:color w:val="FFFFFF" w:themeColor="background1"/>
+        <w:color w:val="000000"/>
       </w:rPr>
       <w:tblPr/>
       <w:tcPr>
@@ -5773,7 +6419,6 @@
           <w:insideH w:val="nil"/>
           <w:insideV w:val="nil"/>
         </w:tcBorders>
-        <w:shd w:val="clear" w:color="auto" w:fill="8064A2" w:themeFill="accent4"/>
       </w:tcPr>
     </w:tblStylePr>
     <w:tblStylePr w:type="lastRow">
@@ -5781,7 +6426,7 @@
         <w:spacing w:before="0" w:after="0" w:line="240" w:lineRule="auto"/>
       </w:pPr>
       <w:rPr>
-        <w:color w:val="auto"/>
+        <w:color w:val="000000"/>
       </w:rPr>
       <w:tblPr/>
       <w:tcPr>
@@ -5793,14 +6438,13 @@
           <w:insideH w:val="nil"/>
           <w:insideV w:val="nil"/>
         </w:tcBorders>
-        <w:shd w:val="clear" w:color="auto" w:fill="FFFFFF" w:themeFill="background1"/>
       </w:tcPr>
     </w:tblStylePr>
     <w:tblStylePr w:type="firstCol">
       <w:rPr>
         <w:b/>
         <w:bCs/>
-        <w:color w:val="FFFFFF" w:themeColor="background1"/>
+        <w:color w:val="000000"/>
       </w:rPr>
       <w:tblPr/>
       <w:tcPr>
@@ -5812,24 +6456,22 @@
           <w:insideH w:val="nil"/>
           <w:insideV w:val="nil"/>
         </w:tcBorders>
-        <w:shd w:val="clear" w:color="auto" w:fill="8064A2" w:themeFill="accent4"/>
       </w:tcPr>
     </w:tblStylePr>
     <w:tblStylePr w:type="lastCol">
       <w:rPr>
         <w:b/>
         <w:bCs/>
-        <w:color w:val="FFFFFF" w:themeColor="background1"/>
-      </w:rPr>
-      <w:tblPr/>
-      <w:tcPr>
-        <w:tcBorders>
-          <w:left w:val="nil"/>
-          <w:right w:val="nil"/>
-          <w:insideH w:val="nil"/>
-          <w:insideV w:val="nil"/>
-        </w:tcBorders>
-        <w:shd w:val="clear" w:color="auto" w:fill="8064A2" w:themeFill="accent4"/>
+        <w:color w:val="000000"/>
+      </w:rPr>
+      <w:tblPr/>
+      <w:tcPr>
+        <w:tcBorders>
+          <w:left w:val="nil"/>
+          <w:right w:val="nil"/>
+          <w:insideH w:val="nil"/>
+          <w:insideV w:val="nil"/>
+        </w:tcBorders>
       </w:tcPr>
     </w:tblStylePr>
     <w:tblStylePr w:type="band1Vert">
@@ -5841,14 +6483,11 @@
           <w:insideH w:val="nil"/>
           <w:insideV w:val="nil"/>
         </w:tcBorders>
-        <w:shd w:val="clear" w:color="auto" w:fill="D8D8D8" w:themeFill="background1" w:themeFillShade="D8"/>
       </w:tcPr>
     </w:tblStylePr>
     <w:tblStylePr w:type="band1Horz">
       <w:tblPr/>
-      <w:tcPr>
-        <w:shd w:val="clear" w:color="auto" w:fill="D8D8D8" w:themeFill="background1" w:themeFillShade="D8"/>
-      </w:tcPr>
+      <w:tcPr/>
     </w:tblStylePr>
     <w:tblStylePr w:type="neCell">
       <w:tblPr/>
@@ -5865,7 +6504,7 @@
     </w:tblStylePr>
     <w:tblStylePr w:type="nwCell">
       <w:rPr>
-        <w:color w:val="FFFFFF" w:themeColor="background1"/>
+        <w:color w:val="000000"/>
       </w:rPr>
       <w:tblPr/>
       <w:tcPr>
@@ -5910,7 +6549,7 @@
       <w:rPr>
         <w:b/>
         <w:bCs/>
-        <w:color w:val="FFFFFF" w:themeColor="background1"/>
+        <w:color w:val="000000"/>
       </w:rPr>
       <w:tblPr/>
       <w:tcPr>
@@ -5922,7 +6561,6 @@
           <w:insideH w:val="nil"/>
           <w:insideV w:val="nil"/>
         </w:tcBorders>
-        <w:shd w:val="clear" w:color="auto" w:fill="4BACC6" w:themeFill="accent5"/>
       </w:tcPr>
     </w:tblStylePr>
     <w:tblStylePr w:type="lastRow">
@@ -5930,7 +6568,7 @@
         <w:spacing w:before="0" w:after="0" w:line="240" w:lineRule="auto"/>
       </w:pPr>
       <w:rPr>
-        <w:color w:val="auto"/>
+        <w:color w:val="000000"/>
       </w:rPr>
       <w:tblPr/>
       <w:tcPr>
@@ -5942,14 +6580,13 @@
           <w:insideH w:val="nil"/>
           <w:insideV w:val="nil"/>
         </w:tcBorders>
-        <w:shd w:val="clear" w:color="auto" w:fill="FFFFFF" w:themeFill="background1"/>
       </w:tcPr>
     </w:tblStylePr>
     <w:tblStylePr w:type="firstCol">
       <w:rPr>
         <w:b/>
         <w:bCs/>
-        <w:color w:val="FFFFFF" w:themeColor="background1"/>
+        <w:color w:val="000000"/>
       </w:rPr>
       <w:tblPr/>
       <w:tcPr>
@@ -5961,24 +6598,22 @@
           <w:insideH w:val="nil"/>
           <w:insideV w:val="nil"/>
         </w:tcBorders>
-        <w:shd w:val="clear" w:color="auto" w:fill="4BACC6" w:themeFill="accent5"/>
       </w:tcPr>
     </w:tblStylePr>
     <w:tblStylePr w:type="lastCol">
       <w:rPr>
         <w:b/>
         <w:bCs/>
-        <w:color w:val="FFFFFF" w:themeColor="background1"/>
-      </w:rPr>
-      <w:tblPr/>
-      <w:tcPr>
-        <w:tcBorders>
-          <w:left w:val="nil"/>
-          <w:right w:val="nil"/>
-          <w:insideH w:val="nil"/>
-          <w:insideV w:val="nil"/>
-        </w:tcBorders>
-        <w:shd w:val="clear" w:color="auto" w:fill="4BACC6" w:themeFill="accent5"/>
+        <w:color w:val="000000"/>
+      </w:rPr>
+      <w:tblPr/>
+      <w:tcPr>
+        <w:tcBorders>
+          <w:left w:val="nil"/>
+          <w:right w:val="nil"/>
+          <w:insideH w:val="nil"/>
+          <w:insideV w:val="nil"/>
+        </w:tcBorders>
       </w:tcPr>
     </w:tblStylePr>
     <w:tblStylePr w:type="band1Vert">
@@ -5990,14 +6625,11 @@
           <w:insideH w:val="nil"/>
           <w:insideV w:val="nil"/>
         </w:tcBorders>
-        <w:shd w:val="clear" w:color="auto" w:fill="D8D8D8" w:themeFill="background1" w:themeFillShade="D8"/>
       </w:tcPr>
     </w:tblStylePr>
     <w:tblStylePr w:type="band1Horz">
       <w:tblPr/>
-      <w:tcPr>
-        <w:shd w:val="clear" w:color="auto" w:fill="D8D8D8" w:themeFill="background1" w:themeFillShade="D8"/>
-      </w:tcPr>
+      <w:tcPr/>
     </w:tblStylePr>
     <w:tblStylePr w:type="neCell">
       <w:tblPr/>
@@ -6014,7 +6646,7 @@
     </w:tblStylePr>
     <w:tblStylePr w:type="nwCell">
       <w:rPr>
-        <w:color w:val="FFFFFF" w:themeColor="background1"/>
+        <w:color w:val="000000"/>
       </w:rPr>
       <w:tblPr/>
       <w:tcPr>
@@ -6059,7 +6691,7 @@
       <w:rPr>
         <w:b/>
         <w:bCs/>
-        <w:color w:val="FFFFFF" w:themeColor="background1"/>
+        <w:color w:val="000000"/>
       </w:rPr>
       <w:tblPr/>
       <w:tcPr>
@@ -6071,7 +6703,6 @@
           <w:insideH w:val="nil"/>
           <w:insideV w:val="nil"/>
         </w:tcBorders>
-        <w:shd w:val="clear" w:color="auto" w:fill="F79646" w:themeFill="accent6"/>
       </w:tcPr>
     </w:tblStylePr>
     <w:tblStylePr w:type="lastRow">
@@ -6079,7 +6710,7 @@
         <w:spacing w:before="0" w:after="0" w:line="240" w:lineRule="auto"/>
       </w:pPr>
       <w:rPr>
-        <w:color w:val="auto"/>
+        <w:color w:val="000000"/>
       </w:rPr>
       <w:tblPr/>
       <w:tcPr>
@@ -6091,14 +6722,13 @@
           <w:insideH w:val="nil"/>
           <w:insideV w:val="nil"/>
         </w:tcBorders>
-        <w:shd w:val="clear" w:color="auto" w:fill="FFFFFF" w:themeFill="background1"/>
       </w:tcPr>
     </w:tblStylePr>
     <w:tblStylePr w:type="firstCol">
       <w:rPr>
         <w:b/>
         <w:bCs/>
-        <w:color w:val="FFFFFF" w:themeColor="background1"/>
+        <w:color w:val="000000"/>
       </w:rPr>
       <w:tblPr/>
       <w:tcPr>
@@ -6110,24 +6740,22 @@
           <w:insideH w:val="nil"/>
           <w:insideV w:val="nil"/>
         </w:tcBorders>
-        <w:shd w:val="clear" w:color="auto" w:fill="F79646" w:themeFill="accent6"/>
       </w:tcPr>
     </w:tblStylePr>
     <w:tblStylePr w:type="lastCol">
       <w:rPr>
         <w:b/>
         <w:bCs/>
-        <w:color w:val="FFFFFF" w:themeColor="background1"/>
-      </w:rPr>
-      <w:tblPr/>
-      <w:tcPr>
-        <w:tcBorders>
-          <w:left w:val="nil"/>
-          <w:right w:val="nil"/>
-          <w:insideH w:val="nil"/>
-          <w:insideV w:val="nil"/>
-        </w:tcBorders>
-        <w:shd w:val="clear" w:color="auto" w:fill="F79646" w:themeFill="accent6"/>
+        <w:color w:val="000000"/>
+      </w:rPr>
+      <w:tblPr/>
+      <w:tcPr>
+        <w:tcBorders>
+          <w:left w:val="nil"/>
+          <w:right w:val="nil"/>
+          <w:insideH w:val="nil"/>
+          <w:insideV w:val="nil"/>
+        </w:tcBorders>
       </w:tcPr>
     </w:tblStylePr>
     <w:tblStylePr w:type="band1Vert">
@@ -6139,14 +6767,11 @@
           <w:insideH w:val="nil"/>
           <w:insideV w:val="nil"/>
         </w:tcBorders>
-        <w:shd w:val="clear" w:color="auto" w:fill="D8D8D8" w:themeFill="background1" w:themeFillShade="D8"/>
       </w:tcPr>
     </w:tblStylePr>
     <w:tblStylePr w:type="band1Horz">
       <w:tblPr/>
-      <w:tcPr>
-        <w:shd w:val="clear" w:color="auto" w:fill="D8D8D8" w:themeFill="background1" w:themeFillShade="D8"/>
-      </w:tcPr>
+      <w:tcPr/>
     </w:tblStylePr>
     <w:tblStylePr w:type="neCell">
       <w:tblPr/>
@@ -6163,7 +6788,7 @@
     </w:tblStylePr>
     <w:tblStylePr w:type="nwCell">
       <w:rPr>
-        <w:color w:val="FFFFFF" w:themeColor="background1"/>
+        <w:color w:val="000000"/>
       </w:rPr>
       <w:tblPr/>
       <w:tcPr>
@@ -6187,7 +6812,7 @@
       <w:spacing w:after="0" w:line="240" w:lineRule="auto"/>
     </w:pPr>
     <w:rPr>
-      <w:color w:val="000000" w:themeColor="text1"/>
+      <w:color w:val="000000"/>
     </w:rPr>
     <w:tblPr>
       <w:tblStyleRowBandSize w:val="1"/>
@@ -6220,7 +6845,7 @@
       <w:rPr>
         <w:b/>
         <w:bCs/>
-        <w:color w:val="1F497D" w:themeColor="text2"/>
+        <w:color w:val="000000"/>
       </w:rPr>
       <w:tblPr/>
       <w:tcPr>
@@ -6251,15 +6876,11 @@
     </w:tblStylePr>
     <w:tblStylePr w:type="band1Vert">
       <w:tblPr/>
-      <w:tcPr>
-        <w:shd w:val="clear" w:color="auto" w:fill="C0C0C0" w:themeFill="text1" w:themeFillTint="3F"/>
-      </w:tcPr>
+      <w:tcPr/>
     </w:tblStylePr>
     <w:tblStylePr w:type="band1Horz">
       <w:tblPr/>
-      <w:tcPr>
-        <w:shd w:val="clear" w:color="auto" w:fill="C0C0C0" w:themeFill="text1" w:themeFillTint="3F"/>
-      </w:tcPr>
+      <w:tcPr/>
     </w:tblStylePr>
   </w:style>
   <w:style w:type="table" w:styleId="MediumList1-Accent1">
@@ -6271,7 +6892,7 @@
       <w:spacing w:after="0" w:line="240" w:lineRule="auto"/>
     </w:pPr>
     <w:rPr>
-      <w:color w:val="000000" w:themeColor="text1"/>
+      <w:color w:val="000000"/>
     </w:rPr>
     <w:tblPr>
       <w:tblStyleRowBandSize w:val="1"/>
@@ -6304,7 +6925,7 @@
       <w:rPr>
         <w:b/>
         <w:bCs/>
-        <w:color w:val="1F497D" w:themeColor="text2"/>
+        <w:color w:val="000000"/>
       </w:rPr>
       <w:tblPr/>
       <w:tcPr>
@@ -6335,15 +6956,11 @@
     </w:tblStylePr>
     <w:tblStylePr w:type="band1Vert">
       <w:tblPr/>
-      <w:tcPr>
-        <w:shd w:val="clear" w:color="auto" w:fill="D3DFEE" w:themeFill="accent1" w:themeFillTint="3F"/>
-      </w:tcPr>
+      <w:tcPr/>
     </w:tblStylePr>
     <w:tblStylePr w:type="band1Horz">
       <w:tblPr/>
-      <w:tcPr>
-        <w:shd w:val="clear" w:color="auto" w:fill="D3DFEE" w:themeFill="accent1" w:themeFillTint="3F"/>
-      </w:tcPr>
+      <w:tcPr/>
     </w:tblStylePr>
   </w:style>
   <w:style w:type="table" w:styleId="MediumList1-Accent2">
@@ -6355,7 +6972,7 @@
       <w:spacing w:after="0" w:line="240" w:lineRule="auto"/>
     </w:pPr>
     <w:rPr>
-      <w:color w:val="000000" w:themeColor="text1"/>
+      <w:color w:val="000000"/>
     </w:rPr>
     <w:tblPr>
       <w:tblStyleRowBandSize w:val="1"/>
@@ -6388,7 +7005,7 @@
       <w:rPr>
         <w:b/>
         <w:bCs/>
-        <w:color w:val="1F497D" w:themeColor="text2"/>
+        <w:color w:val="000000"/>
       </w:rPr>
       <w:tblPr/>
       <w:tcPr>
@@ -6419,15 +7036,11 @@
     </w:tblStylePr>
     <w:tblStylePr w:type="band1Vert">
       <w:tblPr/>
-      <w:tcPr>
-        <w:shd w:val="clear" w:color="auto" w:fill="EFD3D2" w:themeFill="accent2" w:themeFillTint="3F"/>
-      </w:tcPr>
+      <w:tcPr/>
     </w:tblStylePr>
     <w:tblStylePr w:type="band1Horz">
       <w:tblPr/>
-      <w:tcPr>
-        <w:shd w:val="clear" w:color="auto" w:fill="EFD3D2" w:themeFill="accent2" w:themeFillTint="3F"/>
-      </w:tcPr>
+      <w:tcPr/>
     </w:tblStylePr>
   </w:style>
   <w:style w:type="table" w:styleId="MediumList1-Accent3">
@@ -6439,7 +7052,7 @@
       <w:spacing w:after="0" w:line="240" w:lineRule="auto"/>
     </w:pPr>
     <w:rPr>
-      <w:color w:val="000000" w:themeColor="text1"/>
+      <w:color w:val="000000"/>
     </w:rPr>
     <w:tblPr>
       <w:tblStyleRowBandSize w:val="1"/>
@@ -6472,7 +7085,7 @@
       <w:rPr>
         <w:b/>
         <w:bCs/>
-        <w:color w:val="1F497D" w:themeColor="text2"/>
+        <w:color w:val="000000"/>
       </w:rPr>
       <w:tblPr/>
       <w:tcPr>
@@ -6503,15 +7116,11 @@
     </w:tblStylePr>
     <w:tblStylePr w:type="band1Vert">
       <w:tblPr/>
-      <w:tcPr>
-        <w:shd w:val="clear" w:color="auto" w:fill="E6EED5" w:themeFill="accent3" w:themeFillTint="3F"/>
-      </w:tcPr>
+      <w:tcPr/>
     </w:tblStylePr>
     <w:tblStylePr w:type="band1Horz">
       <w:tblPr/>
-      <w:tcPr>
-        <w:shd w:val="clear" w:color="auto" w:fill="E6EED5" w:themeFill="accent3" w:themeFillTint="3F"/>
-      </w:tcPr>
+      <w:tcPr/>
     </w:tblStylePr>
   </w:style>
   <w:style w:type="table" w:styleId="MediumList1-Accent4">
@@ -6523,7 +7132,7 @@
       <w:spacing w:after="0" w:line="240" w:lineRule="auto"/>
     </w:pPr>
     <w:rPr>
-      <w:color w:val="000000" w:themeColor="text1"/>
+      <w:color w:val="000000"/>
     </w:rPr>
     <w:tblPr>
       <w:tblStyleRowBandSize w:val="1"/>
@@ -6556,7 +7165,7 @@
       <w:rPr>
         <w:b/>
         <w:bCs/>
-        <w:color w:val="1F497D" w:themeColor="text2"/>
+        <w:color w:val="000000"/>
       </w:rPr>
       <w:tblPr/>
       <w:tcPr>
@@ -6587,15 +7196,11 @@
     </w:tblStylePr>
     <w:tblStylePr w:type="band1Vert">
       <w:tblPr/>
-      <w:tcPr>
-        <w:shd w:val="clear" w:color="auto" w:fill="DFD8E8" w:themeFill="accent4" w:themeFillTint="3F"/>
-      </w:tcPr>
+      <w:tcPr/>
     </w:tblStylePr>
     <w:tblStylePr w:type="band1Horz">
       <w:tblPr/>
-      <w:tcPr>
-        <w:shd w:val="clear" w:color="auto" w:fill="DFD8E8" w:themeFill="accent4" w:themeFillTint="3F"/>
-      </w:tcPr>
+      <w:tcPr/>
     </w:tblStylePr>
   </w:style>
   <w:style w:type="table" w:styleId="MediumList1-Accent5">
@@ -6607,7 +7212,7 @@
       <w:spacing w:after="0" w:line="240" w:lineRule="auto"/>
     </w:pPr>
     <w:rPr>
-      <w:color w:val="000000" w:themeColor="text1"/>
+      <w:color w:val="000000"/>
     </w:rPr>
     <w:tblPr>
       <w:tblStyleRowBandSize w:val="1"/>
@@ -6640,7 +7245,7 @@
       <w:rPr>
         <w:b/>
         <w:bCs/>
-        <w:color w:val="1F497D" w:themeColor="text2"/>
+        <w:color w:val="000000"/>
       </w:rPr>
       <w:tblPr/>
       <w:tcPr>
@@ -6671,15 +7276,11 @@
     </w:tblStylePr>
     <w:tblStylePr w:type="band1Vert">
       <w:tblPr/>
-      <w:tcPr>
-        <w:shd w:val="clear" w:color="auto" w:fill="D2EAF1" w:themeFill="accent5" w:themeFillTint="3F"/>
-      </w:tcPr>
+      <w:tcPr/>
     </w:tblStylePr>
     <w:tblStylePr w:type="band1Horz">
       <w:tblPr/>
-      <w:tcPr>
-        <w:shd w:val="clear" w:color="auto" w:fill="D2EAF1" w:themeFill="accent5" w:themeFillTint="3F"/>
-      </w:tcPr>
+      <w:tcPr/>
     </w:tblStylePr>
   </w:style>
   <w:style w:type="table" w:styleId="MediumList1-Accent6">
@@ -6691,7 +7292,7 @@
       <w:spacing w:after="0" w:line="240" w:lineRule="auto"/>
     </w:pPr>
     <w:rPr>
-      <w:color w:val="000000" w:themeColor="text1"/>
+      <w:color w:val="000000"/>
     </w:rPr>
     <w:tblPr>
       <w:tblStyleRowBandSize w:val="1"/>
@@ -6724,7 +7325,7 @@
       <w:rPr>
         <w:b/>
         <w:bCs/>
-        <w:color w:val="1F497D" w:themeColor="text2"/>
+        <w:color w:val="000000"/>
       </w:rPr>
       <w:tblPr/>
       <w:tcPr>
@@ -6755,15 +7356,11 @@
     </w:tblStylePr>
     <w:tblStylePr w:type="band1Vert">
       <w:tblPr/>
-      <w:tcPr>
-        <w:shd w:val="clear" w:color="auto" w:fill="FDE4D0" w:themeFill="accent6" w:themeFillTint="3F"/>
-      </w:tcPr>
+      <w:tcPr/>
     </w:tblStylePr>
     <w:tblStylePr w:type="band1Horz">
       <w:tblPr/>
-      <w:tcPr>
-        <w:shd w:val="clear" w:color="auto" w:fill="FDE4D0" w:themeFill="accent6" w:themeFillTint="3F"/>
-      </w:tcPr>
+      <w:tcPr/>
     </w:tblStylePr>
   </w:style>
   <w:style w:type="table" w:styleId="MediumList2">
@@ -6776,7 +7373,7 @@
     </w:pPr>
     <w:rPr>
       <w:rFonts w:asciiTheme="majorHAnsi" w:eastAsiaTheme="majorEastAsia" w:hAnsiTheme="majorHAnsi" w:cstheme="majorBidi"/>
-      <w:color w:val="000000" w:themeColor="text1"/>
+      <w:color w:val="000000"/>
     </w:rPr>
     <w:tblPr>
       <w:tblStyleRowBandSize w:val="1"/>
@@ -6810,7 +7407,6 @@
           <w:insideH w:val="nil"/>
           <w:insideV w:val="nil"/>
         </w:tcBorders>
-        <w:shd w:val="clear" w:color="auto" w:fill="FFFFFF" w:themeFill="background1"/>
       </w:tcPr>
     </w:tblStylePr>
     <w:tblStylePr w:type="lastRow">
@@ -6824,7 +7420,6 @@
           <w:insideH w:val="nil"/>
           <w:insideV w:val="nil"/>
         </w:tcBorders>
-        <w:shd w:val="clear" w:color="auto" w:fill="FFFFFF" w:themeFill="background1"/>
       </w:tcPr>
     </w:tblStylePr>
     <w:tblStylePr w:type="firstCol">
@@ -6838,7 +7433,6 @@
           <w:insideH w:val="nil"/>
           <w:insideV w:val="nil"/>
         </w:tcBorders>
-        <w:shd w:val="clear" w:color="auto" w:fill="FFFFFF" w:themeFill="background1"/>
       </w:tcPr>
     </w:tblStylePr>
     <w:tblStylePr w:type="lastCol">
@@ -6852,7 +7446,6 @@
           <w:insideH w:val="nil"/>
           <w:insideV w:val="nil"/>
         </w:tcBorders>
-        <w:shd w:val="clear" w:color="auto" w:fill="FFFFFF" w:themeFill="background1"/>
       </w:tcPr>
     </w:tblStylePr>
     <w:tblStylePr w:type="band1Vert">
@@ -6864,7 +7457,6 @@
           <w:insideH w:val="nil"/>
           <w:insideV w:val="nil"/>
         </w:tcBorders>
-        <w:shd w:val="clear" w:color="auto" w:fill="C0C0C0" w:themeFill="text1" w:themeFillTint="3F"/>
       </w:tcPr>
     </w:tblStylePr>
     <w:tblStylePr w:type="band1Horz">
@@ -6876,14 +7468,11 @@
           <w:insideH w:val="nil"/>
           <w:insideV w:val="nil"/>
         </w:tcBorders>
-        <w:shd w:val="clear" w:color="auto" w:fill="C0C0C0" w:themeFill="text1" w:themeFillTint="3F"/>
       </w:tcPr>
     </w:tblStylePr>
     <w:tblStylePr w:type="nwCell">
       <w:tblPr/>
-      <w:tcPr>
-        <w:shd w:val="clear" w:color="auto" w:fill="FFFFFF" w:themeFill="background1"/>
-      </w:tcPr>
+      <w:tcPr/>
     </w:tblStylePr>
     <w:tblStylePr w:type="swCell">
       <w:tblPr/>
@@ -6904,7 +7493,7 @@
     </w:pPr>
     <w:rPr>
       <w:rFonts w:asciiTheme="majorHAnsi" w:eastAsiaTheme="majorEastAsia" w:hAnsiTheme="majorHAnsi" w:cstheme="majorBidi"/>
-      <w:color w:val="000000" w:themeColor="text1"/>
+      <w:color w:val="000000"/>
     </w:rPr>
     <w:tblPr>
       <w:tblStyleRowBandSize w:val="1"/>
@@ -6938,7 +7527,6 @@
           <w:insideH w:val="nil"/>
           <w:insideV w:val="nil"/>
         </w:tcBorders>
-        <w:shd w:val="clear" w:color="auto" w:fill="FFFFFF" w:themeFill="background1"/>
       </w:tcPr>
     </w:tblStylePr>
     <w:tblStylePr w:type="lastRow">
@@ -6952,7 +7540,6 @@
           <w:insideH w:val="nil"/>
           <w:insideV w:val="nil"/>
         </w:tcBorders>
-        <w:shd w:val="clear" w:color="auto" w:fill="FFFFFF" w:themeFill="background1"/>
       </w:tcPr>
     </w:tblStylePr>
     <w:tblStylePr w:type="firstCol">
@@ -6966,7 +7553,6 @@
           <w:insideH w:val="nil"/>
           <w:insideV w:val="nil"/>
         </w:tcBorders>
-        <w:shd w:val="clear" w:color="auto" w:fill="FFFFFF" w:themeFill="background1"/>
       </w:tcPr>
     </w:tblStylePr>
     <w:tblStylePr w:type="lastCol">
@@ -6980,7 +7566,6 @@
           <w:insideH w:val="nil"/>
           <w:insideV w:val="nil"/>
         </w:tcBorders>
-        <w:shd w:val="clear" w:color="auto" w:fill="FFFFFF" w:themeFill="background1"/>
       </w:tcPr>
     </w:tblStylePr>
     <w:tblStylePr w:type="band1Vert">
@@ -6992,7 +7577,6 @@
           <w:insideH w:val="nil"/>
           <w:insideV w:val="nil"/>
         </w:tcBorders>
-        <w:shd w:val="clear" w:color="auto" w:fill="D3DFEE" w:themeFill="accent1" w:themeFillTint="3F"/>
       </w:tcPr>
     </w:tblStylePr>
     <w:tblStylePr w:type="band1Horz">
@@ -7004,14 +7588,11 @@
           <w:insideH w:val="nil"/>
           <w:insideV w:val="nil"/>
         </w:tcBorders>
-        <w:shd w:val="clear" w:color="auto" w:fill="D3DFEE" w:themeFill="accent1" w:themeFillTint="3F"/>
       </w:tcPr>
     </w:tblStylePr>
     <w:tblStylePr w:type="nwCell">
       <w:tblPr/>
-      <w:tcPr>
-        <w:shd w:val="clear" w:color="auto" w:fill="FFFFFF" w:themeFill="background1"/>
-      </w:tcPr>
+      <w:tcPr/>
     </w:tblStylePr>
     <w:tblStylePr w:type="swCell">
       <w:tblPr/>
@@ -7032,7 +7613,7 @@
     </w:pPr>
     <w:rPr>
       <w:rFonts w:asciiTheme="majorHAnsi" w:eastAsiaTheme="majorEastAsia" w:hAnsiTheme="majorHAnsi" w:cstheme="majorBidi"/>
-      <w:color w:val="000000" w:themeColor="text1"/>
+      <w:color w:val="000000"/>
     </w:rPr>
     <w:tblPr>
       <w:tblStyleRowBandSize w:val="1"/>
@@ -7066,7 +7647,6 @@
           <w:insideH w:val="nil"/>
           <w:insideV w:val="nil"/>
         </w:tcBorders>
-        <w:shd w:val="clear" w:color="auto" w:fill="FFFFFF" w:themeFill="background1"/>
       </w:tcPr>
     </w:tblStylePr>
     <w:tblStylePr w:type="lastRow">
@@ -7080,7 +7660,6 @@
           <w:insideH w:val="nil"/>
           <w:insideV w:val="nil"/>
         </w:tcBorders>
-        <w:shd w:val="clear" w:color="auto" w:fill="FFFFFF" w:themeFill="background1"/>
       </w:tcPr>
     </w:tblStylePr>
     <w:tblStylePr w:type="firstCol">
@@ -7094,7 +7673,6 @@
           <w:insideH w:val="nil"/>
           <w:insideV w:val="nil"/>
         </w:tcBorders>
-        <w:shd w:val="clear" w:color="auto" w:fill="FFFFFF" w:themeFill="background1"/>
       </w:tcPr>
     </w:tblStylePr>
     <w:tblStylePr w:type="lastCol">
@@ -7108,7 +7686,6 @@
           <w:insideH w:val="nil"/>
           <w:insideV w:val="nil"/>
         </w:tcBorders>
-        <w:shd w:val="clear" w:color="auto" w:fill="FFFFFF" w:themeFill="background1"/>
       </w:tcPr>
     </w:tblStylePr>
     <w:tblStylePr w:type="band1Vert">
@@ -7120,7 +7697,6 @@
           <w:insideH w:val="nil"/>
           <w:insideV w:val="nil"/>
         </w:tcBorders>
-        <w:shd w:val="clear" w:color="auto" w:fill="EFD3D2" w:themeFill="accent2" w:themeFillTint="3F"/>
       </w:tcPr>
     </w:tblStylePr>
     <w:tblStylePr w:type="band1Horz">
@@ -7132,14 +7708,11 @@
           <w:insideH w:val="nil"/>
           <w:insideV w:val="nil"/>
         </w:tcBorders>
-        <w:shd w:val="clear" w:color="auto" w:fill="EFD3D2" w:themeFill="accent2" w:themeFillTint="3F"/>
       </w:tcPr>
     </w:tblStylePr>
     <w:tblStylePr w:type="nwCell">
       <w:tblPr/>
-      <w:tcPr>
-        <w:shd w:val="clear" w:color="auto" w:fill="FFFFFF" w:themeFill="background1"/>
-      </w:tcPr>
+      <w:tcPr/>
     </w:tblStylePr>
     <w:tblStylePr w:type="swCell">
       <w:tblPr/>
@@ -7160,7 +7733,7 @@
     </w:pPr>
     <w:rPr>
       <w:rFonts w:asciiTheme="majorHAnsi" w:eastAsiaTheme="majorEastAsia" w:hAnsiTheme="majorHAnsi" w:cstheme="majorBidi"/>
-      <w:color w:val="000000" w:themeColor="text1"/>
+      <w:color w:val="000000"/>
     </w:rPr>
     <w:tblPr>
       <w:tblStyleRowBandSize w:val="1"/>
@@ -7194,7 +7767,6 @@
           <w:insideH w:val="nil"/>
           <w:insideV w:val="nil"/>
         </w:tcBorders>
-        <w:shd w:val="clear" w:color="auto" w:fill="FFFFFF" w:themeFill="background1"/>
       </w:tcPr>
     </w:tblStylePr>
     <w:tblStylePr w:type="lastRow">
@@ -7208,7 +7780,6 @@
           <w:insideH w:val="nil"/>
           <w:insideV w:val="nil"/>
         </w:tcBorders>
-        <w:shd w:val="clear" w:color="auto" w:fill="FFFFFF" w:themeFill="background1"/>
       </w:tcPr>
     </w:tblStylePr>
     <w:tblStylePr w:type="firstCol">
@@ -7222,7 +7793,6 @@
           <w:insideH w:val="nil"/>
           <w:insideV w:val="nil"/>
         </w:tcBorders>
-        <w:shd w:val="clear" w:color="auto" w:fill="FFFFFF" w:themeFill="background1"/>
       </w:tcPr>
     </w:tblStylePr>
     <w:tblStylePr w:type="lastCol">
@@ -7236,7 +7806,6 @@
           <w:insideH w:val="nil"/>
           <w:insideV w:val="nil"/>
         </w:tcBorders>
-        <w:shd w:val="clear" w:color="auto" w:fill="FFFFFF" w:themeFill="background1"/>
       </w:tcPr>
     </w:tblStylePr>
     <w:tblStylePr w:type="band1Vert">
@@ -7248,7 +7817,6 @@
           <w:insideH w:val="nil"/>
           <w:insideV w:val="nil"/>
         </w:tcBorders>
-        <w:shd w:val="clear" w:color="auto" w:fill="E6EED5" w:themeFill="accent3" w:themeFillTint="3F"/>
       </w:tcPr>
     </w:tblStylePr>
     <w:tblStylePr w:type="band1Horz">
@@ -7260,14 +7828,11 @@
           <w:insideH w:val="nil"/>
           <w:insideV w:val="nil"/>
         </w:tcBorders>
-        <w:shd w:val="clear" w:color="auto" w:fill="E6EED5" w:themeFill="accent3" w:themeFillTint="3F"/>
       </w:tcPr>
     </w:tblStylePr>
     <w:tblStylePr w:type="nwCell">
       <w:tblPr/>
-      <w:tcPr>
-        <w:shd w:val="clear" w:color="auto" w:fill="FFFFFF" w:themeFill="background1"/>
-      </w:tcPr>
+      <w:tcPr/>
     </w:tblStylePr>
     <w:tblStylePr w:type="swCell">
       <w:tblPr/>
@@ -7288,7 +7853,7 @@
     </w:pPr>
     <w:rPr>
       <w:rFonts w:asciiTheme="majorHAnsi" w:eastAsiaTheme="majorEastAsia" w:hAnsiTheme="majorHAnsi" w:cstheme="majorBidi"/>
-      <w:color w:val="000000" w:themeColor="text1"/>
+      <w:color w:val="000000"/>
     </w:rPr>
     <w:tblPr>
       <w:tblStyleRowBandSize w:val="1"/>
@@ -7322,7 +7887,6 @@
           <w:insideH w:val="nil"/>
           <w:insideV w:val="nil"/>
         </w:tcBorders>
-        <w:shd w:val="clear" w:color="auto" w:fill="FFFFFF" w:themeFill="background1"/>
       </w:tcPr>
     </w:tblStylePr>
     <w:tblStylePr w:type="lastRow">
@@ -7336,7 +7900,6 @@
           <w:insideH w:val="nil"/>
           <w:insideV w:val="nil"/>
         </w:tcBorders>
-        <w:shd w:val="clear" w:color="auto" w:fill="FFFFFF" w:themeFill="background1"/>
       </w:tcPr>
     </w:tblStylePr>
     <w:tblStylePr w:type="firstCol">
@@ -7350,7 +7913,6 @@
           <w:insideH w:val="nil"/>
           <w:insideV w:val="nil"/>
         </w:tcBorders>
-        <w:shd w:val="clear" w:color="auto" w:fill="FFFFFF" w:themeFill="background1"/>
       </w:tcPr>
     </w:tblStylePr>
     <w:tblStylePr w:type="lastCol">
@@ -7364,7 +7926,6 @@
           <w:insideH w:val="nil"/>
           <w:insideV w:val="nil"/>
         </w:tcBorders>
-        <w:shd w:val="clear" w:color="auto" w:fill="FFFFFF" w:themeFill="background1"/>
       </w:tcPr>
     </w:tblStylePr>
     <w:tblStylePr w:type="band1Vert">
@@ -7376,7 +7937,6 @@
           <w:insideH w:val="nil"/>
           <w:insideV w:val="nil"/>
         </w:tcBorders>
-        <w:shd w:val="clear" w:color="auto" w:fill="DFD8E8" w:themeFill="accent4" w:themeFillTint="3F"/>
       </w:tcPr>
     </w:tblStylePr>
     <w:tblStylePr w:type="band1Horz">
@@ -7388,14 +7948,11 @@
           <w:insideH w:val="nil"/>
           <w:insideV w:val="nil"/>
         </w:tcBorders>
-        <w:shd w:val="clear" w:color="auto" w:fill="DFD8E8" w:themeFill="accent4" w:themeFillTint="3F"/>
       </w:tcPr>
     </w:tblStylePr>
     <w:tblStylePr w:type="nwCell">
       <w:tblPr/>
-      <w:tcPr>
-        <w:shd w:val="clear" w:color="auto" w:fill="FFFFFF" w:themeFill="background1"/>
-      </w:tcPr>
+      <w:tcPr/>
     </w:tblStylePr>
     <w:tblStylePr w:type="swCell">
       <w:tblPr/>
@@ -7416,7 +7973,7 @@
     </w:pPr>
     <w:rPr>
       <w:rFonts w:asciiTheme="majorHAnsi" w:eastAsiaTheme="majorEastAsia" w:hAnsiTheme="majorHAnsi" w:cstheme="majorBidi"/>
-      <w:color w:val="000000" w:themeColor="text1"/>
+      <w:color w:val="000000"/>
     </w:rPr>
     <w:tblPr>
       <w:tblStyleRowBandSize w:val="1"/>
@@ -7450,7 +8007,6 @@
           <w:insideH w:val="nil"/>
           <w:insideV w:val="nil"/>
         </w:tcBorders>
-        <w:shd w:val="clear" w:color="auto" w:fill="FFFFFF" w:themeFill="background1"/>
       </w:tcPr>
     </w:tblStylePr>
     <w:tblStylePr w:type="lastRow">
@@ -7464,7 +8020,6 @@
           <w:insideH w:val="nil"/>
           <w:insideV w:val="nil"/>
         </w:tcBorders>
-        <w:shd w:val="clear" w:color="auto" w:fill="FFFFFF" w:themeFill="background1"/>
       </w:tcPr>
     </w:tblStylePr>
     <w:tblStylePr w:type="firstCol">
@@ -7478,7 +8033,6 @@
           <w:insideH w:val="nil"/>
           <w:insideV w:val="nil"/>
         </w:tcBorders>
-        <w:shd w:val="clear" w:color="auto" w:fill="FFFFFF" w:themeFill="background1"/>
       </w:tcPr>
     </w:tblStylePr>
     <w:tblStylePr w:type="lastCol">
@@ -7492,7 +8046,6 @@
           <w:insideH w:val="nil"/>
           <w:insideV w:val="nil"/>
         </w:tcBorders>
-        <w:shd w:val="clear" w:color="auto" w:fill="FFFFFF" w:themeFill="background1"/>
       </w:tcPr>
     </w:tblStylePr>
     <w:tblStylePr w:type="band1Vert">
@@ -7504,7 +8057,6 @@
           <w:insideH w:val="nil"/>
           <w:insideV w:val="nil"/>
         </w:tcBorders>
-        <w:shd w:val="clear" w:color="auto" w:fill="D2EAF1" w:themeFill="accent5" w:themeFillTint="3F"/>
       </w:tcPr>
     </w:tblStylePr>
     <w:tblStylePr w:type="band1Horz">
@@ -7516,14 +8068,11 @@
           <w:insideH w:val="nil"/>
           <w:insideV w:val="nil"/>
         </w:tcBorders>
-        <w:shd w:val="clear" w:color="auto" w:fill="D2EAF1" w:themeFill="accent5" w:themeFillTint="3F"/>
       </w:tcPr>
     </w:tblStylePr>
     <w:tblStylePr w:type="nwCell">
       <w:tblPr/>
-      <w:tcPr>
-        <w:shd w:val="clear" w:color="auto" w:fill="FFFFFF" w:themeFill="background1"/>
-      </w:tcPr>
+      <w:tcPr/>
     </w:tblStylePr>
     <w:tblStylePr w:type="swCell">
       <w:tblPr/>
@@ -7544,7 +8093,7 @@
     </w:pPr>
     <w:rPr>
       <w:rFonts w:asciiTheme="majorHAnsi" w:eastAsiaTheme="majorEastAsia" w:hAnsiTheme="majorHAnsi" w:cstheme="majorBidi"/>
-      <w:color w:val="000000" w:themeColor="text1"/>
+      <w:color w:val="000000"/>
     </w:rPr>
     <w:tblPr>
       <w:tblStyleRowBandSize w:val="1"/>
@@ -7578,7 +8127,6 @@
           <w:insideH w:val="nil"/>
           <w:insideV w:val="nil"/>
         </w:tcBorders>
-        <w:shd w:val="clear" w:color="auto" w:fill="FFFFFF" w:themeFill="background1"/>
       </w:tcPr>
     </w:tblStylePr>
     <w:tblStylePr w:type="lastRow">
@@ -7592,7 +8140,6 @@
           <w:insideH w:val="nil"/>
           <w:insideV w:val="nil"/>
         </w:tcBorders>
-        <w:shd w:val="clear" w:color="auto" w:fill="FFFFFF" w:themeFill="background1"/>
       </w:tcPr>
     </w:tblStylePr>
     <w:tblStylePr w:type="firstCol">
@@ -7606,7 +8153,6 @@
           <w:insideH w:val="nil"/>
           <w:insideV w:val="nil"/>
         </w:tcBorders>
-        <w:shd w:val="clear" w:color="auto" w:fill="FFFFFF" w:themeFill="background1"/>
       </w:tcPr>
     </w:tblStylePr>
     <w:tblStylePr w:type="lastCol">
@@ -7620,7 +8166,6 @@
           <w:insideH w:val="nil"/>
           <w:insideV w:val="nil"/>
         </w:tcBorders>
-        <w:shd w:val="clear" w:color="auto" w:fill="FFFFFF" w:themeFill="background1"/>
       </w:tcPr>
     </w:tblStylePr>
     <w:tblStylePr w:type="band1Vert">
@@ -7632,7 +8177,6 @@
           <w:insideH w:val="nil"/>
           <w:insideV w:val="nil"/>
         </w:tcBorders>
-        <w:shd w:val="clear" w:color="auto" w:fill="FDE4D0" w:themeFill="accent6" w:themeFillTint="3F"/>
       </w:tcPr>
     </w:tblStylePr>
     <w:tblStylePr w:type="band1Horz">
@@ -7644,14 +8188,11 @@
           <w:insideH w:val="nil"/>
           <w:insideV w:val="nil"/>
         </w:tcBorders>
-        <w:shd w:val="clear" w:color="auto" w:fill="FDE4D0" w:themeFill="accent6" w:themeFillTint="3F"/>
       </w:tcPr>
     </w:tblStylePr>
     <w:tblStylePr w:type="nwCell">
       <w:tblPr/>
-      <w:tcPr>
-        <w:shd w:val="clear" w:color="auto" w:fill="FFFFFF" w:themeFill="background1"/>
-      </w:tcPr>
+      <w:tcPr/>
     </w:tblStylePr>
     <w:tblStylePr w:type="swCell">
       <w:tblPr/>
@@ -7689,9 +8230,7 @@
         <w:right w:w="108" w:type="dxa"/>
       </w:tblCellMar>
     </w:tblPr>
-    <w:tcPr>
-      <w:shd w:val="clear" w:color="auto" w:fill="C0C0C0" w:themeFill="text1" w:themeFillTint="3F"/>
-    </w:tcPr>
+    <w:tcPr/>
     <w:tblStylePr w:type="firstRow">
       <w:rPr>
         <w:b/>
@@ -7724,15 +8263,11 @@
     </w:tblStylePr>
     <w:tblStylePr w:type="band1Vert">
       <w:tblPr/>
-      <w:tcPr>
-        <w:shd w:val="clear" w:color="auto" w:fill="808080" w:themeFill="text1" w:themeFillTint="7F"/>
-      </w:tcPr>
+      <w:tcPr/>
     </w:tblStylePr>
     <w:tblStylePr w:type="band1Horz">
       <w:tblPr/>
-      <w:tcPr>
-        <w:shd w:val="clear" w:color="auto" w:fill="808080" w:themeFill="text1" w:themeFillTint="7F"/>
-      </w:tcPr>
+      <w:tcPr/>
     </w:tblStylePr>
   </w:style>
   <w:style w:type="table" w:styleId="MediumGrid1-Accent1">
@@ -7762,9 +8297,7 @@
         <w:right w:w="108" w:type="dxa"/>
       </w:tblCellMar>
     </w:tblPr>
-    <w:tcPr>
-      <w:shd w:val="clear" w:color="auto" w:fill="D3DFEE" w:themeFill="accent1" w:themeFillTint="3F"/>
-    </w:tcPr>
+    <w:tcPr/>
     <w:tblStylePr w:type="firstRow">
       <w:rPr>
         <w:b/>
@@ -7797,15 +8330,11 @@
     </w:tblStylePr>
     <w:tblStylePr w:type="band1Vert">
       <w:tblPr/>
-      <w:tcPr>
-        <w:shd w:val="clear" w:color="auto" w:fill="A7BFDE" w:themeFill="accent1" w:themeFillTint="7F"/>
-      </w:tcPr>
+      <w:tcPr/>
     </w:tblStylePr>
     <w:tblStylePr w:type="band1Horz">
       <w:tblPr/>
-      <w:tcPr>
-        <w:shd w:val="clear" w:color="auto" w:fill="A7BFDE" w:themeFill="accent1" w:themeFillTint="7F"/>
-      </w:tcPr>
+      <w:tcPr/>
     </w:tblStylePr>
   </w:style>
   <w:style w:type="table" w:styleId="MediumGrid1-Accent2">
@@ -7835,9 +8364,7 @@
         <w:right w:w="108" w:type="dxa"/>
       </w:tblCellMar>
     </w:tblPr>
-    <w:tcPr>
-      <w:shd w:val="clear" w:color="auto" w:fill="EFD3D2" w:themeFill="accent2" w:themeFillTint="3F"/>
-    </w:tcPr>
+    <w:tcPr/>
     <w:tblStylePr w:type="firstRow">
       <w:rPr>
         <w:b/>
@@ -7870,15 +8397,11 @@
     </w:tblStylePr>
     <w:tblStylePr w:type="band1Vert">
       <w:tblPr/>
-      <w:tcPr>
-        <w:shd w:val="clear" w:color="auto" w:fill="DFA7A6" w:themeFill="accent2" w:themeFillTint="7F"/>
-      </w:tcPr>
+      <w:tcPr/>
     </w:tblStylePr>
     <w:tblStylePr w:type="band1Horz">
       <w:tblPr/>
-      <w:tcPr>
-        <w:shd w:val="clear" w:color="auto" w:fill="DFA7A6" w:themeFill="accent2" w:themeFillTint="7F"/>
-      </w:tcPr>
+      <w:tcPr/>
     </w:tblStylePr>
   </w:style>
   <w:style w:type="table" w:styleId="MediumGrid1-Accent3">
@@ -7908,9 +8431,7 @@
         <w:right w:w="108" w:type="dxa"/>
       </w:tblCellMar>
     </w:tblPr>
-    <w:tcPr>
-      <w:shd w:val="clear" w:color="auto" w:fill="E6EED5" w:themeFill="accent3" w:themeFillTint="3F"/>
-    </w:tcPr>
+    <w:tcPr/>
     <w:tblStylePr w:type="firstRow">
       <w:rPr>
         <w:b/>
@@ -7943,15 +8464,11 @@
     </w:tblStylePr>
     <w:tblStylePr w:type="band1Vert">
       <w:tblPr/>
-      <w:tcPr>
-        <w:shd w:val="clear" w:color="auto" w:fill="CDDDAC" w:themeFill="accent3" w:themeFillTint="7F"/>
-      </w:tcPr>
+      <w:tcPr/>
     </w:tblStylePr>
     <w:tblStylePr w:type="band1Horz">
       <w:tblPr/>
-      <w:tcPr>
-        <w:shd w:val="clear" w:color="auto" w:fill="CDDDAC" w:themeFill="accent3" w:themeFillTint="7F"/>
-      </w:tcPr>
+      <w:tcPr/>
     </w:tblStylePr>
   </w:style>
   <w:style w:type="table" w:styleId="MediumGrid1-Accent4">
@@ -7981,9 +8498,7 @@
         <w:right w:w="108" w:type="dxa"/>
       </w:tblCellMar>
     </w:tblPr>
-    <w:tcPr>
-      <w:shd w:val="clear" w:color="auto" w:fill="DFD8E8" w:themeFill="accent4" w:themeFillTint="3F"/>
-    </w:tcPr>
+    <w:tcPr/>
     <w:tblStylePr w:type="firstRow">
       <w:rPr>
         <w:b/>
@@ -8016,15 +8531,11 @@
     </w:tblStylePr>
     <w:tblStylePr w:type="band1Vert">
       <w:tblPr/>
-      <w:tcPr>
-        <w:shd w:val="clear" w:color="auto" w:fill="BFB1D0" w:themeFill="accent4" w:themeFillTint="7F"/>
-      </w:tcPr>
+      <w:tcPr/>
     </w:tblStylePr>
     <w:tblStylePr w:type="band1Horz">
       <w:tblPr/>
-      <w:tcPr>
-        <w:shd w:val="clear" w:color="auto" w:fill="BFB1D0" w:themeFill="accent4" w:themeFillTint="7F"/>
-      </w:tcPr>
+      <w:tcPr/>
     </w:tblStylePr>
   </w:style>
   <w:style w:type="table" w:styleId="MediumGrid1-Accent5">
@@ -8054,9 +8565,7 @@
         <w:right w:w="108" w:type="dxa"/>
       </w:tblCellMar>
     </w:tblPr>
-    <w:tcPr>
-      <w:shd w:val="clear" w:color="auto" w:fill="D2EAF1" w:themeFill="accent5" w:themeFillTint="3F"/>
-    </w:tcPr>
+    <w:tcPr/>
     <w:tblStylePr w:type="firstRow">
       <w:rPr>
         <w:b/>
@@ -8089,15 +8598,11 @@
     </w:tblStylePr>
     <w:tblStylePr w:type="band1Vert">
       <w:tblPr/>
-      <w:tcPr>
-        <w:shd w:val="clear" w:color="auto" w:fill="A5D5E2" w:themeFill="accent5" w:themeFillTint="7F"/>
-      </w:tcPr>
+      <w:tcPr/>
     </w:tblStylePr>
     <w:tblStylePr w:type="band1Horz">
       <w:tblPr/>
-      <w:tcPr>
-        <w:shd w:val="clear" w:color="auto" w:fill="A5D5E2" w:themeFill="accent5" w:themeFillTint="7F"/>
-      </w:tcPr>
+      <w:tcPr/>
     </w:tblStylePr>
   </w:style>
   <w:style w:type="table" w:styleId="MediumGrid1-Accent6">
@@ -8127,9 +8632,7 @@
         <w:right w:w="108" w:type="dxa"/>
       </w:tblCellMar>
     </w:tblPr>
-    <w:tcPr>
-      <w:shd w:val="clear" w:color="auto" w:fill="FDE4D0" w:themeFill="accent6" w:themeFillTint="3F"/>
-    </w:tcPr>
+    <w:tcPr/>
     <w:tblStylePr w:type="firstRow">
       <w:rPr>
         <w:b/>
@@ -8162,15 +8665,11 @@
     </w:tblStylePr>
     <w:tblStylePr w:type="band1Vert">
       <w:tblPr/>
-      <w:tcPr>
-        <w:shd w:val="clear" w:color="auto" w:fill="FBCAA2" w:themeFill="accent6" w:themeFillTint="7F"/>
-      </w:tcPr>
+      <w:tcPr/>
     </w:tblStylePr>
     <w:tblStylePr w:type="band1Horz">
       <w:tblPr/>
-      <w:tcPr>
-        <w:shd w:val="clear" w:color="auto" w:fill="FBCAA2" w:themeFill="accent6" w:themeFillTint="7F"/>
-      </w:tcPr>
+      <w:tcPr/>
     </w:tblStylePr>
   </w:style>
   <w:style w:type="table" w:styleId="MediumGrid2">
@@ -8183,7 +8682,7 @@
     </w:pPr>
     <w:rPr>
       <w:rFonts w:asciiTheme="majorHAnsi" w:eastAsiaTheme="majorEastAsia" w:hAnsiTheme="majorHAnsi" w:cstheme="majorBidi"/>
-      <w:color w:val="000000" w:themeColor="text1"/>
+      <w:color w:val="000000"/>
     </w:rPr>
     <w:tblPr>
       <w:tblStyleRowBandSize w:val="1"/>
@@ -8204,25 +8703,21 @@
         <w:right w:w="108" w:type="dxa"/>
       </w:tblCellMar>
     </w:tblPr>
-    <w:tcPr>
-      <w:shd w:val="clear" w:color="auto" w:fill="C0C0C0" w:themeFill="text1" w:themeFillTint="3F"/>
-    </w:tcPr>
+    <w:tcPr/>
     <w:tblStylePr w:type="firstRow">
       <w:rPr>
         <w:b/>
         <w:bCs/>
-        <w:color w:val="000000" w:themeColor="text1"/>
-      </w:rPr>
-      <w:tblPr/>
-      <w:tcPr>
-        <w:shd w:val="clear" w:color="auto" w:fill="E6E6E6" w:themeFill="text1" w:themeFillTint="19"/>
-      </w:tcPr>
+        <w:color w:val="000000"/>
+      </w:rPr>
+      <w:tblPr/>
+      <w:tcPr/>
     </w:tblStylePr>
     <w:tblStylePr w:type="lastRow">
       <w:rPr>
         <w:b/>
         <w:bCs/>
-        <w:color w:val="000000" w:themeColor="text1"/>
+        <w:color w:val="000000"/>
       </w:rPr>
       <w:tblPr/>
       <w:tcPr>
@@ -8234,14 +8729,13 @@
           <w:insideH w:val="nil"/>
           <w:insideV w:val="nil"/>
         </w:tcBorders>
-        <w:shd w:val="clear" w:color="auto" w:fill="FFFFFF" w:themeFill="background1"/>
       </w:tcPr>
     </w:tblStylePr>
     <w:tblStylePr w:type="firstCol">
       <w:rPr>
         <w:b/>
         <w:bCs/>
-        <w:color w:val="000000" w:themeColor="text1"/>
+        <w:color w:val="000000"/>
       </w:rPr>
       <w:tblPr/>
       <w:tcPr>
@@ -8253,14 +8747,13 @@
           <w:insideH w:val="nil"/>
           <w:insideV w:val="nil"/>
         </w:tcBorders>
-        <w:shd w:val="clear" w:color="auto" w:fill="FFFFFF" w:themeFill="background1"/>
       </w:tcPr>
     </w:tblStylePr>
     <w:tblStylePr w:type="lastCol">
       <w:rPr>
         <w:b w:val="0"/>
         <w:bCs w:val="0"/>
-        <w:color w:val="000000" w:themeColor="text1"/>
+        <w:color w:val="000000"/>
       </w:rPr>
       <w:tblPr/>
       <w:tcPr>
@@ -8272,14 +8765,11 @@
           <w:insideH w:val="nil"/>
           <w:insideV w:val="nil"/>
         </w:tcBorders>
-        <w:shd w:val="clear" w:color="auto" w:fill="CCCCCC" w:themeFill="text1" w:themeFillTint="33"/>
       </w:tcPr>
     </w:tblStylePr>
     <w:tblStylePr w:type="band1Vert">
       <w:tblPr/>
-      <w:tcPr>
-        <w:shd w:val="clear" w:color="auto" w:fill="808080" w:themeFill="text1" w:themeFillTint="7F"/>
-      </w:tcPr>
+      <w:tcPr/>
     </w:tblStylePr>
     <w:tblStylePr w:type="band1Horz">
       <w:tblPr/>
@@ -8288,14 +8778,11 @@
           <w:insideH w:val="single" w:sz="6" w:space="0" w:color="000000" w:themeColor="text1"/>
           <w:insideV w:val="single" w:sz="6" w:space="0" w:color="000000" w:themeColor="text1"/>
         </w:tcBorders>
-        <w:shd w:val="clear" w:color="auto" w:fill="808080" w:themeFill="text1" w:themeFillTint="7F"/>
       </w:tcPr>
     </w:tblStylePr>
     <w:tblStylePr w:type="nwCell">
       <w:tblPr/>
-      <w:tcPr>
-        <w:shd w:val="clear" w:color="auto" w:fill="FFFFFF" w:themeFill="background1"/>
-      </w:tcPr>
+      <w:tcPr/>
     </w:tblStylePr>
   </w:style>
   <w:style w:type="table" w:styleId="MediumGrid2-Accent1">
@@ -8308,7 +8795,7 @@
     </w:pPr>
     <w:rPr>
       <w:rFonts w:asciiTheme="majorHAnsi" w:eastAsiaTheme="majorEastAsia" w:hAnsiTheme="majorHAnsi" w:cstheme="majorBidi"/>
-      <w:color w:val="000000" w:themeColor="text1"/>
+      <w:color w:val="000000"/>
     </w:rPr>
     <w:tblPr>
       <w:tblStyleRowBandSize w:val="1"/>
@@ -8329,25 +8816,21 @@
         <w:right w:w="108" w:type="dxa"/>
       </w:tblCellMar>
     </w:tblPr>
-    <w:tcPr>
-      <w:shd w:val="clear" w:color="auto" w:fill="D3DFEE" w:themeFill="accent1" w:themeFillTint="3F"/>
-    </w:tcPr>
+    <w:tcPr/>
     <w:tblStylePr w:type="firstRow">
       <w:rPr>
         <w:b/>
         <w:bCs/>
-        <w:color w:val="000000" w:themeColor="text1"/>
-      </w:rPr>
-      <w:tblPr/>
-      <w:tcPr>
-        <w:shd w:val="clear" w:color="auto" w:fill="EDF2F8" w:themeFill="accent1" w:themeFillTint="19"/>
-      </w:tcPr>
+        <w:color w:val="000000"/>
+      </w:rPr>
+      <w:tblPr/>
+      <w:tcPr/>
     </w:tblStylePr>
     <w:tblStylePr w:type="lastRow">
       <w:rPr>
         <w:b/>
         <w:bCs/>
-        <w:color w:val="000000" w:themeColor="text1"/>
+        <w:color w:val="000000"/>
       </w:rPr>
       <w:tblPr/>
       <w:tcPr>
@@ -8359,14 +8842,13 @@
           <w:insideH w:val="nil"/>
           <w:insideV w:val="nil"/>
         </w:tcBorders>
-        <w:shd w:val="clear" w:color="auto" w:fill="FFFFFF" w:themeFill="background1"/>
       </w:tcPr>
     </w:tblStylePr>
     <w:tblStylePr w:type="firstCol">
       <w:rPr>
         <w:b/>
         <w:bCs/>
-        <w:color w:val="000000" w:themeColor="text1"/>
+        <w:color w:val="000000"/>
       </w:rPr>
       <w:tblPr/>
       <w:tcPr>
@@ -8378,14 +8860,13 @@
           <w:insideH w:val="nil"/>
           <w:insideV w:val="nil"/>
         </w:tcBorders>
-        <w:shd w:val="clear" w:color="auto" w:fill="FFFFFF" w:themeFill="background1"/>
       </w:tcPr>
     </w:tblStylePr>
     <w:tblStylePr w:type="lastCol">
       <w:rPr>
         <w:b w:val="0"/>
         <w:bCs w:val="0"/>
-        <w:color w:val="000000" w:themeColor="text1"/>
+        <w:color w:val="000000"/>
       </w:rPr>
       <w:tblPr/>
       <w:tcPr>
@@ -8397,14 +8878,11 @@
           <w:insideH w:val="nil"/>
           <w:insideV w:val="nil"/>
         </w:tcBorders>
-        <w:shd w:val="clear" w:color="auto" w:fill="DBE5F1" w:themeFill="accent1" w:themeFillTint="33"/>
       </w:tcPr>
     </w:tblStylePr>
     <w:tblStylePr w:type="band1Vert">
       <w:tblPr/>
-      <w:tcPr>
-        <w:shd w:val="clear" w:color="auto" w:fill="A7BFDE" w:themeFill="accent1" w:themeFillTint="7F"/>
-      </w:tcPr>
+      <w:tcPr/>
     </w:tblStylePr>
     <w:tblStylePr w:type="band1Horz">
       <w:tblPr/>
@@ -8413,14 +8891,11 @@
           <w:insideH w:val="single" w:sz="6" w:space="0" w:color="4F81BD" w:themeColor="accent1"/>
           <w:insideV w:val="single" w:sz="6" w:space="0" w:color="4F81BD" w:themeColor="accent1"/>
         </w:tcBorders>
-        <w:shd w:val="clear" w:color="auto" w:fill="A7BFDE" w:themeFill="accent1" w:themeFillTint="7F"/>
       </w:tcPr>
     </w:tblStylePr>
     <w:tblStylePr w:type="nwCell">
       <w:tblPr/>
-      <w:tcPr>
-        <w:shd w:val="clear" w:color="auto" w:fill="FFFFFF" w:themeFill="background1"/>
-      </w:tcPr>
+      <w:tcPr/>
     </w:tblStylePr>
   </w:style>
   <w:style w:type="table" w:styleId="MediumGrid2-Accent2">
@@ -8433,7 +8908,7 @@
     </w:pPr>
     <w:rPr>
       <w:rFonts w:asciiTheme="majorHAnsi" w:eastAsiaTheme="majorEastAsia" w:hAnsiTheme="majorHAnsi" w:cstheme="majorBidi"/>
-      <w:color w:val="000000" w:themeColor="text1"/>
+      <w:color w:val="000000"/>
     </w:rPr>
     <w:tblPr>
       <w:tblStyleRowBandSize w:val="1"/>
@@ -8454,25 +8929,21 @@
         <w:right w:w="108" w:type="dxa"/>
       </w:tblCellMar>
     </w:tblPr>
-    <w:tcPr>
-      <w:shd w:val="clear" w:color="auto" w:fill="EFD3D2" w:themeFill="accent2" w:themeFillTint="3F"/>
-    </w:tcPr>
+    <w:tcPr/>
     <w:tblStylePr w:type="firstRow">
       <w:rPr>
         <w:b/>
         <w:bCs/>
-        <w:color w:val="000000" w:themeColor="text1"/>
-      </w:rPr>
-      <w:tblPr/>
-      <w:tcPr>
-        <w:shd w:val="clear" w:color="auto" w:fill="F8EDED" w:themeFill="accent2" w:themeFillTint="19"/>
-      </w:tcPr>
+        <w:color w:val="000000"/>
+      </w:rPr>
+      <w:tblPr/>
+      <w:tcPr/>
     </w:tblStylePr>
     <w:tblStylePr w:type="lastRow">
       <w:rPr>
         <w:b/>
         <w:bCs/>
-        <w:color w:val="000000" w:themeColor="text1"/>
+        <w:color w:val="000000"/>
       </w:rPr>
       <w:tblPr/>
       <w:tcPr>
@@ -8484,14 +8955,13 @@
           <w:insideH w:val="nil"/>
           <w:insideV w:val="nil"/>
         </w:tcBorders>
-        <w:shd w:val="clear" w:color="auto" w:fill="FFFFFF" w:themeFill="background1"/>
       </w:tcPr>
     </w:tblStylePr>
     <w:tblStylePr w:type="firstCol">
       <w:rPr>
         <w:b/>
         <w:bCs/>
-        <w:color w:val="000000" w:themeColor="text1"/>
+        <w:color w:val="000000"/>
       </w:rPr>
       <w:tblPr/>
       <w:tcPr>
@@ -8503,14 +8973,13 @@
           <w:insideH w:val="nil"/>
           <w:insideV w:val="nil"/>
         </w:tcBorders>
-        <w:shd w:val="clear" w:color="auto" w:fill="FFFFFF" w:themeFill="background1"/>
       </w:tcPr>
     </w:tblStylePr>
     <w:tblStylePr w:type="lastCol">
       <w:rPr>
         <w:b w:val="0"/>
         <w:bCs w:val="0"/>
-        <w:color w:val="000000" w:themeColor="text1"/>
+        <w:color w:val="000000"/>
       </w:rPr>
       <w:tblPr/>
       <w:tcPr>
@@ -8522,14 +8991,11 @@
           <w:insideH w:val="nil"/>
           <w:insideV w:val="nil"/>
         </w:tcBorders>
-        <w:shd w:val="clear" w:color="auto" w:fill="F2DBDB" w:themeFill="accent2" w:themeFillTint="33"/>
       </w:tcPr>
     </w:tblStylePr>
     <w:tblStylePr w:type="band1Vert">
       <w:tblPr/>
-      <w:tcPr>
-        <w:shd w:val="clear" w:color="auto" w:fill="DFA7A6" w:themeFill="accent2" w:themeFillTint="7F"/>
-      </w:tcPr>
+      <w:tcPr/>
     </w:tblStylePr>
     <w:tblStylePr w:type="band1Horz">
       <w:tblPr/>
@@ -8538,14 +9004,11 @@
           <w:insideH w:val="single" w:sz="6" w:space="0" w:color="C0504D" w:themeColor="accent2"/>
           <w:insideV w:val="single" w:sz="6" w:space="0" w:color="C0504D" w:themeColor="accent2"/>
         </w:tcBorders>
-        <w:shd w:val="clear" w:color="auto" w:fill="DFA7A6" w:themeFill="accent2" w:themeFillTint="7F"/>
       </w:tcPr>
     </w:tblStylePr>
     <w:tblStylePr w:type="nwCell">
       <w:tblPr/>
-      <w:tcPr>
-        <w:shd w:val="clear" w:color="auto" w:fill="FFFFFF" w:themeFill="background1"/>
-      </w:tcPr>
+      <w:tcPr/>
     </w:tblStylePr>
   </w:style>
   <w:style w:type="table" w:styleId="MediumGrid2-Accent3">
@@ -8558,7 +9021,7 @@
     </w:pPr>
     <w:rPr>
       <w:rFonts w:asciiTheme="majorHAnsi" w:eastAsiaTheme="majorEastAsia" w:hAnsiTheme="majorHAnsi" w:cstheme="majorBidi"/>
-      <w:color w:val="000000" w:themeColor="text1"/>
+      <w:color w:val="000000"/>
     </w:rPr>
     <w:tblPr>
       <w:tblStyleRowBandSize w:val="1"/>
@@ -8579,25 +9042,21 @@
         <w:right w:w="108" w:type="dxa"/>
       </w:tblCellMar>
     </w:tblPr>
-    <w:tcPr>
-      <w:shd w:val="clear" w:color="auto" w:fill="E6EED5" w:themeFill="accent3" w:themeFillTint="3F"/>
-    </w:tcPr>
+    <w:tcPr/>
     <w:tblStylePr w:type="firstRow">
       <w:rPr>
         <w:b/>
         <w:bCs/>
-        <w:color w:val="000000" w:themeColor="text1"/>
-      </w:rPr>
-      <w:tblPr/>
-      <w:tcPr>
-        <w:shd w:val="clear" w:color="auto" w:fill="F5F8EE" w:themeFill="accent3" w:themeFillTint="19"/>
-      </w:tcPr>
+        <w:color w:val="000000"/>
+      </w:rPr>
+      <w:tblPr/>
+      <w:tcPr/>
     </w:tblStylePr>
     <w:tblStylePr w:type="lastRow">
       <w:rPr>
         <w:b/>
         <w:bCs/>
-        <w:color w:val="000000" w:themeColor="text1"/>
+        <w:color w:val="000000"/>
       </w:rPr>
       <w:tblPr/>
       <w:tcPr>
@@ -8609,14 +9068,13 @@
           <w:insideH w:val="nil"/>
           <w:insideV w:val="nil"/>
         </w:tcBorders>
-        <w:shd w:val="clear" w:color="auto" w:fill="FFFFFF" w:themeFill="background1"/>
       </w:tcPr>
     </w:tblStylePr>
     <w:tblStylePr w:type="firstCol">
       <w:rPr>
         <w:b/>
         <w:bCs/>
-        <w:color w:val="000000" w:themeColor="text1"/>
+        <w:color w:val="000000"/>
       </w:rPr>
       <w:tblPr/>
       <w:tcPr>
@@ -8628,14 +9086,13 @@
           <w:insideH w:val="nil"/>
           <w:insideV w:val="nil"/>
         </w:tcBorders>
-        <w:shd w:val="clear" w:color="auto" w:fill="FFFFFF" w:themeFill="background1"/>
       </w:tcPr>
     </w:tblStylePr>
     <w:tblStylePr w:type="lastCol">
       <w:rPr>
         <w:b w:val="0"/>
         <w:bCs w:val="0"/>
-        <w:color w:val="000000" w:themeColor="text1"/>
+        <w:color w:val="000000"/>
       </w:rPr>
       <w:tblPr/>
       <w:tcPr>
@@ -8647,14 +9104,11 @@
           <w:insideH w:val="nil"/>
           <w:insideV w:val="nil"/>
         </w:tcBorders>
-        <w:shd w:val="clear" w:color="auto" w:fill="EAF1DD" w:themeFill="accent3" w:themeFillTint="33"/>
       </w:tcPr>
     </w:tblStylePr>
     <w:tblStylePr w:type="band1Vert">
       <w:tblPr/>
-      <w:tcPr>
-        <w:shd w:val="clear" w:color="auto" w:fill="CDDDAC" w:themeFill="accent3" w:themeFillTint="7F"/>
-      </w:tcPr>
+      <w:tcPr/>
     </w:tblStylePr>
     <w:tblStylePr w:type="band1Horz">
       <w:tblPr/>
@@ -8663,14 +9117,11 @@
           <w:insideH w:val="single" w:sz="6" w:space="0" w:color="9BBB59" w:themeColor="accent3"/>
           <w:insideV w:val="single" w:sz="6" w:space="0" w:color="9BBB59" w:themeColor="accent3"/>
         </w:tcBorders>
-        <w:shd w:val="clear" w:color="auto" w:fill="CDDDAC" w:themeFill="accent3" w:themeFillTint="7F"/>
       </w:tcPr>
     </w:tblStylePr>
     <w:tblStylePr w:type="nwCell">
       <w:tblPr/>
-      <w:tcPr>
-        <w:shd w:val="clear" w:color="auto" w:fill="FFFFFF" w:themeFill="background1"/>
-      </w:tcPr>
+      <w:tcPr/>
     </w:tblStylePr>
   </w:style>
   <w:style w:type="table" w:styleId="MediumGrid2-Accent4">
@@ -8683,7 +9134,7 @@
     </w:pPr>
     <w:rPr>
       <w:rFonts w:asciiTheme="majorHAnsi" w:eastAsiaTheme="majorEastAsia" w:hAnsiTheme="majorHAnsi" w:cstheme="majorBidi"/>
-      <w:color w:val="000000" w:themeColor="text1"/>
+      <w:color w:val="000000"/>
     </w:rPr>
     <w:tblPr>
       <w:tblStyleRowBandSize w:val="1"/>
@@ -8704,25 +9155,21 @@
         <w:right w:w="108" w:type="dxa"/>
       </w:tblCellMar>
     </w:tblPr>
-    <w:tcPr>
-      <w:shd w:val="clear" w:color="auto" w:fill="DFD8E8" w:themeFill="accent4" w:themeFillTint="3F"/>
-    </w:tcPr>
+    <w:tcPr/>
     <w:tblStylePr w:type="firstRow">
       <w:rPr>
         <w:b/>
         <w:bCs/>
-        <w:color w:val="000000" w:themeColor="text1"/>
-      </w:rPr>
-      <w:tblPr/>
-      <w:tcPr>
-        <w:shd w:val="clear" w:color="auto" w:fill="F2EFF6" w:themeFill="accent4" w:themeFillTint="19"/>
-      </w:tcPr>
+        <w:color w:val="000000"/>
+      </w:rPr>
+      <w:tblPr/>
+      <w:tcPr/>
     </w:tblStylePr>
     <w:tblStylePr w:type="lastRow">
       <w:rPr>
         <w:b/>
         <w:bCs/>
-        <w:color w:val="000000" w:themeColor="text1"/>
+        <w:color w:val="000000"/>
       </w:rPr>
       <w:tblPr/>
       <w:tcPr>
@@ -8734,14 +9181,13 @@
           <w:insideH w:val="nil"/>
           <w:insideV w:val="nil"/>
         </w:tcBorders>
-        <w:shd w:val="clear" w:color="auto" w:fill="FFFFFF" w:themeFill="background1"/>
       </w:tcPr>
     </w:tblStylePr>
     <w:tblStylePr w:type="firstCol">
       <w:rPr>
         <w:b/>
         <w:bCs/>
-        <w:color w:val="000000" w:themeColor="text1"/>
+        <w:color w:val="000000"/>
       </w:rPr>
       <w:tblPr/>
       <w:tcPr>
@@ -8753,14 +9199,13 @@
           <w:insideH w:val="nil"/>
           <w:insideV w:val="nil"/>
         </w:tcBorders>
-        <w:shd w:val="clear" w:color="auto" w:fill="FFFFFF" w:themeFill="background1"/>
       </w:tcPr>
     </w:tblStylePr>
     <w:tblStylePr w:type="lastCol">
       <w:rPr>
         <w:b w:val="0"/>
         <w:bCs w:val="0"/>
-        <w:color w:val="000000" w:themeColor="text1"/>
+        <w:color w:val="000000"/>
       </w:rPr>
       <w:tblPr/>
       <w:tcPr>
@@ -8772,14 +9217,11 @@
           <w:insideH w:val="nil"/>
           <w:insideV w:val="nil"/>
         </w:tcBorders>
-        <w:shd w:val="clear" w:color="auto" w:fill="E5DFEC" w:themeFill="accent4" w:themeFillTint="33"/>
       </w:tcPr>
     </w:tblStylePr>
     <w:tblStylePr w:type="band1Vert">
       <w:tblPr/>
-      <w:tcPr>
-        <w:shd w:val="clear" w:color="auto" w:fill="BFB1D0" w:themeFill="accent4" w:themeFillTint="7F"/>
-      </w:tcPr>
+      <w:tcPr/>
     </w:tblStylePr>
     <w:tblStylePr w:type="band1Horz">
       <w:tblPr/>
@@ -8788,14 +9230,11 @@
           <w:insideH w:val="single" w:sz="6" w:space="0" w:color="8064A2" w:themeColor="accent4"/>
           <w:insideV w:val="single" w:sz="6" w:space="0" w:color="8064A2" w:themeColor="accent4"/>
         </w:tcBorders>
-        <w:shd w:val="clear" w:color="auto" w:fill="BFB1D0" w:themeFill="accent4" w:themeFillTint="7F"/>
       </w:tcPr>
     </w:tblStylePr>
     <w:tblStylePr w:type="nwCell">
       <w:tblPr/>
-      <w:tcPr>
-        <w:shd w:val="clear" w:color="auto" w:fill="FFFFFF" w:themeFill="background1"/>
-      </w:tcPr>
+      <w:tcPr/>
     </w:tblStylePr>
   </w:style>
   <w:style w:type="table" w:styleId="MediumGrid2-Accent5">
@@ -8808,7 +9247,7 @@
     </w:pPr>
     <w:rPr>
       <w:rFonts w:asciiTheme="majorHAnsi" w:eastAsiaTheme="majorEastAsia" w:hAnsiTheme="majorHAnsi" w:cstheme="majorBidi"/>
-      <w:color w:val="000000" w:themeColor="text1"/>
+      <w:color w:val="000000"/>
     </w:rPr>
     <w:tblPr>
       <w:tblStyleRowBandSize w:val="1"/>
@@ -8829,25 +9268,21 @@
         <w:right w:w="108" w:type="dxa"/>
       </w:tblCellMar>
     </w:tblPr>
-    <w:tcPr>
-      <w:shd w:val="clear" w:color="auto" w:fill="D2EAF1" w:themeFill="accent5" w:themeFillTint="3F"/>
-    </w:tcPr>
+    <w:tcPr/>
     <w:tblStylePr w:type="firstRow">
       <w:rPr>
         <w:b/>
         <w:bCs/>
-        <w:color w:val="000000" w:themeColor="text1"/>
-      </w:rPr>
-      <w:tblPr/>
-      <w:tcPr>
-        <w:shd w:val="clear" w:color="auto" w:fill="EDF6F9" w:themeFill="accent5" w:themeFillTint="19"/>
-      </w:tcPr>
+        <w:color w:val="000000"/>
+      </w:rPr>
+      <w:tblPr/>
+      <w:tcPr/>
     </w:tblStylePr>
     <w:tblStylePr w:type="lastRow">
       <w:rPr>
         <w:b/>
         <w:bCs/>
-        <w:color w:val="000000" w:themeColor="text1"/>
+        <w:color w:val="000000"/>
       </w:rPr>
       <w:tblPr/>
       <w:tcPr>
@@ -8859,14 +9294,13 @@
           <w:insideH w:val="nil"/>
           <w:insideV w:val="nil"/>
         </w:tcBorders>
-        <w:shd w:val="clear" w:color="auto" w:fill="FFFFFF" w:themeFill="background1"/>
       </w:tcPr>
     </w:tblStylePr>
     <w:tblStylePr w:type="firstCol">
       <w:rPr>
         <w:b/>
         <w:bCs/>
-        <w:color w:val="000000" w:themeColor="text1"/>
+        <w:color w:val="000000"/>
       </w:rPr>
       <w:tblPr/>
       <w:tcPr>
@@ -8878,14 +9312,13 @@
           <w:insideH w:val="nil"/>
           <w:insideV w:val="nil"/>
         </w:tcBorders>
-        <w:shd w:val="clear" w:color="auto" w:fill="FFFFFF" w:themeFill="background1"/>
       </w:tcPr>
     </w:tblStylePr>
     <w:tblStylePr w:type="lastCol">
       <w:rPr>
         <w:b w:val="0"/>
         <w:bCs w:val="0"/>
-        <w:color w:val="000000" w:themeColor="text1"/>
+        <w:color w:val="000000"/>
       </w:rPr>
       <w:tblPr/>
       <w:tcPr>
@@ -8897,14 +9330,11 @@
           <w:insideH w:val="nil"/>
           <w:insideV w:val="nil"/>
         </w:tcBorders>
-        <w:shd w:val="clear" w:color="auto" w:fill="DAEEF3" w:themeFill="accent5" w:themeFillTint="33"/>
       </w:tcPr>
     </w:tblStylePr>
     <w:tblStylePr w:type="band1Vert">
       <w:tblPr/>
-      <w:tcPr>
-        <w:shd w:val="clear" w:color="auto" w:fill="A5D5E2" w:themeFill="accent5" w:themeFillTint="7F"/>
-      </w:tcPr>
+      <w:tcPr/>
     </w:tblStylePr>
     <w:tblStylePr w:type="band1Horz">
       <w:tblPr/>
@@ -8913,14 +9343,11 @@
           <w:insideH w:val="single" w:sz="6" w:space="0" w:color="4BACC6" w:themeColor="accent5"/>
           <w:insideV w:val="single" w:sz="6" w:space="0" w:color="4BACC6" w:themeColor="accent5"/>
         </w:tcBorders>
-        <w:shd w:val="clear" w:color="auto" w:fill="A5D5E2" w:themeFill="accent5" w:themeFillTint="7F"/>
       </w:tcPr>
     </w:tblStylePr>
     <w:tblStylePr w:type="nwCell">
       <w:tblPr/>
-      <w:tcPr>
-        <w:shd w:val="clear" w:color="auto" w:fill="FFFFFF" w:themeFill="background1"/>
-      </w:tcPr>
+      <w:tcPr/>
     </w:tblStylePr>
   </w:style>
   <w:style w:type="table" w:styleId="MediumGrid2-Accent6">
@@ -8933,7 +9360,7 @@
     </w:pPr>
     <w:rPr>
       <w:rFonts w:asciiTheme="majorHAnsi" w:eastAsiaTheme="majorEastAsia" w:hAnsiTheme="majorHAnsi" w:cstheme="majorBidi"/>
-      <w:color w:val="000000" w:themeColor="text1"/>
+      <w:color w:val="000000"/>
     </w:rPr>
     <w:tblPr>
       <w:tblStyleRowBandSize w:val="1"/>
@@ -8954,25 +9381,21 @@
         <w:right w:w="108" w:type="dxa"/>
       </w:tblCellMar>
     </w:tblPr>
-    <w:tcPr>
-      <w:shd w:val="clear" w:color="auto" w:fill="FDE4D0" w:themeFill="accent6" w:themeFillTint="3F"/>
-    </w:tcPr>
+    <w:tcPr/>
     <w:tblStylePr w:type="firstRow">
       <w:rPr>
         <w:b/>
         <w:bCs/>
-        <w:color w:val="000000" w:themeColor="text1"/>
-      </w:rPr>
-      <w:tblPr/>
-      <w:tcPr>
-        <w:shd w:val="clear" w:color="auto" w:fill="FEF4EC" w:themeFill="accent6" w:themeFillTint="19"/>
-      </w:tcPr>
+        <w:color w:val="000000"/>
+      </w:rPr>
+      <w:tblPr/>
+      <w:tcPr/>
     </w:tblStylePr>
     <w:tblStylePr w:type="lastRow">
       <w:rPr>
         <w:b/>
         <w:bCs/>
-        <w:color w:val="000000" w:themeColor="text1"/>
+        <w:color w:val="000000"/>
       </w:rPr>
       <w:tblPr/>
       <w:tcPr>
@@ -8984,14 +9407,13 @@
           <w:insideH w:val="nil"/>
           <w:insideV w:val="nil"/>
         </w:tcBorders>
-        <w:shd w:val="clear" w:color="auto" w:fill="FFFFFF" w:themeFill="background1"/>
       </w:tcPr>
     </w:tblStylePr>
     <w:tblStylePr w:type="firstCol">
       <w:rPr>
         <w:b/>
         <w:bCs/>
-        <w:color w:val="000000" w:themeColor="text1"/>
+        <w:color w:val="000000"/>
       </w:rPr>
       <w:tblPr/>
       <w:tcPr>
@@ -9003,14 +9425,13 @@
           <w:insideH w:val="nil"/>
           <w:insideV w:val="nil"/>
         </w:tcBorders>
-        <w:shd w:val="clear" w:color="auto" w:fill="FFFFFF" w:themeFill="background1"/>
       </w:tcPr>
     </w:tblStylePr>
     <w:tblStylePr w:type="lastCol">
       <w:rPr>
         <w:b w:val="0"/>
         <w:bCs w:val="0"/>
-        <w:color w:val="000000" w:themeColor="text1"/>
+        <w:color w:val="000000"/>
       </w:rPr>
       <w:tblPr/>
       <w:tcPr>
@@ -9022,14 +9443,11 @@
           <w:insideH w:val="nil"/>
           <w:insideV w:val="nil"/>
         </w:tcBorders>
-        <w:shd w:val="clear" w:color="auto" w:fill="FDE9D9" w:themeFill="accent6" w:themeFillTint="33"/>
       </w:tcPr>
     </w:tblStylePr>
     <w:tblStylePr w:type="band1Vert">
       <w:tblPr/>
-      <w:tcPr>
-        <w:shd w:val="clear" w:color="auto" w:fill="FBCAA2" w:themeFill="accent6" w:themeFillTint="7F"/>
-      </w:tcPr>
+      <w:tcPr/>
     </w:tblStylePr>
     <w:tblStylePr w:type="band1Horz">
       <w:tblPr/>
@@ -9038,14 +9456,11 @@
           <w:insideH w:val="single" w:sz="6" w:space="0" w:color="F79646" w:themeColor="accent6"/>
           <w:insideV w:val="single" w:sz="6" w:space="0" w:color="F79646" w:themeColor="accent6"/>
         </w:tcBorders>
-        <w:shd w:val="clear" w:color="auto" w:fill="FBCAA2" w:themeFill="accent6" w:themeFillTint="7F"/>
       </w:tcPr>
     </w:tblStylePr>
     <w:tblStylePr w:type="nwCell">
       <w:tblPr/>
-      <w:tcPr>
-        <w:shd w:val="clear" w:color="auto" w:fill="FFFFFF" w:themeFill="background1"/>
-      </w:tcPr>
+      <w:tcPr/>
     </w:tblStylePr>
   </w:style>
   <w:style w:type="table" w:styleId="MediumGrid3">
@@ -9075,16 +9490,14 @@
         <w:right w:w="108" w:type="dxa"/>
       </w:tblCellMar>
     </w:tblPr>
-    <w:tcPr>
-      <w:shd w:val="clear" w:color="auto" w:fill="C0C0C0" w:themeFill="text1" w:themeFillTint="3F"/>
-    </w:tcPr>
+    <w:tcPr/>
     <w:tblStylePr w:type="firstRow">
       <w:rPr>
         <w:b/>
         <w:bCs/>
         <w:i w:val="0"/>
         <w:iCs w:val="0"/>
-        <w:color w:val="FFFFFF" w:themeColor="background1"/>
+        <w:color w:val="000000"/>
       </w:rPr>
       <w:tblPr/>
       <w:tcPr>
@@ -9096,7 +9509,6 @@
           <w:insideH w:val="nil"/>
           <w:insideV w:val="single" w:sz="8" w:space="0" w:color="FFFFFF" w:themeColor="background1"/>
         </w:tcBorders>
-        <w:shd w:val="clear" w:color="auto" w:fill="000000" w:themeFill="text1"/>
       </w:tcPr>
     </w:tblStylePr>
     <w:tblStylePr w:type="lastRow">
@@ -9105,7 +9517,7 @@
         <w:bCs/>
         <w:i w:val="0"/>
         <w:iCs w:val="0"/>
-        <w:color w:val="FFFFFF" w:themeColor="background1"/>
+        <w:color w:val="000000"/>
       </w:rPr>
       <w:tblPr/>
       <w:tcPr>
@@ -9117,7 +9529,6 @@
           <w:insideH w:val="nil"/>
           <w:insideV w:val="single" w:sz="8" w:space="0" w:color="FFFFFF" w:themeColor="background1"/>
         </w:tcBorders>
-        <w:shd w:val="clear" w:color="auto" w:fill="000000" w:themeFill="text1"/>
       </w:tcPr>
     </w:tblStylePr>
     <w:tblStylePr w:type="firstCol">
@@ -9126,7 +9537,7 @@
         <w:bCs/>
         <w:i w:val="0"/>
         <w:iCs w:val="0"/>
-        <w:color w:val="FFFFFF" w:themeColor="background1"/>
+        <w:color w:val="000000"/>
       </w:rPr>
       <w:tblPr/>
       <w:tcPr>
@@ -9136,7 +9547,6 @@
           <w:insideH w:val="nil"/>
           <w:insideV w:val="nil"/>
         </w:tcBorders>
-        <w:shd w:val="clear" w:color="auto" w:fill="000000" w:themeFill="text1"/>
       </w:tcPr>
     </w:tblStylePr>
     <w:tblStylePr w:type="lastCol">
@@ -9145,7 +9555,7 @@
         <w:bCs/>
         <w:i w:val="0"/>
         <w:iCs w:val="0"/>
-        <w:color w:val="FFFFFF" w:themeColor="background1"/>
+        <w:color w:val="000000"/>
       </w:rPr>
       <w:tblPr/>
       <w:tcPr>
@@ -9157,7 +9567,6 @@
           <w:insideH w:val="nil"/>
           <w:insideV w:val="nil"/>
         </w:tcBorders>
-        <w:shd w:val="clear" w:color="auto" w:fill="000000" w:themeFill="text1"/>
       </w:tcPr>
     </w:tblStylePr>
     <w:tblStylePr w:type="band1Vert">
@@ -9171,7 +9580,6 @@
           <w:insideH w:val="nil"/>
           <w:insideV w:val="nil"/>
         </w:tcBorders>
-        <w:shd w:val="clear" w:color="auto" w:fill="808080" w:themeFill="text1" w:themeFillTint="7F"/>
       </w:tcPr>
     </w:tblStylePr>
     <w:tblStylePr w:type="band1Horz">
@@ -9185,7 +9593,6 @@
           <w:insideH w:val="single" w:sz="8" w:space="0" w:color="FFFFFF" w:themeColor="background1"/>
           <w:insideV w:val="single" w:sz="8" w:space="0" w:color="FFFFFF" w:themeColor="background1"/>
         </w:tcBorders>
-        <w:shd w:val="clear" w:color="auto" w:fill="808080" w:themeFill="text1" w:themeFillTint="7F"/>
       </w:tcPr>
     </w:tblStylePr>
   </w:style>
@@ -9216,16 +9623,14 @@
         <w:right w:w="108" w:type="dxa"/>
       </w:tblCellMar>
     </w:tblPr>
-    <w:tcPr>
-      <w:shd w:val="clear" w:color="auto" w:fill="D3DFEE" w:themeFill="accent1" w:themeFillTint="3F"/>
-    </w:tcPr>
+    <w:tcPr/>
     <w:tblStylePr w:type="firstRow">
       <w:rPr>
         <w:b/>
         <w:bCs/>
         <w:i w:val="0"/>
         <w:iCs w:val="0"/>
-        <w:color w:val="FFFFFF" w:themeColor="background1"/>
+        <w:color w:val="000000"/>
       </w:rPr>
       <w:tblPr/>
       <w:tcPr>
@@ -9237,7 +9642,6 @@
           <w:insideH w:val="nil"/>
           <w:insideV w:val="single" w:sz="8" w:space="0" w:color="FFFFFF" w:themeColor="background1"/>
         </w:tcBorders>
-        <w:shd w:val="clear" w:color="auto" w:fill="4F81BD" w:themeFill="accent1"/>
       </w:tcPr>
     </w:tblStylePr>
     <w:tblStylePr w:type="lastRow">
@@ -9246,7 +9650,7 @@
         <w:bCs/>
         <w:i w:val="0"/>
         <w:iCs w:val="0"/>
-        <w:color w:val="FFFFFF" w:themeColor="background1"/>
+        <w:color w:val="000000"/>
       </w:rPr>
       <w:tblPr/>
       <w:tcPr>
@@ -9258,7 +9662,6 @@
           <w:insideH w:val="nil"/>
           <w:insideV w:val="single" w:sz="8" w:space="0" w:color="FFFFFF" w:themeColor="background1"/>
         </w:tcBorders>
-        <w:shd w:val="clear" w:color="auto" w:fill="4F81BD" w:themeFill="accent1"/>
       </w:tcPr>
     </w:tblStylePr>
     <w:tblStylePr w:type="firstCol">
@@ -9267,7 +9670,7 @@
         <w:bCs/>
         <w:i w:val="0"/>
         <w:iCs w:val="0"/>
-        <w:color w:val="FFFFFF" w:themeColor="background1"/>
+        <w:color w:val="000000"/>
       </w:rPr>
       <w:tblPr/>
       <w:tcPr>
@@ -9277,7 +9680,6 @@
           <w:insideH w:val="nil"/>
           <w:insideV w:val="nil"/>
         </w:tcBorders>
-        <w:shd w:val="clear" w:color="auto" w:fill="4F81BD" w:themeFill="accent1"/>
       </w:tcPr>
     </w:tblStylePr>
     <w:tblStylePr w:type="lastCol">
@@ -9286,7 +9688,7 @@
         <w:bCs/>
         <w:i w:val="0"/>
         <w:iCs w:val="0"/>
-        <w:color w:val="FFFFFF" w:themeColor="background1"/>
+        <w:color w:val="000000"/>
       </w:rPr>
       <w:tblPr/>
       <w:tcPr>
@@ -9298,7 +9700,6 @@
           <w:insideH w:val="nil"/>
           <w:insideV w:val="nil"/>
         </w:tcBorders>
-        <w:shd w:val="clear" w:color="auto" w:fill="4F81BD" w:themeFill="accent1"/>
       </w:tcPr>
     </w:tblStylePr>
     <w:tblStylePr w:type="band1Vert">
@@ -9312,7 +9713,6 @@
           <w:insideH w:val="nil"/>
           <w:insideV w:val="nil"/>
         </w:tcBorders>
-        <w:shd w:val="clear" w:color="auto" w:fill="A7BFDE" w:themeFill="accent1" w:themeFillTint="7F"/>
       </w:tcPr>
     </w:tblStylePr>
     <w:tblStylePr w:type="band1Horz">
@@ -9326,7 +9726,6 @@
           <w:insideH w:val="single" w:sz="8" w:space="0" w:color="FFFFFF" w:themeColor="background1"/>
           <w:insideV w:val="single" w:sz="8" w:space="0" w:color="FFFFFF" w:themeColor="background1"/>
         </w:tcBorders>
-        <w:shd w:val="clear" w:color="auto" w:fill="A7BFDE" w:themeFill="accent1" w:themeFillTint="7F"/>
       </w:tcPr>
     </w:tblStylePr>
   </w:style>
@@ -9357,16 +9756,14 @@
         <w:right w:w="108" w:type="dxa"/>
       </w:tblCellMar>
     </w:tblPr>
-    <w:tcPr>
-      <w:shd w:val="clear" w:color="auto" w:fill="EFD3D2" w:themeFill="accent2" w:themeFillTint="3F"/>
-    </w:tcPr>
+    <w:tcPr/>
     <w:tblStylePr w:type="firstRow">
       <w:rPr>
         <w:b/>
         <w:bCs/>
         <w:i w:val="0"/>
         <w:iCs w:val="0"/>
-        <w:color w:val="FFFFFF" w:themeColor="background1"/>
+        <w:color w:val="000000"/>
       </w:rPr>
       <w:tblPr/>
       <w:tcPr>
@@ -9378,7 +9775,6 @@
           <w:insideH w:val="nil"/>
           <w:insideV w:val="single" w:sz="8" w:space="0" w:color="FFFFFF" w:themeColor="background1"/>
         </w:tcBorders>
-        <w:shd w:val="clear" w:color="auto" w:fill="C0504D" w:themeFill="accent2"/>
       </w:tcPr>
     </w:tblStylePr>
     <w:tblStylePr w:type="lastRow">
@@ -9387,7 +9783,7 @@
         <w:bCs/>
         <w:i w:val="0"/>
         <w:iCs w:val="0"/>
-        <w:color w:val="FFFFFF" w:themeColor="background1"/>
+        <w:color w:val="000000"/>
       </w:rPr>
       <w:tblPr/>
       <w:tcPr>
@@ -9399,7 +9795,6 @@
           <w:insideH w:val="nil"/>
           <w:insideV w:val="single" w:sz="8" w:space="0" w:color="FFFFFF" w:themeColor="background1"/>
         </w:tcBorders>
-        <w:shd w:val="clear" w:color="auto" w:fill="C0504D" w:themeFill="accent2"/>
       </w:tcPr>
     </w:tblStylePr>
     <w:tblStylePr w:type="firstCol">
@@ -9408,7 +9803,7 @@
         <w:bCs/>
         <w:i w:val="0"/>
         <w:iCs w:val="0"/>
-        <w:color w:val="FFFFFF" w:themeColor="background1"/>
+        <w:color w:val="000000"/>
       </w:rPr>
       <w:tblPr/>
       <w:tcPr>
@@ -9418,7 +9813,6 @@
           <w:insideH w:val="nil"/>
           <w:insideV w:val="nil"/>
         </w:tcBorders>
-        <w:shd w:val="clear" w:color="auto" w:fill="C0504D" w:themeFill="accent2"/>
       </w:tcPr>
     </w:tblStylePr>
     <w:tblStylePr w:type="lastCol">
@@ -9427,7 +9821,7 @@
         <w:bCs/>
         <w:i w:val="0"/>
         <w:iCs w:val="0"/>
-        <w:color w:val="FFFFFF" w:themeColor="background1"/>
+        <w:color w:val="000000"/>
       </w:rPr>
       <w:tblPr/>
       <w:tcPr>
@@ -9439,7 +9833,6 @@
           <w:insideH w:val="nil"/>
           <w:insideV w:val="nil"/>
         </w:tcBorders>
-        <w:shd w:val="clear" w:color="auto" w:fill="C0504D" w:themeFill="accent2"/>
       </w:tcPr>
     </w:tblStylePr>
     <w:tblStylePr w:type="band1Vert">
@@ -9453,7 +9846,6 @@
           <w:insideH w:val="nil"/>
           <w:insideV w:val="nil"/>
         </w:tcBorders>
-        <w:shd w:val="clear" w:color="auto" w:fill="DFA7A6" w:themeFill="accent2" w:themeFillTint="7F"/>
       </w:tcPr>
     </w:tblStylePr>
     <w:tblStylePr w:type="band1Horz">
@@ -9467,7 +9859,6 @@
           <w:insideH w:val="single" w:sz="8" w:space="0" w:color="FFFFFF" w:themeColor="background1"/>
           <w:insideV w:val="single" w:sz="8" w:space="0" w:color="FFFFFF" w:themeColor="background1"/>
         </w:tcBorders>
-        <w:shd w:val="clear" w:color="auto" w:fill="DFA7A6" w:themeFill="accent2" w:themeFillTint="7F"/>
       </w:tcPr>
     </w:tblStylePr>
   </w:style>
@@ -9498,16 +9889,14 @@
         <w:right w:w="108" w:type="dxa"/>
       </w:tblCellMar>
     </w:tblPr>
-    <w:tcPr>
-      <w:shd w:val="clear" w:color="auto" w:fill="E6EED5" w:themeFill="accent3" w:themeFillTint="3F"/>
-    </w:tcPr>
+    <w:tcPr/>
     <w:tblStylePr w:type="firstRow">
       <w:rPr>
         <w:b/>
         <w:bCs/>
         <w:i w:val="0"/>
         <w:iCs w:val="0"/>
-        <w:color w:val="FFFFFF" w:themeColor="background1"/>
+        <w:color w:val="000000"/>
       </w:rPr>
       <w:tblPr/>
       <w:tcPr>
@@ -9519,7 +9908,6 @@
           <w:insideH w:val="nil"/>
           <w:insideV w:val="single" w:sz="8" w:space="0" w:color="FFFFFF" w:themeColor="background1"/>
         </w:tcBorders>
-        <w:shd w:val="clear" w:color="auto" w:fill="9BBB59" w:themeFill="accent3"/>
       </w:tcPr>
     </w:tblStylePr>
     <w:tblStylePr w:type="lastRow">
@@ -9528,7 +9916,7 @@
         <w:bCs/>
         <w:i w:val="0"/>
         <w:iCs w:val="0"/>
-        <w:color w:val="FFFFFF" w:themeColor="background1"/>
+        <w:color w:val="000000"/>
       </w:rPr>
       <w:tblPr/>
       <w:tcPr>
@@ -9540,7 +9928,6 @@
           <w:insideH w:val="nil"/>
           <w:insideV w:val="single" w:sz="8" w:space="0" w:color="FFFFFF" w:themeColor="background1"/>
         </w:tcBorders>
-        <w:shd w:val="clear" w:color="auto" w:fill="9BBB59" w:themeFill="accent3"/>
       </w:tcPr>
     </w:tblStylePr>
     <w:tblStylePr w:type="firstCol">
@@ -9549,7 +9936,7 @@
         <w:bCs/>
         <w:i w:val="0"/>
         <w:iCs w:val="0"/>
-        <w:color w:val="FFFFFF" w:themeColor="background1"/>
+        <w:color w:val="000000"/>
       </w:rPr>
       <w:tblPr/>
       <w:tcPr>
@@ -9559,7 +9946,6 @@
           <w:insideH w:val="nil"/>
           <w:insideV w:val="nil"/>
         </w:tcBorders>
-        <w:shd w:val="clear" w:color="auto" w:fill="9BBB59" w:themeFill="accent3"/>
       </w:tcPr>
     </w:tblStylePr>
     <w:tblStylePr w:type="lastCol">
@@ -9568,7 +9954,7 @@
         <w:bCs/>
         <w:i w:val="0"/>
         <w:iCs w:val="0"/>
-        <w:color w:val="FFFFFF" w:themeColor="background1"/>
+        <w:color w:val="000000"/>
       </w:rPr>
       <w:tblPr/>
       <w:tcPr>
@@ -9580,7 +9966,6 @@
           <w:insideH w:val="nil"/>
           <w:insideV w:val="nil"/>
         </w:tcBorders>
-        <w:shd w:val="clear" w:color="auto" w:fill="9BBB59" w:themeFill="accent3"/>
       </w:tcPr>
     </w:tblStylePr>
     <w:tblStylePr w:type="band1Vert">
@@ -9594,7 +9979,6 @@
           <w:insideH w:val="nil"/>
           <w:insideV w:val="nil"/>
         </w:tcBorders>
-        <w:shd w:val="clear" w:color="auto" w:fill="CDDDAC" w:themeFill="accent3" w:themeFillTint="7F"/>
       </w:tcPr>
     </w:tblStylePr>
     <w:tblStylePr w:type="band1Horz">
@@ -9608,7 +9992,6 @@
           <w:insideH w:val="single" w:sz="8" w:space="0" w:color="FFFFFF" w:themeColor="background1"/>
           <w:insideV w:val="single" w:sz="8" w:space="0" w:color="FFFFFF" w:themeColor="background1"/>
         </w:tcBorders>
-        <w:shd w:val="clear" w:color="auto" w:fill="CDDDAC" w:themeFill="accent3" w:themeFillTint="7F"/>
       </w:tcPr>
     </w:tblStylePr>
   </w:style>
@@ -9639,16 +10022,14 @@
         <w:right w:w="108" w:type="dxa"/>
       </w:tblCellMar>
     </w:tblPr>
-    <w:tcPr>
-      <w:shd w:val="clear" w:color="auto" w:fill="DFD8E8" w:themeFill="accent4" w:themeFillTint="3F"/>
-    </w:tcPr>
+    <w:tcPr/>
     <w:tblStylePr w:type="firstRow">
       <w:rPr>
         <w:b/>
         <w:bCs/>
         <w:i w:val="0"/>
         <w:iCs w:val="0"/>
-        <w:color w:val="FFFFFF" w:themeColor="background1"/>
+        <w:color w:val="000000"/>
       </w:rPr>
       <w:tblPr/>
       <w:tcPr>
@@ -9660,7 +10041,6 @@
           <w:insideH w:val="nil"/>
           <w:insideV w:val="single" w:sz="8" w:space="0" w:color="FFFFFF" w:themeColor="background1"/>
         </w:tcBorders>
-        <w:shd w:val="clear" w:color="auto" w:fill="8064A2" w:themeFill="accent4"/>
       </w:tcPr>
     </w:tblStylePr>
     <w:tblStylePr w:type="lastRow">
@@ -9669,7 +10049,7 @@
         <w:bCs/>
         <w:i w:val="0"/>
         <w:iCs w:val="0"/>
-        <w:color w:val="FFFFFF" w:themeColor="background1"/>
+        <w:color w:val="000000"/>
       </w:rPr>
       <w:tblPr/>
       <w:tcPr>
@@ -9681,7 +10061,6 @@
           <w:insideH w:val="nil"/>
           <w:insideV w:val="single" w:sz="8" w:space="0" w:color="FFFFFF" w:themeColor="background1"/>
         </w:tcBorders>
-        <w:shd w:val="clear" w:color="auto" w:fill="8064A2" w:themeFill="accent4"/>
       </w:tcPr>
     </w:tblStylePr>
     <w:tblStylePr w:type="firstCol">
@@ -9690,7 +10069,7 @@
         <w:bCs/>
         <w:i w:val="0"/>
         <w:iCs w:val="0"/>
-        <w:color w:val="FFFFFF" w:themeColor="background1"/>
+        <w:color w:val="000000"/>
       </w:rPr>
       <w:tblPr/>
       <w:tcPr>
@@ -9700,7 +10079,6 @@
           <w:insideH w:val="nil"/>
           <w:insideV w:val="nil"/>
         </w:tcBorders>
-        <w:shd w:val="clear" w:color="auto" w:fill="8064A2" w:themeFill="accent4"/>
       </w:tcPr>
     </w:tblStylePr>
     <w:tblStylePr w:type="lastCol">
@@ -9709,7 +10087,7 @@
         <w:bCs/>
         <w:i w:val="0"/>
         <w:iCs w:val="0"/>
-        <w:color w:val="FFFFFF" w:themeColor="background1"/>
+        <w:color w:val="000000"/>
       </w:rPr>
       <w:tblPr/>
       <w:tcPr>
@@ -9721,7 +10099,6 @@
           <w:insideH w:val="nil"/>
           <w:insideV w:val="nil"/>
         </w:tcBorders>
-        <w:shd w:val="clear" w:color="auto" w:fill="8064A2" w:themeFill="accent4"/>
       </w:tcPr>
     </w:tblStylePr>
     <w:tblStylePr w:type="band1Vert">
@@ -9735,7 +10112,6 @@
           <w:insideH w:val="nil"/>
           <w:insideV w:val="nil"/>
         </w:tcBorders>
-        <w:shd w:val="clear" w:color="auto" w:fill="BFB1D0" w:themeFill="accent4" w:themeFillTint="7F"/>
       </w:tcPr>
     </w:tblStylePr>
     <w:tblStylePr w:type="band1Horz">
@@ -9749,7 +10125,6 @@
           <w:insideH w:val="single" w:sz="8" w:space="0" w:color="FFFFFF" w:themeColor="background1"/>
           <w:insideV w:val="single" w:sz="8" w:space="0" w:color="FFFFFF" w:themeColor="background1"/>
         </w:tcBorders>
-        <w:shd w:val="clear" w:color="auto" w:fill="BFB1D0" w:themeFill="accent4" w:themeFillTint="7F"/>
       </w:tcPr>
     </w:tblStylePr>
   </w:style>
@@ -9780,16 +10155,14 @@
         <w:right w:w="108" w:type="dxa"/>
       </w:tblCellMar>
     </w:tblPr>
-    <w:tcPr>
-      <w:shd w:val="clear" w:color="auto" w:fill="D2EAF1" w:themeFill="accent5" w:themeFillTint="3F"/>
-    </w:tcPr>
+    <w:tcPr/>
     <w:tblStylePr w:type="firstRow">
       <w:rPr>
         <w:b/>
         <w:bCs/>
         <w:i w:val="0"/>
         <w:iCs w:val="0"/>
-        <w:color w:val="FFFFFF" w:themeColor="background1"/>
+        <w:color w:val="000000"/>
       </w:rPr>
       <w:tblPr/>
       <w:tcPr>
@@ -9801,7 +10174,6 @@
           <w:insideH w:val="nil"/>
           <w:insideV w:val="single" w:sz="8" w:space="0" w:color="FFFFFF" w:themeColor="background1"/>
         </w:tcBorders>
-        <w:shd w:val="clear" w:color="auto" w:fill="4BACC6" w:themeFill="accent5"/>
       </w:tcPr>
     </w:tblStylePr>
     <w:tblStylePr w:type="lastRow">
@@ -9810,7 +10182,7 @@
         <w:bCs/>
         <w:i w:val="0"/>
         <w:iCs w:val="0"/>
-        <w:color w:val="FFFFFF" w:themeColor="background1"/>
+        <w:color w:val="000000"/>
       </w:rPr>
       <w:tblPr/>
       <w:tcPr>
@@ -9822,7 +10194,6 @@
           <w:insideH w:val="nil"/>
           <w:insideV w:val="single" w:sz="8" w:space="0" w:color="FFFFFF" w:themeColor="background1"/>
         </w:tcBorders>
-        <w:shd w:val="clear" w:color="auto" w:fill="4BACC6" w:themeFill="accent5"/>
       </w:tcPr>
     </w:tblStylePr>
     <w:tblStylePr w:type="firstCol">
@@ -9831,7 +10202,7 @@
         <w:bCs/>
         <w:i w:val="0"/>
         <w:iCs w:val="0"/>
-        <w:color w:val="FFFFFF" w:themeColor="background1"/>
+        <w:color w:val="000000"/>
       </w:rPr>
       <w:tblPr/>
       <w:tcPr>
@@ -9841,7 +10212,6 @@
           <w:insideH w:val="nil"/>
           <w:insideV w:val="nil"/>
         </w:tcBorders>
-        <w:shd w:val="clear" w:color="auto" w:fill="4BACC6" w:themeFill="accent5"/>
       </w:tcPr>
     </w:tblStylePr>
     <w:tblStylePr w:type="lastCol">
@@ -9850,7 +10220,7 @@
         <w:bCs/>
         <w:i w:val="0"/>
         <w:iCs w:val="0"/>
-        <w:color w:val="FFFFFF" w:themeColor="background1"/>
+        <w:color w:val="000000"/>
       </w:rPr>
       <w:tblPr/>
       <w:tcPr>
@@ -9862,7 +10232,6 @@
           <w:insideH w:val="nil"/>
           <w:insideV w:val="nil"/>
         </w:tcBorders>
-        <w:shd w:val="clear" w:color="auto" w:fill="4BACC6" w:themeFill="accent5"/>
       </w:tcPr>
     </w:tblStylePr>
     <w:tblStylePr w:type="band1Vert">
@@ -9876,7 +10245,6 @@
           <w:insideH w:val="nil"/>
           <w:insideV w:val="nil"/>
         </w:tcBorders>
-        <w:shd w:val="clear" w:color="auto" w:fill="A5D5E2" w:themeFill="accent5" w:themeFillTint="7F"/>
       </w:tcPr>
     </w:tblStylePr>
     <w:tblStylePr w:type="band1Horz">
@@ -9890,7 +10258,6 @@
           <w:insideH w:val="single" w:sz="8" w:space="0" w:color="FFFFFF" w:themeColor="background1"/>
           <w:insideV w:val="single" w:sz="8" w:space="0" w:color="FFFFFF" w:themeColor="background1"/>
         </w:tcBorders>
-        <w:shd w:val="clear" w:color="auto" w:fill="A5D5E2" w:themeFill="accent5" w:themeFillTint="7F"/>
       </w:tcPr>
     </w:tblStylePr>
   </w:style>
@@ -9921,16 +10288,14 @@
         <w:right w:w="108" w:type="dxa"/>
       </w:tblCellMar>
     </w:tblPr>
-    <w:tcPr>
-      <w:shd w:val="clear" w:color="auto" w:fill="FDE4D0" w:themeFill="accent6" w:themeFillTint="3F"/>
-    </w:tcPr>
+    <w:tcPr/>
     <w:tblStylePr w:type="firstRow">
       <w:rPr>
         <w:b/>
         <w:bCs/>
         <w:i w:val="0"/>
         <w:iCs w:val="0"/>
-        <w:color w:val="FFFFFF" w:themeColor="background1"/>
+        <w:color w:val="000000"/>
       </w:rPr>
       <w:tblPr/>
       <w:tcPr>
@@ -9942,7 +10307,6 @@
           <w:insideH w:val="nil"/>
           <w:insideV w:val="single" w:sz="8" w:space="0" w:color="FFFFFF" w:themeColor="background1"/>
         </w:tcBorders>
-        <w:shd w:val="clear" w:color="auto" w:fill="F79646" w:themeFill="accent6"/>
       </w:tcPr>
     </w:tblStylePr>
     <w:tblStylePr w:type="lastRow">
@@ -9951,7 +10315,7 @@
         <w:bCs/>
         <w:i w:val="0"/>
         <w:iCs w:val="0"/>
-        <w:color w:val="FFFFFF" w:themeColor="background1"/>
+        <w:color w:val="000000"/>
       </w:rPr>
       <w:tblPr/>
       <w:tcPr>
@@ -9963,7 +10327,6 @@
           <w:insideH w:val="nil"/>
           <w:insideV w:val="single" w:sz="8" w:space="0" w:color="FFFFFF" w:themeColor="background1"/>
         </w:tcBorders>
-        <w:shd w:val="clear" w:color="auto" w:fill="F79646" w:themeFill="accent6"/>
       </w:tcPr>
     </w:tblStylePr>
     <w:tblStylePr w:type="firstCol">
@@ -9972,7 +10335,7 @@
         <w:bCs/>
         <w:i w:val="0"/>
         <w:iCs w:val="0"/>
-        <w:color w:val="FFFFFF" w:themeColor="background1"/>
+        <w:color w:val="000000"/>
       </w:rPr>
       <w:tblPr/>
       <w:tcPr>
@@ -9982,7 +10345,6 @@
           <w:insideH w:val="nil"/>
           <w:insideV w:val="nil"/>
         </w:tcBorders>
-        <w:shd w:val="clear" w:color="auto" w:fill="F79646" w:themeFill="accent6"/>
       </w:tcPr>
     </w:tblStylePr>
     <w:tblStylePr w:type="lastCol">
@@ -9991,7 +10353,7 @@
         <w:bCs/>
         <w:i w:val="0"/>
         <w:iCs w:val="0"/>
-        <w:color w:val="FFFFFF" w:themeColor="background1"/>
+        <w:color w:val="000000"/>
       </w:rPr>
       <w:tblPr/>
       <w:tcPr>
@@ -10003,7 +10365,6 @@
           <w:insideH w:val="nil"/>
           <w:insideV w:val="nil"/>
         </w:tcBorders>
-        <w:shd w:val="clear" w:color="auto" w:fill="F79646" w:themeFill="accent6"/>
       </w:tcPr>
     </w:tblStylePr>
     <w:tblStylePr w:type="band1Vert">
@@ -10017,7 +10378,6 @@
           <w:insideH w:val="nil"/>
           <w:insideV w:val="nil"/>
         </w:tcBorders>
-        <w:shd w:val="clear" w:color="auto" w:fill="FBCAA2" w:themeFill="accent6" w:themeFillTint="7F"/>
       </w:tcPr>
     </w:tblStylePr>
     <w:tblStylePr w:type="band1Horz">
@@ -10031,7 +10391,6 @@
           <w:insideH w:val="single" w:sz="8" w:space="0" w:color="FFFFFF" w:themeColor="background1"/>
           <w:insideV w:val="single" w:sz="8" w:space="0" w:color="FFFFFF" w:themeColor="background1"/>
         </w:tcBorders>
-        <w:shd w:val="clear" w:color="auto" w:fill="FBCAA2" w:themeFill="accent6" w:themeFillTint="7F"/>
       </w:tcPr>
     </w:tblStylePr>
   </w:style>
@@ -10044,7 +10403,7 @@
       <w:spacing w:after="0" w:line="240" w:lineRule="auto"/>
     </w:pPr>
     <w:rPr>
-      <w:color w:val="FFFFFF" w:themeColor="background1"/>
+      <w:color w:val="000000"/>
     </w:rPr>
     <w:tblPr>
       <w:tblStyleRowBandSize w:val="1"/>
@@ -10057,9 +10416,7 @@
         <w:right w:w="108" w:type="dxa"/>
       </w:tblCellMar>
     </w:tblPr>
-    <w:tcPr>
-      <w:shd w:val="clear" w:color="auto" w:fill="000000" w:themeFill="text1"/>
-    </w:tcPr>
+    <w:tcPr/>
     <w:tblStylePr w:type="firstRow">
       <w:rPr>
         <w:b/>
@@ -10075,7 +10432,6 @@
           <w:insideH w:val="nil"/>
           <w:insideV w:val="nil"/>
         </w:tcBorders>
-        <w:shd w:val="clear" w:color="auto" w:fill="000000" w:themeFill="text1"/>
       </w:tcPr>
     </w:tblStylePr>
     <w:tblStylePr w:type="lastRow">
@@ -10089,7 +10445,6 @@
           <w:insideH w:val="nil"/>
           <w:insideV w:val="nil"/>
         </w:tcBorders>
-        <w:shd w:val="clear" w:color="auto" w:fill="000000" w:themeFill="text1" w:themeFillShade="7F"/>
       </w:tcPr>
     </w:tblStylePr>
     <w:tblStylePr w:type="firstCol">
@@ -10103,7 +10458,6 @@
           <w:insideH w:val="nil"/>
           <w:insideV w:val="nil"/>
         </w:tcBorders>
-        <w:shd w:val="clear" w:color="auto" w:fill="000000" w:themeFill="text1" w:themeFillShade="BF"/>
       </w:tcPr>
     </w:tblStylePr>
     <w:tblStylePr w:type="lastCol">
@@ -10117,7 +10471,6 @@
           <w:insideH w:val="nil"/>
           <w:insideV w:val="nil"/>
         </w:tcBorders>
-        <w:shd w:val="clear" w:color="auto" w:fill="000000" w:themeFill="text1" w:themeFillShade="BF"/>
       </w:tcPr>
     </w:tblStylePr>
     <w:tblStylePr w:type="band1Vert">
@@ -10131,7 +10484,6 @@
           <w:insideH w:val="nil"/>
           <w:insideV w:val="nil"/>
         </w:tcBorders>
-        <w:shd w:val="clear" w:color="auto" w:fill="000000" w:themeFill="text1" w:themeFillShade="BF"/>
       </w:tcPr>
     </w:tblStylePr>
     <w:tblStylePr w:type="band1Horz">
@@ -10145,7 +10497,6 @@
           <w:insideH w:val="nil"/>
           <w:insideV w:val="nil"/>
         </w:tcBorders>
-        <w:shd w:val="clear" w:color="auto" w:fill="000000" w:themeFill="text1" w:themeFillShade="BF"/>
       </w:tcPr>
     </w:tblStylePr>
   </w:style>
@@ -10158,7 +10509,7 @@
       <w:spacing w:after="0" w:line="240" w:lineRule="auto"/>
     </w:pPr>
     <w:rPr>
-      <w:color w:val="FFFFFF" w:themeColor="background1"/>
+      <w:color w:val="000000"/>
     </w:rPr>
     <w:tblPr>
       <w:tblStyleRowBandSize w:val="1"/>
@@ -10171,9 +10522,7 @@
         <w:right w:w="108" w:type="dxa"/>
       </w:tblCellMar>
     </w:tblPr>
-    <w:tcPr>
-      <w:shd w:val="clear" w:color="auto" w:fill="4F81BD" w:themeFill="accent1"/>
-    </w:tcPr>
+    <w:tcPr/>
     <w:tblStylePr w:type="firstRow">
       <w:rPr>
         <w:b/>
@@ -10189,7 +10538,6 @@
           <w:insideH w:val="nil"/>
           <w:insideV w:val="nil"/>
         </w:tcBorders>
-        <w:shd w:val="clear" w:color="auto" w:fill="000000" w:themeFill="text1"/>
       </w:tcPr>
     </w:tblStylePr>
     <w:tblStylePr w:type="lastRow">
@@ -10203,7 +10551,6 @@
           <w:insideH w:val="nil"/>
           <w:insideV w:val="nil"/>
         </w:tcBorders>
-        <w:shd w:val="clear" w:color="auto" w:fill="243F60" w:themeFill="accent1" w:themeFillShade="7F"/>
       </w:tcPr>
     </w:tblStylePr>
     <w:tblStylePr w:type="firstCol">
@@ -10217,7 +10564,6 @@
           <w:insideH w:val="nil"/>
           <w:insideV w:val="nil"/>
         </w:tcBorders>
-        <w:shd w:val="clear" w:color="auto" w:fill="365F91" w:themeFill="accent1" w:themeFillShade="BF"/>
       </w:tcPr>
     </w:tblStylePr>
     <w:tblStylePr w:type="lastCol">
@@ -10231,7 +10577,6 @@
           <w:insideH w:val="nil"/>
           <w:insideV w:val="nil"/>
         </w:tcBorders>
-        <w:shd w:val="clear" w:color="auto" w:fill="365F91" w:themeFill="accent1" w:themeFillShade="BF"/>
       </w:tcPr>
     </w:tblStylePr>
     <w:tblStylePr w:type="band1Vert">
@@ -10245,7 +10590,6 @@
           <w:insideH w:val="nil"/>
           <w:insideV w:val="nil"/>
         </w:tcBorders>
-        <w:shd w:val="clear" w:color="auto" w:fill="365F91" w:themeFill="accent1" w:themeFillShade="BF"/>
       </w:tcPr>
     </w:tblStylePr>
     <w:tblStylePr w:type="band1Horz">
@@ -10259,7 +10603,6 @@
           <w:insideH w:val="nil"/>
           <w:insideV w:val="nil"/>
         </w:tcBorders>
-        <w:shd w:val="clear" w:color="auto" w:fill="365F91" w:themeFill="accent1" w:themeFillShade="BF"/>
       </w:tcPr>
     </w:tblStylePr>
   </w:style>
@@ -10272,7 +10615,7 @@
       <w:spacing w:after="0" w:line="240" w:lineRule="auto"/>
     </w:pPr>
     <w:rPr>
-      <w:color w:val="FFFFFF" w:themeColor="background1"/>
+      <w:color w:val="000000"/>
     </w:rPr>
     <w:tblPr>
       <w:tblStyleRowBandSize w:val="1"/>
@@ -10285,9 +10628,7 @@
         <w:right w:w="108" w:type="dxa"/>
       </w:tblCellMar>
     </w:tblPr>
-    <w:tcPr>
-      <w:shd w:val="clear" w:color="auto" w:fill="C0504D" w:themeFill="accent2"/>
-    </w:tcPr>
+    <w:tcPr/>
     <w:tblStylePr w:type="firstRow">
       <w:rPr>
         <w:b/>
@@ -10303,7 +10644,6 @@
           <w:insideH w:val="nil"/>
           <w:insideV w:val="nil"/>
         </w:tcBorders>
-        <w:shd w:val="clear" w:color="auto" w:fill="000000" w:themeFill="text1"/>
       </w:tcPr>
     </w:tblStylePr>
     <w:tblStylePr w:type="lastRow">
@@ -10317,7 +10657,6 @@
           <w:insideH w:val="nil"/>
           <w:insideV w:val="nil"/>
         </w:tcBorders>
-        <w:shd w:val="clear" w:color="auto" w:fill="622423" w:themeFill="accent2" w:themeFillShade="7F"/>
       </w:tcPr>
     </w:tblStylePr>
     <w:tblStylePr w:type="firstCol">
@@ -10331,7 +10670,6 @@
           <w:insideH w:val="nil"/>
           <w:insideV w:val="nil"/>
         </w:tcBorders>
-        <w:shd w:val="clear" w:color="auto" w:fill="943634" w:themeFill="accent2" w:themeFillShade="BF"/>
       </w:tcPr>
     </w:tblStylePr>
     <w:tblStylePr w:type="lastCol">
@@ -10345,7 +10683,6 @@
           <w:insideH w:val="nil"/>
           <w:insideV w:val="nil"/>
         </w:tcBorders>
-        <w:shd w:val="clear" w:color="auto" w:fill="943634" w:themeFill="accent2" w:themeFillShade="BF"/>
       </w:tcPr>
     </w:tblStylePr>
     <w:tblStylePr w:type="band1Vert">
@@ -10359,7 +10696,6 @@
           <w:insideH w:val="nil"/>
           <w:insideV w:val="nil"/>
         </w:tcBorders>
-        <w:shd w:val="clear" w:color="auto" w:fill="943634" w:themeFill="accent2" w:themeFillShade="BF"/>
       </w:tcPr>
     </w:tblStylePr>
     <w:tblStylePr w:type="band1Horz">
@@ -10373,7 +10709,6 @@
           <w:insideH w:val="nil"/>
           <w:insideV w:val="nil"/>
         </w:tcBorders>
-        <w:shd w:val="clear" w:color="auto" w:fill="943634" w:themeFill="accent2" w:themeFillShade="BF"/>
       </w:tcPr>
     </w:tblStylePr>
   </w:style>
@@ -10386,7 +10721,7 @@
       <w:spacing w:after="0" w:line="240" w:lineRule="auto"/>
     </w:pPr>
     <w:rPr>
-      <w:color w:val="FFFFFF" w:themeColor="background1"/>
+      <w:color w:val="000000"/>
     </w:rPr>
     <w:tblPr>
       <w:tblStyleRowBandSize w:val="1"/>
@@ -10399,9 +10734,7 @@
         <w:right w:w="108" w:type="dxa"/>
       </w:tblCellMar>
     </w:tblPr>
-    <w:tcPr>
-      <w:shd w:val="clear" w:color="auto" w:fill="9BBB59" w:themeFill="accent3"/>
-    </w:tcPr>
+    <w:tcPr/>
     <w:tblStylePr w:type="firstRow">
       <w:rPr>
         <w:b/>
@@ -10417,7 +10750,6 @@
           <w:insideH w:val="nil"/>
           <w:insideV w:val="nil"/>
         </w:tcBorders>
-        <w:shd w:val="clear" w:color="auto" w:fill="000000" w:themeFill="text1"/>
       </w:tcPr>
     </w:tblStylePr>
     <w:tblStylePr w:type="lastRow">
@@ -10431,7 +10763,6 @@
           <w:insideH w:val="nil"/>
           <w:insideV w:val="nil"/>
         </w:tcBorders>
-        <w:shd w:val="clear" w:color="auto" w:fill="4E6128" w:themeFill="accent3" w:themeFillShade="7F"/>
       </w:tcPr>
     </w:tblStylePr>
     <w:tblStylePr w:type="firstCol">
@@ -10445,7 +10776,6 @@
           <w:insideH w:val="nil"/>
           <w:insideV w:val="nil"/>
         </w:tcBorders>
-        <w:shd w:val="clear" w:color="auto" w:fill="76923C" w:themeFill="accent3" w:themeFillShade="BF"/>
       </w:tcPr>
     </w:tblStylePr>
     <w:tblStylePr w:type="lastCol">
@@ -10459,7 +10789,6 @@
           <w:insideH w:val="nil"/>
           <w:insideV w:val="nil"/>
         </w:tcBorders>
-        <w:shd w:val="clear" w:color="auto" w:fill="76923C" w:themeFill="accent3" w:themeFillShade="BF"/>
       </w:tcPr>
     </w:tblStylePr>
     <w:tblStylePr w:type="band1Vert">
@@ -10473,7 +10802,6 @@
           <w:insideH w:val="nil"/>
           <w:insideV w:val="nil"/>
         </w:tcBorders>
-        <w:shd w:val="clear" w:color="auto" w:fill="76923C" w:themeFill="accent3" w:themeFillShade="BF"/>
       </w:tcPr>
     </w:tblStylePr>
     <w:tblStylePr w:type="band1Horz">
@@ -10487,7 +10815,6 @@
           <w:insideH w:val="nil"/>
           <w:insideV w:val="nil"/>
         </w:tcBorders>
-        <w:shd w:val="clear" w:color="auto" w:fill="76923C" w:themeFill="accent3" w:themeFillShade="BF"/>
       </w:tcPr>
     </w:tblStylePr>
   </w:style>
@@ -10500,7 +10827,7 @@
       <w:spacing w:after="0" w:line="240" w:lineRule="auto"/>
     </w:pPr>
     <w:rPr>
-      <w:color w:val="FFFFFF" w:themeColor="background1"/>
+      <w:color w:val="000000"/>
     </w:rPr>
     <w:tblPr>
       <w:tblStyleRowBandSize w:val="1"/>
@@ -10513,9 +10840,7 @@
         <w:right w:w="108" w:type="dxa"/>
       </w:tblCellMar>
     </w:tblPr>
-    <w:tcPr>
-      <w:shd w:val="clear" w:color="auto" w:fill="8064A2" w:themeFill="accent4"/>
-    </w:tcPr>
+    <w:tcPr/>
     <w:tblStylePr w:type="firstRow">
       <w:rPr>
         <w:b/>
@@ -10531,7 +10856,6 @@
           <w:insideH w:val="nil"/>
           <w:insideV w:val="nil"/>
         </w:tcBorders>
-        <w:shd w:val="clear" w:color="auto" w:fill="000000" w:themeFill="text1"/>
       </w:tcPr>
     </w:tblStylePr>
     <w:tblStylePr w:type="lastRow">
@@ -10545,7 +10869,6 @@
           <w:insideH w:val="nil"/>
           <w:insideV w:val="nil"/>
         </w:tcBorders>
-        <w:shd w:val="clear" w:color="auto" w:fill="3F3151" w:themeFill="accent4" w:themeFillShade="7F"/>
       </w:tcPr>
     </w:tblStylePr>
     <w:tblStylePr w:type="firstCol">
@@ -10559,7 +10882,6 @@
           <w:insideH w:val="nil"/>
           <w:insideV w:val="nil"/>
         </w:tcBorders>
-        <w:shd w:val="clear" w:color="auto" w:fill="5F497A" w:themeFill="accent4" w:themeFillShade="BF"/>
       </w:tcPr>
     </w:tblStylePr>
     <w:tblStylePr w:type="lastCol">
@@ -10573,7 +10895,6 @@
           <w:insideH w:val="nil"/>
           <w:insideV w:val="nil"/>
         </w:tcBorders>
-        <w:shd w:val="clear" w:color="auto" w:fill="5F497A" w:themeFill="accent4" w:themeFillShade="BF"/>
       </w:tcPr>
     </w:tblStylePr>
     <w:tblStylePr w:type="band1Vert">
@@ -10587,7 +10908,6 @@
           <w:insideH w:val="nil"/>
           <w:insideV w:val="nil"/>
         </w:tcBorders>
-        <w:shd w:val="clear" w:color="auto" w:fill="5F497A" w:themeFill="accent4" w:themeFillShade="BF"/>
       </w:tcPr>
     </w:tblStylePr>
     <w:tblStylePr w:type="band1Horz">
@@ -10601,7 +10921,6 @@
           <w:insideH w:val="nil"/>
           <w:insideV w:val="nil"/>
         </w:tcBorders>
-        <w:shd w:val="clear" w:color="auto" w:fill="5F497A" w:themeFill="accent4" w:themeFillShade="BF"/>
       </w:tcPr>
     </w:tblStylePr>
   </w:style>
@@ -10614,7 +10933,7 @@
       <w:spacing w:after="0" w:line="240" w:lineRule="auto"/>
     </w:pPr>
     <w:rPr>
-      <w:color w:val="FFFFFF" w:themeColor="background1"/>
+      <w:color w:val="000000"/>
     </w:rPr>
     <w:tblPr>
       <w:tblStyleRowBandSize w:val="1"/>
@@ -10627,9 +10946,7 @@
         <w:right w:w="108" w:type="dxa"/>
       </w:tblCellMar>
     </w:tblPr>
-    <w:tcPr>
-      <w:shd w:val="clear" w:color="auto" w:fill="4BACC6" w:themeFill="accent5"/>
-    </w:tcPr>
+    <w:tcPr/>
     <w:tblStylePr w:type="firstRow">
       <w:rPr>
         <w:b/>
@@ -10645,7 +10962,6 @@
           <w:insideH w:val="nil"/>
           <w:insideV w:val="nil"/>
         </w:tcBorders>
-        <w:shd w:val="clear" w:color="auto" w:fill="000000" w:themeFill="text1"/>
       </w:tcPr>
     </w:tblStylePr>
     <w:tblStylePr w:type="lastRow">
@@ -10659,7 +10975,6 @@
           <w:insideH w:val="nil"/>
           <w:insideV w:val="nil"/>
         </w:tcBorders>
-        <w:shd w:val="clear" w:color="auto" w:fill="205867" w:themeFill="accent5" w:themeFillShade="7F"/>
       </w:tcPr>
     </w:tblStylePr>
     <w:tblStylePr w:type="firstCol">
@@ -10673,7 +10988,6 @@
           <w:insideH w:val="nil"/>
           <w:insideV w:val="nil"/>
         </w:tcBorders>
-        <w:shd w:val="clear" w:color="auto" w:fill="31849B" w:themeFill="accent5" w:themeFillShade="BF"/>
       </w:tcPr>
     </w:tblStylePr>
     <w:tblStylePr w:type="lastCol">
@@ -10687,7 +11001,6 @@
           <w:insideH w:val="nil"/>
           <w:insideV w:val="nil"/>
         </w:tcBorders>
-        <w:shd w:val="clear" w:color="auto" w:fill="31849B" w:themeFill="accent5" w:themeFillShade="BF"/>
       </w:tcPr>
     </w:tblStylePr>
     <w:tblStylePr w:type="band1Vert">
@@ -10701,7 +11014,6 @@
           <w:insideH w:val="nil"/>
           <w:insideV w:val="nil"/>
         </w:tcBorders>
-        <w:shd w:val="clear" w:color="auto" w:fill="31849B" w:themeFill="accent5" w:themeFillShade="BF"/>
       </w:tcPr>
     </w:tblStylePr>
     <w:tblStylePr w:type="band1Horz">
@@ -10715,7 +11027,6 @@
           <w:insideH w:val="nil"/>
           <w:insideV w:val="nil"/>
         </w:tcBorders>
-        <w:shd w:val="clear" w:color="auto" w:fill="31849B" w:themeFill="accent5" w:themeFillShade="BF"/>
       </w:tcPr>
     </w:tblStylePr>
   </w:style>
@@ -10728,7 +11039,7 @@
       <w:spacing w:after="0" w:line="240" w:lineRule="auto"/>
     </w:pPr>
     <w:rPr>
-      <w:color w:val="FFFFFF" w:themeColor="background1"/>
+      <w:color w:val="000000"/>
     </w:rPr>
     <w:tblPr>
       <w:tblStyleRowBandSize w:val="1"/>
@@ -10741,9 +11052,7 @@
         <w:right w:w="108" w:type="dxa"/>
       </w:tblCellMar>
     </w:tblPr>
-    <w:tcPr>
-      <w:shd w:val="clear" w:color="auto" w:fill="F79646" w:themeFill="accent6"/>
-    </w:tcPr>
+    <w:tcPr/>
     <w:tblStylePr w:type="firstRow">
       <w:rPr>
         <w:b/>
@@ -10759,7 +11068,6 @@
           <w:insideH w:val="nil"/>
           <w:insideV w:val="nil"/>
         </w:tcBorders>
-        <w:shd w:val="clear" w:color="auto" w:fill="000000" w:themeFill="text1"/>
       </w:tcPr>
     </w:tblStylePr>
     <w:tblStylePr w:type="lastRow">
@@ -10773,7 +11081,6 @@
           <w:insideH w:val="nil"/>
           <w:insideV w:val="nil"/>
         </w:tcBorders>
-        <w:shd w:val="clear" w:color="auto" w:fill="974706" w:themeFill="accent6" w:themeFillShade="7F"/>
       </w:tcPr>
     </w:tblStylePr>
     <w:tblStylePr w:type="firstCol">
@@ -10787,7 +11094,6 @@
           <w:insideH w:val="nil"/>
           <w:insideV w:val="nil"/>
         </w:tcBorders>
-        <w:shd w:val="clear" w:color="auto" w:fill="E36C0A" w:themeFill="accent6" w:themeFillShade="BF"/>
       </w:tcPr>
     </w:tblStylePr>
     <w:tblStylePr w:type="lastCol">
@@ -10801,7 +11107,6 @@
           <w:insideH w:val="nil"/>
           <w:insideV w:val="nil"/>
         </w:tcBorders>
-        <w:shd w:val="clear" w:color="auto" w:fill="E36C0A" w:themeFill="accent6" w:themeFillShade="BF"/>
       </w:tcPr>
     </w:tblStylePr>
     <w:tblStylePr w:type="band1Vert">
@@ -10815,7 +11120,6 @@
           <w:insideH w:val="nil"/>
           <w:insideV w:val="nil"/>
         </w:tcBorders>
-        <w:shd w:val="clear" w:color="auto" w:fill="E36C0A" w:themeFill="accent6" w:themeFillShade="BF"/>
       </w:tcPr>
     </w:tblStylePr>
     <w:tblStylePr w:type="band1Horz">
@@ -10829,7 +11133,6 @@
           <w:insideH w:val="nil"/>
           <w:insideV w:val="nil"/>
         </w:tcBorders>
-        <w:shd w:val="clear" w:color="auto" w:fill="E36C0A" w:themeFill="accent6" w:themeFillShade="BF"/>
       </w:tcPr>
     </w:tblStylePr>
   </w:style>
@@ -10842,7 +11145,7 @@
       <w:spacing w:after="0" w:line="240" w:lineRule="auto"/>
     </w:pPr>
     <w:rPr>
-      <w:color w:val="000000" w:themeColor="text1"/>
+      <w:color w:val="000000"/>
     </w:rPr>
     <w:tblPr>
       <w:tblStyleRowBandSize w:val="1"/>
@@ -10863,9 +11166,7 @@
         <w:right w:w="108" w:type="dxa"/>
       </w:tblCellMar>
     </w:tblPr>
-    <w:tcPr>
-      <w:shd w:val="clear" w:color="auto" w:fill="E6E6E6" w:themeFill="text1" w:themeFillTint="19"/>
-    </w:tcPr>
+    <w:tcPr/>
     <w:tblStylePr w:type="firstRow">
       <w:rPr>
         <w:b/>
@@ -10881,26 +11182,24 @@
           <w:insideH w:val="nil"/>
           <w:insideV w:val="nil"/>
         </w:tcBorders>
-        <w:shd w:val="clear" w:color="auto" w:fill="FFFFFF" w:themeFill="background1"/>
       </w:tcPr>
     </w:tblStylePr>
     <w:tblStylePr w:type="lastRow">
       <w:rPr>
         <w:b/>
         <w:bCs/>
-        <w:color w:val="FFFFFF" w:themeColor="background1"/>
+        <w:color w:val="000000"/>
       </w:rPr>
       <w:tblPr/>
       <w:tcPr>
         <w:tcBorders>
           <w:top w:val="single" w:sz="6" w:space="0" w:color="FFFFFF" w:themeColor="background1"/>
         </w:tcBorders>
-        <w:shd w:val="clear" w:color="auto" w:fill="000000" w:themeFill="text1" w:themeFillShade="99"/>
       </w:tcPr>
     </w:tblStylePr>
     <w:tblStylePr w:type="firstCol">
       <w:rPr>
-        <w:color w:val="FFFFFF" w:themeColor="background1"/>
+        <w:color w:val="000000"/>
       </w:rPr>
       <w:tblPr/>
       <w:tcPr>
@@ -10912,12 +11211,11 @@
           <w:insideH w:val="single" w:sz="4" w:space="0" w:color="000000" w:themeColor="text1" w:themeShade="99"/>
           <w:insideV w:val="nil"/>
         </w:tcBorders>
-        <w:shd w:val="clear" w:color="auto" w:fill="000000" w:themeFill="text1" w:themeFillShade="99"/>
       </w:tcPr>
     </w:tblStylePr>
     <w:tblStylePr w:type="lastCol">
       <w:rPr>
-        <w:color w:val="FFFFFF" w:themeColor="background1"/>
+        <w:color w:val="000000"/>
       </w:rPr>
       <w:tblPr/>
       <w:tcPr>
@@ -10929,29 +11227,24 @@
           <w:insideH w:val="nil"/>
           <w:insideV w:val="nil"/>
         </w:tcBorders>
-        <w:shd w:val="clear" w:color="auto" w:fill="000000" w:themeFill="text1" w:themeFillShade="BF"/>
       </w:tcPr>
     </w:tblStylePr>
     <w:tblStylePr w:type="band1Vert">
       <w:tblPr/>
-      <w:tcPr>
-        <w:shd w:val="clear" w:color="auto" w:fill="999999" w:themeFill="text1" w:themeFillTint="66"/>
-      </w:tcPr>
+      <w:tcPr/>
     </w:tblStylePr>
     <w:tblStylePr w:type="band1Horz">
       <w:tblPr/>
-      <w:tcPr>
-        <w:shd w:val="clear" w:color="auto" w:fill="808080" w:themeFill="text1" w:themeFillTint="7F"/>
-      </w:tcPr>
+      <w:tcPr/>
     </w:tblStylePr>
     <w:tblStylePr w:type="neCell">
       <w:rPr>
-        <w:color w:val="000000" w:themeColor="text1"/>
+        <w:color w:val="000000"/>
       </w:rPr>
     </w:tblStylePr>
     <w:tblStylePr w:type="nwCell">
       <w:rPr>
-        <w:color w:val="000000" w:themeColor="text1"/>
+        <w:color w:val="000000"/>
       </w:rPr>
     </w:tblStylePr>
   </w:style>
@@ -10964,7 +11257,7 @@
       <w:spacing w:after="0" w:line="240" w:lineRule="auto"/>
     </w:pPr>
     <w:rPr>
-      <w:color w:val="000000" w:themeColor="text1"/>
+      <w:color w:val="000000"/>
     </w:rPr>
     <w:tblPr>
       <w:tblStyleRowBandSize w:val="1"/>
@@ -10985,9 +11278,7 @@
         <w:right w:w="108" w:type="dxa"/>
       </w:tblCellMar>
     </w:tblPr>
-    <w:tcPr>
-      <w:shd w:val="clear" w:color="auto" w:fill="EDF2F8" w:themeFill="accent1" w:themeFillTint="19"/>
-    </w:tcPr>
+    <w:tcPr/>
     <w:tblStylePr w:type="firstRow">
       <w:rPr>
         <w:b/>
@@ -11003,26 +11294,24 @@
           <w:insideH w:val="nil"/>
           <w:insideV w:val="nil"/>
         </w:tcBorders>
-        <w:shd w:val="clear" w:color="auto" w:fill="FFFFFF" w:themeFill="background1"/>
       </w:tcPr>
     </w:tblStylePr>
     <w:tblStylePr w:type="lastRow">
       <w:rPr>
         <w:b/>
         <w:bCs/>
-        <w:color w:val="FFFFFF" w:themeColor="background1"/>
+        <w:color w:val="000000"/>
       </w:rPr>
       <w:tblPr/>
       <w:tcPr>
         <w:tcBorders>
           <w:top w:val="single" w:sz="6" w:space="0" w:color="FFFFFF" w:themeColor="background1"/>
         </w:tcBorders>
-        <w:shd w:val="clear" w:color="auto" w:fill="2C4C74" w:themeFill="accent1" w:themeFillShade="99"/>
       </w:tcPr>
     </w:tblStylePr>
     <w:tblStylePr w:type="firstCol">
       <w:rPr>
-        <w:color w:val="FFFFFF" w:themeColor="background1"/>
+        <w:color w:val="000000"/>
       </w:rPr>
       <w:tblPr/>
       <w:tcPr>
@@ -11034,12 +11323,11 @@
           <w:insideH w:val="single" w:sz="4" w:space="0" w:color="2C4C74" w:themeColor="accent1" w:themeShade="99"/>
           <w:insideV w:val="nil"/>
         </w:tcBorders>
-        <w:shd w:val="clear" w:color="auto" w:fill="2C4C74" w:themeFill="accent1" w:themeFillShade="99"/>
       </w:tcPr>
     </w:tblStylePr>
     <w:tblStylePr w:type="lastCol">
       <w:rPr>
-        <w:color w:val="FFFFFF" w:themeColor="background1"/>
+        <w:color w:val="000000"/>
       </w:rPr>
       <w:tblPr/>
       <w:tcPr>
@@ -11051,29 +11339,24 @@
           <w:insideH w:val="nil"/>
           <w:insideV w:val="nil"/>
         </w:tcBorders>
-        <w:shd w:val="clear" w:color="auto" w:fill="2C4C74" w:themeFill="accent1" w:themeFillShade="99"/>
       </w:tcPr>
     </w:tblStylePr>
     <w:tblStylePr w:type="band1Vert">
       <w:tblPr/>
-      <w:tcPr>
-        <w:shd w:val="clear" w:color="auto" w:fill="B8CCE4" w:themeFill="accent1" w:themeFillTint="66"/>
-      </w:tcPr>
+      <w:tcPr/>
     </w:tblStylePr>
     <w:tblStylePr w:type="band1Horz">
       <w:tblPr/>
-      <w:tcPr>
-        <w:shd w:val="clear" w:color="auto" w:fill="A7BFDE" w:themeFill="accent1" w:themeFillTint="7F"/>
-      </w:tcPr>
+      <w:tcPr/>
     </w:tblStylePr>
     <w:tblStylePr w:type="neCell">
       <w:rPr>
-        <w:color w:val="000000" w:themeColor="text1"/>
+        <w:color w:val="000000"/>
       </w:rPr>
     </w:tblStylePr>
     <w:tblStylePr w:type="nwCell">
       <w:rPr>
-        <w:color w:val="000000" w:themeColor="text1"/>
+        <w:color w:val="000000"/>
       </w:rPr>
     </w:tblStylePr>
   </w:style>
@@ -11086,7 +11369,7 @@
       <w:spacing w:after="0" w:line="240" w:lineRule="auto"/>
     </w:pPr>
     <w:rPr>
-      <w:color w:val="000000" w:themeColor="text1"/>
+      <w:color w:val="000000"/>
     </w:rPr>
     <w:tblPr>
       <w:tblStyleRowBandSize w:val="1"/>
@@ -11107,9 +11390,7 @@
         <w:right w:w="108" w:type="dxa"/>
       </w:tblCellMar>
     </w:tblPr>
-    <w:tcPr>
-      <w:shd w:val="clear" w:color="auto" w:fill="F8EDED" w:themeFill="accent2" w:themeFillTint="19"/>
-    </w:tcPr>
+    <w:tcPr/>
     <w:tblStylePr w:type="firstRow">
       <w:rPr>
         <w:b/>
@@ -11125,26 +11406,24 @@
           <w:insideH w:val="nil"/>
           <w:insideV w:val="nil"/>
         </w:tcBorders>
-        <w:shd w:val="clear" w:color="auto" w:fill="FFFFFF" w:themeFill="background1"/>
       </w:tcPr>
     </w:tblStylePr>
     <w:tblStylePr w:type="lastRow">
       <w:rPr>
         <w:b/>
         <w:bCs/>
-        <w:color w:val="FFFFFF" w:themeColor="background1"/>
+        <w:color w:val="000000"/>
       </w:rPr>
       <w:tblPr/>
       <w:tcPr>
         <w:tcBorders>
           <w:top w:val="single" w:sz="6" w:space="0" w:color="FFFFFF" w:themeColor="background1"/>
         </w:tcBorders>
-        <w:shd w:val="clear" w:color="auto" w:fill="772C2A" w:themeFill="accent2" w:themeFillShade="99"/>
       </w:tcPr>
     </w:tblStylePr>
     <w:tblStylePr w:type="firstCol">
       <w:rPr>
-        <w:color w:val="FFFFFF" w:themeColor="background1"/>
+        <w:color w:val="000000"/>
       </w:rPr>
       <w:tblPr/>
       <w:tcPr>
@@ -11156,12 +11435,11 @@
           <w:insideH w:val="single" w:sz="4" w:space="0" w:color="772C2A" w:themeColor="accent2" w:themeShade="99"/>
           <w:insideV w:val="nil"/>
         </w:tcBorders>
-        <w:shd w:val="clear" w:color="auto" w:fill="772C2A" w:themeFill="accent2" w:themeFillShade="99"/>
       </w:tcPr>
     </w:tblStylePr>
     <w:tblStylePr w:type="lastCol">
       <w:rPr>
-        <w:color w:val="FFFFFF" w:themeColor="background1"/>
+        <w:color w:val="000000"/>
       </w:rPr>
       <w:tblPr/>
       <w:tcPr>
@@ -11173,29 +11451,24 @@
           <w:insideH w:val="nil"/>
           <w:insideV w:val="nil"/>
         </w:tcBorders>
-        <w:shd w:val="clear" w:color="auto" w:fill="772C2A" w:themeFill="accent2" w:themeFillShade="99"/>
       </w:tcPr>
     </w:tblStylePr>
     <w:tblStylePr w:type="band1Vert">
       <w:tblPr/>
-      <w:tcPr>
-        <w:shd w:val="clear" w:color="auto" w:fill="E5B8B7" w:themeFill="accent2" w:themeFillTint="66"/>
-      </w:tcPr>
+      <w:tcPr/>
     </w:tblStylePr>
     <w:tblStylePr w:type="band1Horz">
       <w:tblPr/>
-      <w:tcPr>
-        <w:shd w:val="clear" w:color="auto" w:fill="DFA7A6" w:themeFill="accent2" w:themeFillTint="7F"/>
-      </w:tcPr>
+      <w:tcPr/>
     </w:tblStylePr>
     <w:tblStylePr w:type="neCell">
       <w:rPr>
-        <w:color w:val="000000" w:themeColor="text1"/>
+        <w:color w:val="000000"/>
       </w:rPr>
     </w:tblStylePr>
     <w:tblStylePr w:type="nwCell">
       <w:rPr>
-        <w:color w:val="000000" w:themeColor="text1"/>
+        <w:color w:val="000000"/>
       </w:rPr>
     </w:tblStylePr>
   </w:style>
@@ -11208,7 +11481,7 @@
       <w:spacing w:after="0" w:line="240" w:lineRule="auto"/>
     </w:pPr>
     <w:rPr>
-      <w:color w:val="000000" w:themeColor="text1"/>
+      <w:color w:val="000000"/>
     </w:rPr>
     <w:tblPr>
       <w:tblStyleRowBandSize w:val="1"/>
@@ -11229,9 +11502,7 @@
         <w:right w:w="108" w:type="dxa"/>
       </w:tblCellMar>
     </w:tblPr>
-    <w:tcPr>
-      <w:shd w:val="clear" w:color="auto" w:fill="F5F8EE" w:themeFill="accent3" w:themeFillTint="19"/>
-    </w:tcPr>
+    <w:tcPr/>
     <w:tblStylePr w:type="firstRow">
       <w:rPr>
         <w:b/>
@@ -11247,26 +11518,24 @@
           <w:insideH w:val="nil"/>
           <w:insideV w:val="nil"/>
         </w:tcBorders>
-        <w:shd w:val="clear" w:color="auto" w:fill="FFFFFF" w:themeFill="background1"/>
       </w:tcPr>
     </w:tblStylePr>
     <w:tblStylePr w:type="lastRow">
       <w:rPr>
         <w:b/>
         <w:bCs/>
-        <w:color w:val="FFFFFF" w:themeColor="background1"/>
+        <w:color w:val="000000"/>
       </w:rPr>
       <w:tblPr/>
       <w:tcPr>
         <w:tcBorders>
           <w:top w:val="single" w:sz="6" w:space="0" w:color="FFFFFF" w:themeColor="background1"/>
         </w:tcBorders>
-        <w:shd w:val="clear" w:color="auto" w:fill="5E7530" w:themeFill="accent3" w:themeFillShade="99"/>
       </w:tcPr>
     </w:tblStylePr>
     <w:tblStylePr w:type="firstCol">
       <w:rPr>
-        <w:color w:val="FFFFFF" w:themeColor="background1"/>
+        <w:color w:val="000000"/>
       </w:rPr>
       <w:tblPr/>
       <w:tcPr>
@@ -11278,12 +11547,11 @@
           <w:insideH w:val="single" w:sz="4" w:space="0" w:color="5E7530" w:themeColor="accent3" w:themeShade="99"/>
           <w:insideV w:val="nil"/>
         </w:tcBorders>
-        <w:shd w:val="clear" w:color="auto" w:fill="5E7530" w:themeFill="accent3" w:themeFillShade="99"/>
       </w:tcPr>
     </w:tblStylePr>
     <w:tblStylePr w:type="lastCol">
       <w:rPr>
-        <w:color w:val="FFFFFF" w:themeColor="background1"/>
+        <w:color w:val="000000"/>
       </w:rPr>
       <w:tblPr/>
       <w:tcPr>
@@ -11295,20 +11563,15 @@
           <w:insideH w:val="nil"/>
           <w:insideV w:val="nil"/>
         </w:tcBorders>
-        <w:shd w:val="clear" w:color="auto" w:fill="5E7530" w:themeFill="accent3" w:themeFillShade="99"/>
       </w:tcPr>
     </w:tblStylePr>
     <w:tblStylePr w:type="band1Vert">
       <w:tblPr/>
-      <w:tcPr>
-        <w:shd w:val="clear" w:color="auto" w:fill="D6E3BC" w:themeFill="accent3" w:themeFillTint="66"/>
-      </w:tcPr>
+      <w:tcPr/>
     </w:tblStylePr>
     <w:tblStylePr w:type="band1Horz">
       <w:tblPr/>
-      <w:tcPr>
-        <w:shd w:val="clear" w:color="auto" w:fill="CDDDAC" w:themeFill="accent3" w:themeFillTint="7F"/>
-      </w:tcPr>
+      <w:tcPr/>
     </w:tblStylePr>
   </w:style>
   <w:style w:type="table" w:styleId="ColorfulShading-Accent4">
@@ -11320,7 +11583,7 @@
       <w:spacing w:after="0" w:line="240" w:lineRule="auto"/>
     </w:pPr>
     <w:rPr>
-      <w:color w:val="000000" w:themeColor="text1"/>
+      <w:color w:val="000000"/>
     </w:rPr>
     <w:tblPr>
       <w:tblStyleRowBandSize w:val="1"/>
@@ -11341,9 +11604,7 @@
         <w:right w:w="108" w:type="dxa"/>
       </w:tblCellMar>
     </w:tblPr>
-    <w:tcPr>
-      <w:shd w:val="clear" w:color="auto" w:fill="F2EFF6" w:themeFill="accent4" w:themeFillTint="19"/>
-    </w:tcPr>
+    <w:tcPr/>
     <w:tblStylePr w:type="firstRow">
       <w:rPr>
         <w:b/>
@@ -11359,26 +11620,24 @@
           <w:insideH w:val="nil"/>
           <w:insideV w:val="nil"/>
         </w:tcBorders>
-        <w:shd w:val="clear" w:color="auto" w:fill="FFFFFF" w:themeFill="background1"/>
       </w:tcPr>
     </w:tblStylePr>
     <w:tblStylePr w:type="lastRow">
       <w:rPr>
         <w:b/>
         <w:bCs/>
-        <w:color w:val="FFFFFF" w:themeColor="background1"/>
+        <w:color w:val="000000"/>
       </w:rPr>
       <w:tblPr/>
       <w:tcPr>
         <w:tcBorders>
           <w:top w:val="single" w:sz="6" w:space="0" w:color="FFFFFF" w:themeColor="background1"/>
         </w:tcBorders>
-        <w:shd w:val="clear" w:color="auto" w:fill="4C3B62" w:themeFill="accent4" w:themeFillShade="99"/>
       </w:tcPr>
     </w:tblStylePr>
     <w:tblStylePr w:type="firstCol">
       <w:rPr>
-        <w:color w:val="FFFFFF" w:themeColor="background1"/>
+        <w:color w:val="000000"/>
       </w:rPr>
       <w:tblPr/>
       <w:tcPr>
@@ -11390,12 +11649,11 @@
           <w:insideH w:val="single" w:sz="4" w:space="0" w:color="4C3B62" w:themeColor="accent4" w:themeShade="99"/>
           <w:insideV w:val="nil"/>
         </w:tcBorders>
-        <w:shd w:val="clear" w:color="auto" w:fill="4C3B62" w:themeFill="accent4" w:themeFillShade="99"/>
       </w:tcPr>
     </w:tblStylePr>
     <w:tblStylePr w:type="lastCol">
       <w:rPr>
-        <w:color w:val="FFFFFF" w:themeColor="background1"/>
+        <w:color w:val="000000"/>
       </w:rPr>
       <w:tblPr/>
       <w:tcPr>
@@ -11407,29 +11665,24 @@
           <w:insideH w:val="nil"/>
           <w:insideV w:val="nil"/>
         </w:tcBorders>
-        <w:shd w:val="clear" w:color="auto" w:fill="4C3B62" w:themeFill="accent4" w:themeFillShade="99"/>
       </w:tcPr>
     </w:tblStylePr>
     <w:tblStylePr w:type="band1Vert">
       <w:tblPr/>
-      <w:tcPr>
-        <w:shd w:val="clear" w:color="auto" w:fill="CCC0D9" w:themeFill="accent4" w:themeFillTint="66"/>
-      </w:tcPr>
+      <w:tcPr/>
     </w:tblStylePr>
     <w:tblStylePr w:type="band1Horz">
       <w:tblPr/>
-      <w:tcPr>
-        <w:shd w:val="clear" w:color="auto" w:fill="BFB1D0" w:themeFill="accent4" w:themeFillTint="7F"/>
-      </w:tcPr>
+      <w:tcPr/>
     </w:tblStylePr>
     <w:tblStylePr w:type="neCell">
       <w:rPr>
-        <w:color w:val="000000" w:themeColor="text1"/>
+        <w:color w:val="000000"/>
       </w:rPr>
     </w:tblStylePr>
     <w:tblStylePr w:type="nwCell">
       <w:rPr>
-        <w:color w:val="000000" w:themeColor="text1"/>
+        <w:color w:val="000000"/>
       </w:rPr>
     </w:tblStylePr>
   </w:style>
@@ -11442,7 +11695,7 @@
       <w:spacing w:after="0" w:line="240" w:lineRule="auto"/>
     </w:pPr>
     <w:rPr>
-      <w:color w:val="000000" w:themeColor="text1"/>
+      <w:color w:val="000000"/>
     </w:rPr>
     <w:tblPr>
       <w:tblStyleRowBandSize w:val="1"/>
@@ -11463,9 +11716,7 @@
         <w:right w:w="108" w:type="dxa"/>
       </w:tblCellMar>
     </w:tblPr>
-    <w:tcPr>
-      <w:shd w:val="clear" w:color="auto" w:fill="EDF6F9" w:themeFill="accent5" w:themeFillTint="19"/>
-    </w:tcPr>
+    <w:tcPr/>
     <w:tblStylePr w:type="firstRow">
       <w:rPr>
         <w:b/>
@@ -11481,26 +11732,24 @@
           <w:insideH w:val="nil"/>
           <w:insideV w:val="nil"/>
         </w:tcBorders>
-        <w:shd w:val="clear" w:color="auto" w:fill="FFFFFF" w:themeFill="background1"/>
       </w:tcPr>
     </w:tblStylePr>
     <w:tblStylePr w:type="lastRow">
       <w:rPr>
         <w:b/>
         <w:bCs/>
-        <w:color w:val="FFFFFF" w:themeColor="background1"/>
+        <w:color w:val="000000"/>
       </w:rPr>
       <w:tblPr/>
       <w:tcPr>
         <w:tcBorders>
           <w:top w:val="single" w:sz="6" w:space="0" w:color="FFFFFF" w:themeColor="background1"/>
         </w:tcBorders>
-        <w:shd w:val="clear" w:color="auto" w:fill="276A7C" w:themeFill="accent5" w:themeFillShade="99"/>
       </w:tcPr>
     </w:tblStylePr>
     <w:tblStylePr w:type="firstCol">
       <w:rPr>
-        <w:color w:val="FFFFFF" w:themeColor="background1"/>
+        <w:color w:val="000000"/>
       </w:rPr>
       <w:tblPr/>
       <w:tcPr>
@@ -11512,12 +11761,11 @@
           <w:insideH w:val="single" w:sz="4" w:space="0" w:color="276A7C" w:themeColor="accent5" w:themeShade="99"/>
           <w:insideV w:val="nil"/>
         </w:tcBorders>
-        <w:shd w:val="clear" w:color="auto" w:fill="276A7C" w:themeFill="accent5" w:themeFillShade="99"/>
       </w:tcPr>
     </w:tblStylePr>
     <w:tblStylePr w:type="lastCol">
       <w:rPr>
-        <w:color w:val="FFFFFF" w:themeColor="background1"/>
+        <w:color w:val="000000"/>
       </w:rPr>
       <w:tblPr/>
       <w:tcPr>
@@ -11529,29 +11777,24 @@
           <w:insideH w:val="nil"/>
           <w:insideV w:val="nil"/>
         </w:tcBorders>
-        <w:shd w:val="clear" w:color="auto" w:fill="276A7C" w:themeFill="accent5" w:themeFillShade="99"/>
       </w:tcPr>
     </w:tblStylePr>
     <w:tblStylePr w:type="band1Vert">
       <w:tblPr/>
-      <w:tcPr>
-        <w:shd w:val="clear" w:color="auto" w:fill="B6DDE8" w:themeFill="accent5" w:themeFillTint="66"/>
-      </w:tcPr>
+      <w:tcPr/>
     </w:tblStylePr>
     <w:tblStylePr w:type="band1Horz">
       <w:tblPr/>
-      <w:tcPr>
-        <w:shd w:val="clear" w:color="auto" w:fill="A5D5E2" w:themeFill="accent5" w:themeFillTint="7F"/>
-      </w:tcPr>
+      <w:tcPr/>
     </w:tblStylePr>
     <w:tblStylePr w:type="neCell">
       <w:rPr>
-        <w:color w:val="000000" w:themeColor="text1"/>
+        <w:color w:val="000000"/>
       </w:rPr>
     </w:tblStylePr>
     <w:tblStylePr w:type="nwCell">
       <w:rPr>
-        <w:color w:val="000000" w:themeColor="text1"/>
+        <w:color w:val="000000"/>
       </w:rPr>
     </w:tblStylePr>
   </w:style>
@@ -11564,7 +11807,7 @@
       <w:spacing w:after="0" w:line="240" w:lineRule="auto"/>
     </w:pPr>
     <w:rPr>
-      <w:color w:val="000000" w:themeColor="text1"/>
+      <w:color w:val="000000"/>
     </w:rPr>
     <w:tblPr>
       <w:tblStyleRowBandSize w:val="1"/>
@@ -11585,9 +11828,7 @@
         <w:right w:w="108" w:type="dxa"/>
       </w:tblCellMar>
     </w:tblPr>
-    <w:tcPr>
-      <w:shd w:val="clear" w:color="auto" w:fill="FEF4EC" w:themeFill="accent6" w:themeFillTint="19"/>
-    </w:tcPr>
+    <w:tcPr/>
     <w:tblStylePr w:type="firstRow">
       <w:rPr>
         <w:b/>
@@ -11603,26 +11844,24 @@
           <w:insideH w:val="nil"/>
           <w:insideV w:val="nil"/>
         </w:tcBorders>
-        <w:shd w:val="clear" w:color="auto" w:fill="FFFFFF" w:themeFill="background1"/>
       </w:tcPr>
     </w:tblStylePr>
     <w:tblStylePr w:type="lastRow">
       <w:rPr>
         <w:b/>
         <w:bCs/>
-        <w:color w:val="FFFFFF" w:themeColor="background1"/>
+        <w:color w:val="000000"/>
       </w:rPr>
       <w:tblPr/>
       <w:tcPr>
         <w:tcBorders>
           <w:top w:val="single" w:sz="6" w:space="0" w:color="FFFFFF" w:themeColor="background1"/>
         </w:tcBorders>
-        <w:shd w:val="clear" w:color="auto" w:fill="B65608" w:themeFill="accent6" w:themeFillShade="99"/>
       </w:tcPr>
     </w:tblStylePr>
     <w:tblStylePr w:type="firstCol">
       <w:rPr>
-        <w:color w:val="FFFFFF" w:themeColor="background1"/>
+        <w:color w:val="000000"/>
       </w:rPr>
       <w:tblPr/>
       <w:tcPr>
@@ -11634,12 +11873,11 @@
           <w:insideH w:val="single" w:sz="4" w:space="0" w:color="B65608" w:themeColor="accent6" w:themeShade="99"/>
           <w:insideV w:val="nil"/>
         </w:tcBorders>
-        <w:shd w:val="clear" w:color="auto" w:fill="B65608" w:themeFill="accent6" w:themeFillShade="99"/>
       </w:tcPr>
     </w:tblStylePr>
     <w:tblStylePr w:type="lastCol">
       <w:rPr>
-        <w:color w:val="FFFFFF" w:themeColor="background1"/>
+        <w:color w:val="000000"/>
       </w:rPr>
       <w:tblPr/>
       <w:tcPr>
@@ -11651,29 +11889,24 @@
           <w:insideH w:val="nil"/>
           <w:insideV w:val="nil"/>
         </w:tcBorders>
-        <w:shd w:val="clear" w:color="auto" w:fill="B65608" w:themeFill="accent6" w:themeFillShade="99"/>
       </w:tcPr>
     </w:tblStylePr>
     <w:tblStylePr w:type="band1Vert">
       <w:tblPr/>
-      <w:tcPr>
-        <w:shd w:val="clear" w:color="auto" w:fill="FBD4B4" w:themeFill="accent6" w:themeFillTint="66"/>
-      </w:tcPr>
+      <w:tcPr/>
     </w:tblStylePr>
     <w:tblStylePr w:type="band1Horz">
       <w:tblPr/>
-      <w:tcPr>
-        <w:shd w:val="clear" w:color="auto" w:fill="FBCAA2" w:themeFill="accent6" w:themeFillTint="7F"/>
-      </w:tcPr>
+      <w:tcPr/>
     </w:tblStylePr>
     <w:tblStylePr w:type="neCell">
       <w:rPr>
-        <w:color w:val="000000" w:themeColor="text1"/>
+        <w:color w:val="000000"/>
       </w:rPr>
     </w:tblStylePr>
     <w:tblStylePr w:type="nwCell">
       <w:rPr>
-        <w:color w:val="000000" w:themeColor="text1"/>
+        <w:color w:val="000000"/>
       </w:rPr>
     </w:tblStylePr>
   </w:style>
@@ -11686,7 +11919,7 @@
       <w:spacing w:after="0" w:line="240" w:lineRule="auto"/>
     </w:pPr>
     <w:rPr>
-      <w:color w:val="000000" w:themeColor="text1"/>
+      <w:color w:val="000000"/>
     </w:rPr>
     <w:tblPr>
       <w:tblStyleRowBandSize w:val="1"/>
@@ -11699,35 +11932,31 @@
         <w:right w:w="108" w:type="dxa"/>
       </w:tblCellMar>
     </w:tblPr>
-    <w:tcPr>
-      <w:shd w:val="clear" w:color="auto" w:fill="E6E6E6" w:themeFill="text1" w:themeFillTint="19"/>
-    </w:tcPr>
+    <w:tcPr/>
     <w:tblStylePr w:type="firstRow">
       <w:rPr>
         <w:b/>
         <w:bCs/>
-        <w:color w:val="FFFFFF" w:themeColor="background1"/>
+        <w:color w:val="000000"/>
       </w:rPr>
       <w:tblPr/>
       <w:tcPr>
         <w:tcBorders>
           <w:bottom w:val="single" w:sz="12" w:space="0" w:color="FFFFFF" w:themeColor="background1"/>
         </w:tcBorders>
-        <w:shd w:val="clear" w:color="auto" w:fill="9E3A38" w:themeFill="accent2" w:themeFillShade="CC"/>
       </w:tcPr>
     </w:tblStylePr>
     <w:tblStylePr w:type="lastRow">
       <w:rPr>
         <w:b/>
         <w:bCs/>
-        <w:color w:val="9E3A38" w:themeColor="accent2" w:themeShade="CC"/>
+        <w:color w:val="000000" w:themeShade="CC"/>
       </w:rPr>
       <w:tblPr/>
       <w:tcPr>
         <w:tcBorders>
           <w:top w:val="single" w:sz="12" w:space="0" w:color="000000" w:themeColor="text1"/>
         </w:tcBorders>
-        <w:shd w:val="clear" w:color="auto" w:fill="FFFFFF" w:themeFill="background1"/>
       </w:tcPr>
     </w:tblStylePr>
     <w:tblStylePr w:type="firstCol">
@@ -11753,14 +11982,11 @@
           <w:insideH w:val="nil"/>
           <w:insideV w:val="nil"/>
         </w:tcBorders>
-        <w:shd w:val="clear" w:color="auto" w:fill="C0C0C0" w:themeFill="text1" w:themeFillTint="3F"/>
       </w:tcPr>
     </w:tblStylePr>
     <w:tblStylePr w:type="band1Horz">
       <w:tblPr/>
-      <w:tcPr>
-        <w:shd w:val="clear" w:color="auto" w:fill="CCCCCC" w:themeFill="text1" w:themeFillTint="33"/>
-      </w:tcPr>
+      <w:tcPr/>
     </w:tblStylePr>
   </w:style>
   <w:style w:type="table" w:styleId="ColorfulList-Accent1">
@@ -11772,7 +11998,7 @@
       <w:spacing w:after="0" w:line="240" w:lineRule="auto"/>
     </w:pPr>
     <w:rPr>
-      <w:color w:val="000000" w:themeColor="text1"/>
+      <w:color w:val="000000"/>
     </w:rPr>
     <w:tblPr>
       <w:tblStyleRowBandSize w:val="1"/>
@@ -11785,35 +12011,31 @@
         <w:right w:w="108" w:type="dxa"/>
       </w:tblCellMar>
     </w:tblPr>
-    <w:tcPr>
-      <w:shd w:val="clear" w:color="auto" w:fill="EDF2F8" w:themeFill="accent1" w:themeFillTint="19"/>
-    </w:tcPr>
+    <w:tcPr/>
     <w:tblStylePr w:type="firstRow">
       <w:rPr>
         <w:b/>
         <w:bCs/>
-        <w:color w:val="FFFFFF" w:themeColor="background1"/>
+        <w:color w:val="000000"/>
       </w:rPr>
       <w:tblPr/>
       <w:tcPr>
         <w:tcBorders>
           <w:bottom w:val="single" w:sz="12" w:space="0" w:color="FFFFFF" w:themeColor="background1"/>
         </w:tcBorders>
-        <w:shd w:val="clear" w:color="auto" w:fill="9E3A38" w:themeFill="accent2" w:themeFillShade="CC"/>
       </w:tcPr>
     </w:tblStylePr>
     <w:tblStylePr w:type="lastRow">
       <w:rPr>
         <w:b/>
         <w:bCs/>
-        <w:color w:val="9E3A38" w:themeColor="accent2" w:themeShade="CC"/>
+        <w:color w:val="000000" w:themeShade="CC"/>
       </w:rPr>
       <w:tblPr/>
       <w:tcPr>
         <w:tcBorders>
           <w:top w:val="single" w:sz="12" w:space="0" w:color="000000" w:themeColor="text1"/>
         </w:tcBorders>
-        <w:shd w:val="clear" w:color="auto" w:fill="FFFFFF" w:themeFill="background1"/>
       </w:tcPr>
     </w:tblStylePr>
     <w:tblStylePr w:type="firstCol">
@@ -11839,14 +12061,11 @@
           <w:insideH w:val="nil"/>
           <w:insideV w:val="nil"/>
         </w:tcBorders>
-        <w:shd w:val="clear" w:color="auto" w:fill="D3DFEE" w:themeFill="accent1" w:themeFillTint="3F"/>
       </w:tcPr>
     </w:tblStylePr>
     <w:tblStylePr w:type="band1Horz">
       <w:tblPr/>
-      <w:tcPr>
-        <w:shd w:val="clear" w:color="auto" w:fill="DBE5F1" w:themeFill="accent1" w:themeFillTint="33"/>
-      </w:tcPr>
+      <w:tcPr/>
     </w:tblStylePr>
   </w:style>
   <w:style w:type="table" w:styleId="ColorfulList-Accent2">
@@ -11858,7 +12077,7 @@
       <w:spacing w:after="0" w:line="240" w:lineRule="auto"/>
     </w:pPr>
     <w:rPr>
-      <w:color w:val="000000" w:themeColor="text1"/>
+      <w:color w:val="000000"/>
     </w:rPr>
     <w:tblPr>
       <w:tblStyleRowBandSize w:val="1"/>
@@ -11871,35 +12090,31 @@
         <w:right w:w="108" w:type="dxa"/>
       </w:tblCellMar>
     </w:tblPr>
-    <w:tcPr>
-      <w:shd w:val="clear" w:color="auto" w:fill="F8EDED" w:themeFill="accent2" w:themeFillTint="19"/>
-    </w:tcPr>
+    <w:tcPr/>
     <w:tblStylePr w:type="firstRow">
       <w:rPr>
         <w:b/>
         <w:bCs/>
-        <w:color w:val="FFFFFF" w:themeColor="background1"/>
+        <w:color w:val="000000"/>
       </w:rPr>
       <w:tblPr/>
       <w:tcPr>
         <w:tcBorders>
           <w:bottom w:val="single" w:sz="12" w:space="0" w:color="FFFFFF" w:themeColor="background1"/>
         </w:tcBorders>
-        <w:shd w:val="clear" w:color="auto" w:fill="9E3A38" w:themeFill="accent2" w:themeFillShade="CC"/>
       </w:tcPr>
     </w:tblStylePr>
     <w:tblStylePr w:type="lastRow">
       <w:rPr>
         <w:b/>
         <w:bCs/>
-        <w:color w:val="9E3A38" w:themeColor="accent2" w:themeShade="CC"/>
+        <w:color w:val="000000" w:themeShade="CC"/>
       </w:rPr>
       <w:tblPr/>
       <w:tcPr>
         <w:tcBorders>
           <w:top w:val="single" w:sz="12" w:space="0" w:color="000000" w:themeColor="text1"/>
         </w:tcBorders>
-        <w:shd w:val="clear" w:color="auto" w:fill="FFFFFF" w:themeFill="background1"/>
       </w:tcPr>
     </w:tblStylePr>
     <w:tblStylePr w:type="firstCol">
@@ -11925,14 +12140,11 @@
           <w:insideH w:val="nil"/>
           <w:insideV w:val="nil"/>
         </w:tcBorders>
-        <w:shd w:val="clear" w:color="auto" w:fill="EFD3D2" w:themeFill="accent2" w:themeFillTint="3F"/>
       </w:tcPr>
     </w:tblStylePr>
     <w:tblStylePr w:type="band1Horz">
       <w:tblPr/>
-      <w:tcPr>
-        <w:shd w:val="clear" w:color="auto" w:fill="F2DBDB" w:themeFill="accent2" w:themeFillTint="33"/>
-      </w:tcPr>
+      <w:tcPr/>
     </w:tblStylePr>
   </w:style>
   <w:style w:type="table" w:styleId="ColorfulList-Accent3">
@@ -11944,7 +12156,7 @@
       <w:spacing w:after="0" w:line="240" w:lineRule="auto"/>
     </w:pPr>
     <w:rPr>
-      <w:color w:val="000000" w:themeColor="text1"/>
+      <w:color w:val="000000"/>
     </w:rPr>
     <w:tblPr>
       <w:tblStyleRowBandSize w:val="1"/>
@@ -11957,35 +12169,31 @@
         <w:right w:w="108" w:type="dxa"/>
       </w:tblCellMar>
     </w:tblPr>
-    <w:tcPr>
-      <w:shd w:val="clear" w:color="auto" w:fill="F5F8EE" w:themeFill="accent3" w:themeFillTint="19"/>
-    </w:tcPr>
+    <w:tcPr/>
     <w:tblStylePr w:type="firstRow">
       <w:rPr>
         <w:b/>
         <w:bCs/>
-        <w:color w:val="FFFFFF" w:themeColor="background1"/>
+        <w:color w:val="000000"/>
       </w:rPr>
       <w:tblPr/>
       <w:tcPr>
         <w:tcBorders>
           <w:bottom w:val="single" w:sz="12" w:space="0" w:color="FFFFFF" w:themeColor="background1"/>
         </w:tcBorders>
-        <w:shd w:val="clear" w:color="auto" w:fill="664E82" w:themeFill="accent4" w:themeFillShade="CC"/>
       </w:tcPr>
     </w:tblStylePr>
     <w:tblStylePr w:type="lastRow">
       <w:rPr>
         <w:b/>
         <w:bCs/>
-        <w:color w:val="664E82" w:themeColor="accent4" w:themeShade="CC"/>
+        <w:color w:val="000000" w:themeShade="CC"/>
       </w:rPr>
       <w:tblPr/>
       <w:tcPr>
         <w:tcBorders>
           <w:top w:val="single" w:sz="12" w:space="0" w:color="000000" w:themeColor="text1"/>
         </w:tcBorders>
-        <w:shd w:val="clear" w:color="auto" w:fill="FFFFFF" w:themeFill="background1"/>
       </w:tcPr>
     </w:tblStylePr>
     <w:tblStylePr w:type="firstCol">
@@ -12011,14 +12219,11 @@
           <w:insideH w:val="nil"/>
           <w:insideV w:val="nil"/>
         </w:tcBorders>
-        <w:shd w:val="clear" w:color="auto" w:fill="E6EED5" w:themeFill="accent3" w:themeFillTint="3F"/>
       </w:tcPr>
     </w:tblStylePr>
     <w:tblStylePr w:type="band1Horz">
       <w:tblPr/>
-      <w:tcPr>
-        <w:shd w:val="clear" w:color="auto" w:fill="EAF1DD" w:themeFill="accent3" w:themeFillTint="33"/>
-      </w:tcPr>
+      <w:tcPr/>
     </w:tblStylePr>
   </w:style>
   <w:style w:type="table" w:styleId="ColorfulList-Accent4">
@@ -12030,7 +12235,7 @@
       <w:spacing w:after="0" w:line="240" w:lineRule="auto"/>
     </w:pPr>
     <w:rPr>
-      <w:color w:val="000000" w:themeColor="text1"/>
+      <w:color w:val="000000"/>
     </w:rPr>
     <w:tblPr>
       <w:tblStyleRowBandSize w:val="1"/>
@@ -12043,35 +12248,31 @@
         <w:right w:w="108" w:type="dxa"/>
       </w:tblCellMar>
     </w:tblPr>
-    <w:tcPr>
-      <w:shd w:val="clear" w:color="auto" w:fill="F2EFF6" w:themeFill="accent4" w:themeFillTint="19"/>
-    </w:tcPr>
+    <w:tcPr/>
     <w:tblStylePr w:type="firstRow">
       <w:rPr>
         <w:b/>
         <w:bCs/>
-        <w:color w:val="FFFFFF" w:themeColor="background1"/>
+        <w:color w:val="000000"/>
       </w:rPr>
       <w:tblPr/>
       <w:tcPr>
         <w:tcBorders>
           <w:bottom w:val="single" w:sz="12" w:space="0" w:color="FFFFFF" w:themeColor="background1"/>
         </w:tcBorders>
-        <w:shd w:val="clear" w:color="auto" w:fill="7E9C40" w:themeFill="accent3" w:themeFillShade="CC"/>
       </w:tcPr>
     </w:tblStylePr>
     <w:tblStylePr w:type="lastRow">
       <w:rPr>
         <w:b/>
         <w:bCs/>
-        <w:color w:val="7E9C40" w:themeColor="accent3" w:themeShade="CC"/>
+        <w:color w:val="000000" w:themeShade="CC"/>
       </w:rPr>
       <w:tblPr/>
       <w:tcPr>
         <w:tcBorders>
           <w:top w:val="single" w:sz="12" w:space="0" w:color="000000" w:themeColor="text1"/>
         </w:tcBorders>
-        <w:shd w:val="clear" w:color="auto" w:fill="FFFFFF" w:themeFill="background1"/>
       </w:tcPr>
     </w:tblStylePr>
     <w:tblStylePr w:type="firstCol">
@@ -12097,14 +12298,11 @@
           <w:insideH w:val="nil"/>
           <w:insideV w:val="nil"/>
         </w:tcBorders>
-        <w:shd w:val="clear" w:color="auto" w:fill="DFD8E8" w:themeFill="accent4" w:themeFillTint="3F"/>
       </w:tcPr>
     </w:tblStylePr>
     <w:tblStylePr w:type="band1Horz">
       <w:tblPr/>
-      <w:tcPr>
-        <w:shd w:val="clear" w:color="auto" w:fill="E5DFEC" w:themeFill="accent4" w:themeFillTint="33"/>
-      </w:tcPr>
+      <w:tcPr/>
     </w:tblStylePr>
   </w:style>
   <w:style w:type="table" w:styleId="ColorfulList-Accent5">
@@ -12116,7 +12314,7 @@
       <w:spacing w:after="0" w:line="240" w:lineRule="auto"/>
     </w:pPr>
     <w:rPr>
-      <w:color w:val="000000" w:themeColor="text1"/>
+      <w:color w:val="000000"/>
     </w:rPr>
     <w:tblPr>
       <w:tblStyleRowBandSize w:val="1"/>
@@ -12129,35 +12327,31 @@
         <w:right w:w="108" w:type="dxa"/>
       </w:tblCellMar>
     </w:tblPr>
-    <w:tcPr>
-      <w:shd w:val="clear" w:color="auto" w:fill="EDF6F9" w:themeFill="accent5" w:themeFillTint="19"/>
-    </w:tcPr>
+    <w:tcPr/>
     <w:tblStylePr w:type="firstRow">
       <w:rPr>
         <w:b/>
         <w:bCs/>
-        <w:color w:val="FFFFFF" w:themeColor="background1"/>
+        <w:color w:val="000000"/>
       </w:rPr>
       <w:tblPr/>
       <w:tcPr>
         <w:tcBorders>
           <w:bottom w:val="single" w:sz="12" w:space="0" w:color="FFFFFF" w:themeColor="background1"/>
         </w:tcBorders>
-        <w:shd w:val="clear" w:color="auto" w:fill="F2730A" w:themeFill="accent6" w:themeFillShade="CC"/>
       </w:tcPr>
     </w:tblStylePr>
     <w:tblStylePr w:type="lastRow">
       <w:rPr>
         <w:b/>
         <w:bCs/>
-        <w:color w:val="F2730A" w:themeColor="accent6" w:themeShade="CC"/>
+        <w:color w:val="000000" w:themeShade="CC"/>
       </w:rPr>
       <w:tblPr/>
       <w:tcPr>
         <w:tcBorders>
           <w:top w:val="single" w:sz="12" w:space="0" w:color="000000" w:themeColor="text1"/>
         </w:tcBorders>
-        <w:shd w:val="clear" w:color="auto" w:fill="FFFFFF" w:themeFill="background1"/>
       </w:tcPr>
     </w:tblStylePr>
     <w:tblStylePr w:type="firstCol">
@@ -12183,14 +12377,11 @@
           <w:insideH w:val="nil"/>
           <w:insideV w:val="nil"/>
         </w:tcBorders>
-        <w:shd w:val="clear" w:color="auto" w:fill="D2EAF1" w:themeFill="accent5" w:themeFillTint="3F"/>
       </w:tcPr>
     </w:tblStylePr>
     <w:tblStylePr w:type="band1Horz">
       <w:tblPr/>
-      <w:tcPr>
-        <w:shd w:val="clear" w:color="auto" w:fill="DAEEF3" w:themeFill="accent5" w:themeFillTint="33"/>
-      </w:tcPr>
+      <w:tcPr/>
     </w:tblStylePr>
   </w:style>
   <w:style w:type="table" w:styleId="ColorfulList-Accent6">
@@ -12202,7 +12393,7 @@
       <w:spacing w:after="0" w:line="240" w:lineRule="auto"/>
     </w:pPr>
     <w:rPr>
-      <w:color w:val="000000" w:themeColor="text1"/>
+      <w:color w:val="000000"/>
     </w:rPr>
     <w:tblPr>
       <w:tblStyleRowBandSize w:val="1"/>
@@ -12215,35 +12406,31 @@
         <w:right w:w="108" w:type="dxa"/>
       </w:tblCellMar>
     </w:tblPr>
-    <w:tcPr>
-      <w:shd w:val="clear" w:color="auto" w:fill="FEF4EC" w:themeFill="accent6" w:themeFillTint="19"/>
-    </w:tcPr>
+    <w:tcPr/>
     <w:tblStylePr w:type="firstRow">
       <w:rPr>
         <w:b/>
         <w:bCs/>
-        <w:color w:val="FFFFFF" w:themeColor="background1"/>
+        <w:color w:val="000000"/>
       </w:rPr>
       <w:tblPr/>
       <w:tcPr>
         <w:tcBorders>
           <w:bottom w:val="single" w:sz="12" w:space="0" w:color="FFFFFF" w:themeColor="background1"/>
         </w:tcBorders>
-        <w:shd w:val="clear" w:color="auto" w:fill="348DA5" w:themeFill="accent5" w:themeFillShade="CC"/>
       </w:tcPr>
     </w:tblStylePr>
     <w:tblStylePr w:type="lastRow">
       <w:rPr>
         <w:b/>
         <w:bCs/>
-        <w:color w:val="348DA5" w:themeColor="accent5" w:themeShade="CC"/>
+        <w:color w:val="000000" w:themeShade="CC"/>
       </w:rPr>
       <w:tblPr/>
       <w:tcPr>
         <w:tcBorders>
           <w:top w:val="single" w:sz="12" w:space="0" w:color="000000" w:themeColor="text1"/>
         </w:tcBorders>
-        <w:shd w:val="clear" w:color="auto" w:fill="FFFFFF" w:themeFill="background1"/>
       </w:tcPr>
     </w:tblStylePr>
     <w:tblStylePr w:type="firstCol">
@@ -12269,14 +12456,11 @@
           <w:insideH w:val="nil"/>
           <w:insideV w:val="nil"/>
         </w:tcBorders>
-        <w:shd w:val="clear" w:color="auto" w:fill="FDE4D0" w:themeFill="accent6" w:themeFillTint="3F"/>
       </w:tcPr>
     </w:tblStylePr>
     <w:tblStylePr w:type="band1Horz">
       <w:tblPr/>
-      <w:tcPr>
-        <w:shd w:val="clear" w:color="auto" w:fill="FDE9D9" w:themeFill="accent6" w:themeFillTint="33"/>
-      </w:tcPr>
+      <w:tcPr/>
     </w:tblStylePr>
   </w:style>
   <w:style w:type="table" w:styleId="ColorfulGrid">
@@ -12288,7 +12472,7 @@
       <w:spacing w:after="0" w:line="240" w:lineRule="auto"/>
     </w:pPr>
     <w:rPr>
-      <w:color w:val="000000" w:themeColor="text1"/>
+      <w:color w:val="000000"/>
     </w:rPr>
     <w:tblPr>
       <w:tblStyleRowBandSize w:val="1"/>
@@ -12304,59 +12488,45 @@
         <w:right w:w="108" w:type="dxa"/>
       </w:tblCellMar>
     </w:tblPr>
-    <w:tcPr>
-      <w:shd w:val="clear" w:color="auto" w:fill="CCCCCC" w:themeFill="text1" w:themeFillTint="33"/>
-    </w:tcPr>
+    <w:tcPr/>
     <w:tblStylePr w:type="firstRow">
       <w:rPr>
         <w:b/>
         <w:bCs/>
       </w:rPr>
       <w:tblPr/>
-      <w:tcPr>
-        <w:shd w:val="clear" w:color="auto" w:fill="999999" w:themeFill="text1" w:themeFillTint="66"/>
-      </w:tcPr>
+      <w:tcPr/>
     </w:tblStylePr>
     <w:tblStylePr w:type="lastRow">
       <w:rPr>
         <w:b/>
         <w:bCs/>
-        <w:color w:val="000000" w:themeColor="text1"/>
-      </w:rPr>
-      <w:tblPr/>
-      <w:tcPr>
-        <w:shd w:val="clear" w:color="auto" w:fill="999999" w:themeFill="text1" w:themeFillTint="66"/>
-      </w:tcPr>
+        <w:color w:val="000000"/>
+      </w:rPr>
+      <w:tblPr/>
+      <w:tcPr/>
     </w:tblStylePr>
     <w:tblStylePr w:type="firstCol">
       <w:rPr>
-        <w:color w:val="FFFFFF" w:themeColor="background1"/>
-      </w:rPr>
-      <w:tblPr/>
-      <w:tcPr>
-        <w:shd w:val="clear" w:color="auto" w:fill="000000" w:themeFill="text1" w:themeFillShade="BF"/>
-      </w:tcPr>
+        <w:color w:val="000000"/>
+      </w:rPr>
+      <w:tblPr/>
+      <w:tcPr/>
     </w:tblStylePr>
     <w:tblStylePr w:type="lastCol">
       <w:rPr>
-        <w:color w:val="FFFFFF" w:themeColor="background1"/>
-      </w:rPr>
-      <w:tblPr/>
-      <w:tcPr>
-        <w:shd w:val="clear" w:color="auto" w:fill="000000" w:themeFill="text1" w:themeFillShade="BF"/>
-      </w:tcPr>
+        <w:color w:val="000000"/>
+      </w:rPr>
+      <w:tblPr/>
+      <w:tcPr/>
     </w:tblStylePr>
     <w:tblStylePr w:type="band1Vert">
       <w:tblPr/>
-      <w:tcPr>
-        <w:shd w:val="clear" w:color="auto" w:fill="808080" w:themeFill="text1" w:themeFillTint="7F"/>
-      </w:tcPr>
+      <w:tcPr/>
     </w:tblStylePr>
     <w:tblStylePr w:type="band1Horz">
       <w:tblPr/>
-      <w:tcPr>
-        <w:shd w:val="clear" w:color="auto" w:fill="808080" w:themeFill="text1" w:themeFillTint="7F"/>
-      </w:tcPr>
+      <w:tcPr/>
     </w:tblStylePr>
   </w:style>
   <w:style w:type="table" w:styleId="ColorfulGrid-Accent1">
@@ -12368,7 +12538,7 @@
       <w:spacing w:after="0" w:line="240" w:lineRule="auto"/>
     </w:pPr>
     <w:rPr>
-      <w:color w:val="000000" w:themeColor="text1"/>
+      <w:color w:val="000000"/>
     </w:rPr>
     <w:tblPr>
       <w:tblStyleRowBandSize w:val="1"/>
@@ -12384,59 +12554,45 @@
         <w:right w:w="108" w:type="dxa"/>
       </w:tblCellMar>
     </w:tblPr>
-    <w:tcPr>
-      <w:shd w:val="clear" w:color="auto" w:fill="DBE5F1" w:themeFill="accent1" w:themeFillTint="33"/>
-    </w:tcPr>
+    <w:tcPr/>
     <w:tblStylePr w:type="firstRow">
       <w:rPr>
         <w:b/>
         <w:bCs/>
       </w:rPr>
       <w:tblPr/>
-      <w:tcPr>
-        <w:shd w:val="clear" w:color="auto" w:fill="B8CCE4" w:themeFill="accent1" w:themeFillTint="66"/>
-      </w:tcPr>
+      <w:tcPr/>
     </w:tblStylePr>
     <w:tblStylePr w:type="lastRow">
       <w:rPr>
         <w:b/>
         <w:bCs/>
-        <w:color w:val="000000" w:themeColor="text1"/>
-      </w:rPr>
-      <w:tblPr/>
-      <w:tcPr>
-        <w:shd w:val="clear" w:color="auto" w:fill="B8CCE4" w:themeFill="accent1" w:themeFillTint="66"/>
-      </w:tcPr>
+        <w:color w:val="000000"/>
+      </w:rPr>
+      <w:tblPr/>
+      <w:tcPr/>
     </w:tblStylePr>
     <w:tblStylePr w:type="firstCol">
       <w:rPr>
-        <w:color w:val="FFFFFF" w:themeColor="background1"/>
-      </w:rPr>
-      <w:tblPr/>
-      <w:tcPr>
-        <w:shd w:val="clear" w:color="auto" w:fill="365F91" w:themeFill="accent1" w:themeFillShade="BF"/>
-      </w:tcPr>
+        <w:color w:val="000000"/>
+      </w:rPr>
+      <w:tblPr/>
+      <w:tcPr/>
     </w:tblStylePr>
     <w:tblStylePr w:type="lastCol">
       <w:rPr>
-        <w:color w:val="FFFFFF" w:themeColor="background1"/>
-      </w:rPr>
-      <w:tblPr/>
-      <w:tcPr>
-        <w:shd w:val="clear" w:color="auto" w:fill="365F91" w:themeFill="accent1" w:themeFillShade="BF"/>
-      </w:tcPr>
+        <w:color w:val="000000"/>
+      </w:rPr>
+      <w:tblPr/>
+      <w:tcPr/>
     </w:tblStylePr>
     <w:tblStylePr w:type="band1Vert">
       <w:tblPr/>
-      <w:tcPr>
-        <w:shd w:val="clear" w:color="auto" w:fill="A7BFDE" w:themeFill="accent1" w:themeFillTint="7F"/>
-      </w:tcPr>
+      <w:tcPr/>
     </w:tblStylePr>
     <w:tblStylePr w:type="band1Horz">
       <w:tblPr/>
-      <w:tcPr>
-        <w:shd w:val="clear" w:color="auto" w:fill="A7BFDE" w:themeFill="accent1" w:themeFillTint="7F"/>
-      </w:tcPr>
+      <w:tcPr/>
     </w:tblStylePr>
   </w:style>
   <w:style w:type="table" w:styleId="ColorfulGrid-Accent2">
@@ -12448,7 +12604,7 @@
       <w:spacing w:after="0" w:line="240" w:lineRule="auto"/>
     </w:pPr>
     <w:rPr>
-      <w:color w:val="000000" w:themeColor="text1"/>
+      <w:color w:val="000000"/>
     </w:rPr>
     <w:tblPr>
       <w:tblStyleRowBandSize w:val="1"/>
@@ -12464,59 +12620,45 @@
         <w:right w:w="108" w:type="dxa"/>
       </w:tblCellMar>
     </w:tblPr>
-    <w:tcPr>
-      <w:shd w:val="clear" w:color="auto" w:fill="F2DBDB" w:themeFill="accent2" w:themeFillTint="33"/>
-    </w:tcPr>
+    <w:tcPr/>
     <w:tblStylePr w:type="firstRow">
       <w:rPr>
         <w:b/>
         <w:bCs/>
       </w:rPr>
       <w:tblPr/>
-      <w:tcPr>
-        <w:shd w:val="clear" w:color="auto" w:fill="E5B8B7" w:themeFill="accent2" w:themeFillTint="66"/>
-      </w:tcPr>
+      <w:tcPr/>
     </w:tblStylePr>
     <w:tblStylePr w:type="lastRow">
       <w:rPr>
         <w:b/>
         <w:bCs/>
-        <w:color w:val="000000" w:themeColor="text1"/>
-      </w:rPr>
-      <w:tblPr/>
-      <w:tcPr>
-        <w:shd w:val="clear" w:color="auto" w:fill="E5B8B7" w:themeFill="accent2" w:themeFillTint="66"/>
-      </w:tcPr>
+        <w:color w:val="000000"/>
+      </w:rPr>
+      <w:tblPr/>
+      <w:tcPr/>
     </w:tblStylePr>
     <w:tblStylePr w:type="firstCol">
       <w:rPr>
-        <w:color w:val="FFFFFF" w:themeColor="background1"/>
-      </w:rPr>
-      <w:tblPr/>
-      <w:tcPr>
-        <w:shd w:val="clear" w:color="auto" w:fill="943634" w:themeFill="accent2" w:themeFillShade="BF"/>
-      </w:tcPr>
+        <w:color w:val="000000"/>
+      </w:rPr>
+      <w:tblPr/>
+      <w:tcPr/>
     </w:tblStylePr>
     <w:tblStylePr w:type="lastCol">
       <w:rPr>
-        <w:color w:val="FFFFFF" w:themeColor="background1"/>
-      </w:rPr>
-      <w:tblPr/>
-      <w:tcPr>
-        <w:shd w:val="clear" w:color="auto" w:fill="943634" w:themeFill="accent2" w:themeFillShade="BF"/>
-      </w:tcPr>
+        <w:color w:val="000000"/>
+      </w:rPr>
+      <w:tblPr/>
+      <w:tcPr/>
     </w:tblStylePr>
     <w:tblStylePr w:type="band1Vert">
       <w:tblPr/>
-      <w:tcPr>
-        <w:shd w:val="clear" w:color="auto" w:fill="DFA7A6" w:themeFill="accent2" w:themeFillTint="7F"/>
-      </w:tcPr>
+      <w:tcPr/>
     </w:tblStylePr>
     <w:tblStylePr w:type="band1Horz">
       <w:tblPr/>
-      <w:tcPr>
-        <w:shd w:val="clear" w:color="auto" w:fill="DFA7A6" w:themeFill="accent2" w:themeFillTint="7F"/>
-      </w:tcPr>
+      <w:tcPr/>
     </w:tblStylePr>
   </w:style>
   <w:style w:type="table" w:styleId="ColorfulGrid-Accent3">
@@ -12528,7 +12670,7 @@
       <w:spacing w:after="0" w:line="240" w:lineRule="auto"/>
     </w:pPr>
     <w:rPr>
-      <w:color w:val="000000" w:themeColor="text1"/>
+      <w:color w:val="000000"/>
     </w:rPr>
     <w:tblPr>
       <w:tblStyleRowBandSize w:val="1"/>
@@ -12544,59 +12686,45 @@
         <w:right w:w="108" w:type="dxa"/>
       </w:tblCellMar>
     </w:tblPr>
-    <w:tcPr>
-      <w:shd w:val="clear" w:color="auto" w:fill="EAF1DD" w:themeFill="accent3" w:themeFillTint="33"/>
-    </w:tcPr>
+    <w:tcPr/>
     <w:tblStylePr w:type="firstRow">
       <w:rPr>
         <w:b/>
         <w:bCs/>
       </w:rPr>
       <w:tblPr/>
-      <w:tcPr>
-        <w:shd w:val="clear" w:color="auto" w:fill="D6E3BC" w:themeFill="accent3" w:themeFillTint="66"/>
-      </w:tcPr>
+      <w:tcPr/>
     </w:tblStylePr>
     <w:tblStylePr w:type="lastRow">
       <w:rPr>
         <w:b/>
         <w:bCs/>
-        <w:color w:val="000000" w:themeColor="text1"/>
-      </w:rPr>
-      <w:tblPr/>
-      <w:tcPr>
-        <w:shd w:val="clear" w:color="auto" w:fill="D6E3BC" w:themeFill="accent3" w:themeFillTint="66"/>
-      </w:tcPr>
+        <w:color w:val="000000"/>
+      </w:rPr>
+      <w:tblPr/>
+      <w:tcPr/>
     </w:tblStylePr>
     <w:tblStylePr w:type="firstCol">
       <w:rPr>
-        <w:color w:val="FFFFFF" w:themeColor="background1"/>
-      </w:rPr>
-      <w:tblPr/>
-      <w:tcPr>
-        <w:shd w:val="clear" w:color="auto" w:fill="76923C" w:themeFill="accent3" w:themeFillShade="BF"/>
-      </w:tcPr>
+        <w:color w:val="000000"/>
+      </w:rPr>
+      <w:tblPr/>
+      <w:tcPr/>
     </w:tblStylePr>
     <w:tblStylePr w:type="lastCol">
       <w:rPr>
-        <w:color w:val="FFFFFF" w:themeColor="background1"/>
-      </w:rPr>
-      <w:tblPr/>
-      <w:tcPr>
-        <w:shd w:val="clear" w:color="auto" w:fill="76923C" w:themeFill="accent3" w:themeFillShade="BF"/>
-      </w:tcPr>
+        <w:color w:val="000000"/>
+      </w:rPr>
+      <w:tblPr/>
+      <w:tcPr/>
     </w:tblStylePr>
     <w:tblStylePr w:type="band1Vert">
       <w:tblPr/>
-      <w:tcPr>
-        <w:shd w:val="clear" w:color="auto" w:fill="CDDDAC" w:themeFill="accent3" w:themeFillTint="7F"/>
-      </w:tcPr>
+      <w:tcPr/>
     </w:tblStylePr>
     <w:tblStylePr w:type="band1Horz">
       <w:tblPr/>
-      <w:tcPr>
-        <w:shd w:val="clear" w:color="auto" w:fill="CDDDAC" w:themeFill="accent3" w:themeFillTint="7F"/>
-      </w:tcPr>
+      <w:tcPr/>
     </w:tblStylePr>
   </w:style>
   <w:style w:type="table" w:styleId="ColorfulGrid-Accent4">
@@ -12608,7 +12736,7 @@
       <w:spacing w:after="0" w:line="240" w:lineRule="auto"/>
     </w:pPr>
     <w:rPr>
-      <w:color w:val="000000" w:themeColor="text1"/>
+      <w:color w:val="000000"/>
     </w:rPr>
     <w:tblPr>
       <w:tblStyleRowBandSize w:val="1"/>
@@ -12624,59 +12752,45 @@
         <w:right w:w="108" w:type="dxa"/>
       </w:tblCellMar>
     </w:tblPr>
-    <w:tcPr>
-      <w:shd w:val="clear" w:color="auto" w:fill="E5DFEC" w:themeFill="accent4" w:themeFillTint="33"/>
-    </w:tcPr>
+    <w:tcPr/>
     <w:tblStylePr w:type="firstRow">
       <w:rPr>
         <w:b/>
         <w:bCs/>
       </w:rPr>
       <w:tblPr/>
-      <w:tcPr>
-        <w:shd w:val="clear" w:color="auto" w:fill="CCC0D9" w:themeFill="accent4" w:themeFillTint="66"/>
-      </w:tcPr>
+      <w:tcPr/>
     </w:tblStylePr>
     <w:tblStylePr w:type="lastRow">
       <w:rPr>
         <w:b/>
         <w:bCs/>
-        <w:color w:val="000000" w:themeColor="text1"/>
-      </w:rPr>
-      <w:tblPr/>
-      <w:tcPr>
-        <w:shd w:val="clear" w:color="auto" w:fill="CCC0D9" w:themeFill="accent4" w:themeFillTint="66"/>
-      </w:tcPr>
+        <w:color w:val="000000"/>
+      </w:rPr>
+      <w:tblPr/>
+      <w:tcPr/>
     </w:tblStylePr>
     <w:tblStylePr w:type="firstCol">
       <w:rPr>
-        <w:color w:val="FFFFFF" w:themeColor="background1"/>
-      </w:rPr>
-      <w:tblPr/>
-      <w:tcPr>
-        <w:shd w:val="clear" w:color="auto" w:fill="5F497A" w:themeFill="accent4" w:themeFillShade="BF"/>
-      </w:tcPr>
+        <w:color w:val="000000"/>
+      </w:rPr>
+      <w:tblPr/>
+      <w:tcPr/>
     </w:tblStylePr>
     <w:tblStylePr w:type="lastCol">
       <w:rPr>
-        <w:color w:val="FFFFFF" w:themeColor="background1"/>
-      </w:rPr>
-      <w:tblPr/>
-      <w:tcPr>
-        <w:shd w:val="clear" w:color="auto" w:fill="5F497A" w:themeFill="accent4" w:themeFillShade="BF"/>
-      </w:tcPr>
+        <w:color w:val="000000"/>
+      </w:rPr>
+      <w:tblPr/>
+      <w:tcPr/>
     </w:tblStylePr>
     <w:tblStylePr w:type="band1Vert">
       <w:tblPr/>
-      <w:tcPr>
-        <w:shd w:val="clear" w:color="auto" w:fill="BFB1D0" w:themeFill="accent4" w:themeFillTint="7F"/>
-      </w:tcPr>
+      <w:tcPr/>
     </w:tblStylePr>
     <w:tblStylePr w:type="band1Horz">
       <w:tblPr/>
-      <w:tcPr>
-        <w:shd w:val="clear" w:color="auto" w:fill="BFB1D0" w:themeFill="accent4" w:themeFillTint="7F"/>
-      </w:tcPr>
+      <w:tcPr/>
     </w:tblStylePr>
   </w:style>
   <w:style w:type="table" w:styleId="ColorfulGrid-Accent5">
@@ -12688,7 +12802,7 @@
       <w:spacing w:after="0" w:line="240" w:lineRule="auto"/>
     </w:pPr>
     <w:rPr>
-      <w:color w:val="000000" w:themeColor="text1"/>
+      <w:color w:val="000000"/>
     </w:rPr>
     <w:tblPr>
       <w:tblStyleRowBandSize w:val="1"/>
@@ -12704,59 +12818,45 @@
         <w:right w:w="108" w:type="dxa"/>
       </w:tblCellMar>
     </w:tblPr>
-    <w:tcPr>
-      <w:shd w:val="clear" w:color="auto" w:fill="DAEEF3" w:themeFill="accent5" w:themeFillTint="33"/>
-    </w:tcPr>
+    <w:tcPr/>
     <w:tblStylePr w:type="firstRow">
       <w:rPr>
         <w:b/>
         <w:bCs/>
       </w:rPr>
       <w:tblPr/>
-      <w:tcPr>
-        <w:shd w:val="clear" w:color="auto" w:fill="B6DDE8" w:themeFill="accent5" w:themeFillTint="66"/>
-      </w:tcPr>
+      <w:tcPr/>
     </w:tblStylePr>
     <w:tblStylePr w:type="lastRow">
       <w:rPr>
         <w:b/>
         <w:bCs/>
-        <w:color w:val="000000" w:themeColor="text1"/>
-      </w:rPr>
-      <w:tblPr/>
-      <w:tcPr>
-        <w:shd w:val="clear" w:color="auto" w:fill="B6DDE8" w:themeFill="accent5" w:themeFillTint="66"/>
-      </w:tcPr>
+        <w:color w:val="000000"/>
+      </w:rPr>
+      <w:tblPr/>
+      <w:tcPr/>
     </w:tblStylePr>
     <w:tblStylePr w:type="firstCol">
       <w:rPr>
-        <w:color w:val="FFFFFF" w:themeColor="background1"/>
-      </w:rPr>
-      <w:tblPr/>
-      <w:tcPr>
-        <w:shd w:val="clear" w:color="auto" w:fill="31849B" w:themeFill="accent5" w:themeFillShade="BF"/>
-      </w:tcPr>
+        <w:color w:val="000000"/>
+      </w:rPr>
+      <w:tblPr/>
+      <w:tcPr/>
     </w:tblStylePr>
     <w:tblStylePr w:type="lastCol">
       <w:rPr>
-        <w:color w:val="FFFFFF" w:themeColor="background1"/>
-      </w:rPr>
-      <w:tblPr/>
-      <w:tcPr>
-        <w:shd w:val="clear" w:color="auto" w:fill="31849B" w:themeFill="accent5" w:themeFillShade="BF"/>
-      </w:tcPr>
+        <w:color w:val="000000"/>
+      </w:rPr>
+      <w:tblPr/>
+      <w:tcPr/>
     </w:tblStylePr>
     <w:tblStylePr w:type="band1Vert">
       <w:tblPr/>
-      <w:tcPr>
-        <w:shd w:val="clear" w:color="auto" w:fill="A5D5E2" w:themeFill="accent5" w:themeFillTint="7F"/>
-      </w:tcPr>
+      <w:tcPr/>
     </w:tblStylePr>
     <w:tblStylePr w:type="band1Horz">
       <w:tblPr/>
-      <w:tcPr>
-        <w:shd w:val="clear" w:color="auto" w:fill="A5D5E2" w:themeFill="accent5" w:themeFillTint="7F"/>
-      </w:tcPr>
+      <w:tcPr/>
     </w:tblStylePr>
   </w:style>
   <w:style w:type="table" w:styleId="ColorfulGrid-Accent6">
@@ -12768,7 +12868,7 @@
       <w:spacing w:after="0" w:line="240" w:lineRule="auto"/>
     </w:pPr>
     <w:rPr>
-      <w:color w:val="000000" w:themeColor="text1"/>
+      <w:color w:val="000000"/>
     </w:rPr>
     <w:tblPr>
       <w:tblStyleRowBandSize w:val="1"/>
@@ -12784,59 +12884,45 @@
         <w:right w:w="108" w:type="dxa"/>
       </w:tblCellMar>
     </w:tblPr>
-    <w:tcPr>
-      <w:shd w:val="clear" w:color="auto" w:fill="FDE9D9" w:themeFill="accent6" w:themeFillTint="33"/>
-    </w:tcPr>
+    <w:tcPr/>
     <w:tblStylePr w:type="firstRow">
       <w:rPr>
         <w:b/>
         <w:bCs/>
       </w:rPr>
       <w:tblPr/>
-      <w:tcPr>
-        <w:shd w:val="clear" w:color="auto" w:fill="FBD4B4" w:themeFill="accent6" w:themeFillTint="66"/>
-      </w:tcPr>
+      <w:tcPr/>
     </w:tblStylePr>
     <w:tblStylePr w:type="lastRow">
       <w:rPr>
         <w:b/>
         <w:bCs/>
-        <w:color w:val="000000" w:themeColor="text1"/>
-      </w:rPr>
-      <w:tblPr/>
-      <w:tcPr>
-        <w:shd w:val="clear" w:color="auto" w:fill="FBD4B4" w:themeFill="accent6" w:themeFillTint="66"/>
-      </w:tcPr>
+        <w:color w:val="000000"/>
+      </w:rPr>
+      <w:tblPr/>
+      <w:tcPr/>
     </w:tblStylePr>
     <w:tblStylePr w:type="firstCol">
       <w:rPr>
-        <w:color w:val="FFFFFF" w:themeColor="background1"/>
-      </w:rPr>
-      <w:tblPr/>
-      <w:tcPr>
-        <w:shd w:val="clear" w:color="auto" w:fill="E36C0A" w:themeFill="accent6" w:themeFillShade="BF"/>
-      </w:tcPr>
+        <w:color w:val="000000"/>
+      </w:rPr>
+      <w:tblPr/>
+      <w:tcPr/>
     </w:tblStylePr>
     <w:tblStylePr w:type="lastCol">
       <w:rPr>
-        <w:color w:val="FFFFFF" w:themeColor="background1"/>
-      </w:rPr>
-      <w:tblPr/>
-      <w:tcPr>
-        <w:shd w:val="clear" w:color="auto" w:fill="E36C0A" w:themeFill="accent6" w:themeFillShade="BF"/>
-      </w:tcPr>
+        <w:color w:val="000000"/>
+      </w:rPr>
+      <w:tblPr/>
+      <w:tcPr/>
     </w:tblStylePr>
     <w:tblStylePr w:type="band1Vert">
       <w:tblPr/>
-      <w:tcPr>
-        <w:shd w:val="clear" w:color="auto" w:fill="FBCAA2" w:themeFill="accent6" w:themeFillTint="7F"/>
-      </w:tcPr>
+      <w:tcPr/>
     </w:tblStylePr>
     <w:tblStylePr w:type="band1Horz">
       <w:tblPr/>
-      <w:tcPr>
-        <w:shd w:val="clear" w:color="auto" w:fill="FBCAA2" w:themeFill="accent6" w:themeFillTint="7F"/>
-      </w:tcPr>
+      <w:tcPr/>
     </w:tblStylePr>
   </w:style>
 </w:styles>
